--- a/public/labs/os/pz-24/ЛР6_ОС_Принципи_функціонування_ОС_Linux.docx
+++ b/public/labs/os/pz-24/ЛР6_ОС_Принципи_функціонування_ОС_Linux.docx
@@ -121,47 +121,45 @@
     <w:p>
       <w:pPr>
         <w:pStyle w:val="SourceCode"/>
-      </w:pPr>
-      <w:r>
-        <w:rPr>
-          <w:rStyle w:val="VerbatimChar"/>
-        </w:rPr>
+        <w:spacing w:before="120" w:after="0" w:line="200" w:lineRule="auto"/>
+      </w:pPr>
+      <w:r>
         <w:t xml:space="preserve">uname -r                 # версія ядра</w:t>
       </w:r>
-      <w:r>
-        <w:br/>
-      </w:r>
-      <w:r>
-        <w:rPr>
-          <w:rStyle w:val="VerbatimChar"/>
-        </w:rPr>
+    </w:p>
+    <w:p>
+      <w:pPr>
+        <w:pStyle w:val="SourceCode"/>
+        <w:spacing w:before="0" w:after="0" w:line="200" w:lineRule="auto"/>
+      </w:pPr>
+      <w:r>
         <w:t xml:space="preserve">uname -a                 # ядро, архітектура, дата збірки</w:t>
       </w:r>
-      <w:r>
-        <w:br/>
-      </w:r>
-      <w:r>
-        <w:rPr>
-          <w:rStyle w:val="VerbatimChar"/>
-        </w:rPr>
+    </w:p>
+    <w:p>
+      <w:pPr>
+        <w:pStyle w:val="SourceCode"/>
+        <w:spacing w:before="0" w:after="0" w:line="200" w:lineRule="auto"/>
+      </w:pPr>
+      <w:r>
         <w:t xml:space="preserve">cat /etc/os-release      # дистрибутив: назва, версія, кодове ім'я</w:t>
       </w:r>
-      <w:r>
-        <w:br/>
-      </w:r>
-      <w:r>
-        <w:rPr>
-          <w:rStyle w:val="VerbatimChar"/>
-        </w:rPr>
+    </w:p>
+    <w:p>
+      <w:pPr>
+        <w:pStyle w:val="SourceCode"/>
+        <w:spacing w:before="0" w:after="0" w:line="200" w:lineRule="auto"/>
+      </w:pPr>
+      <w:r>
         <w:t xml:space="preserve">lsb_release -a           # те саме у стислому вигляді</w:t>
       </w:r>
-      <w:r>
-        <w:br/>
-      </w:r>
-      <w:r>
-        <w:rPr>
-          <w:rStyle w:val="VerbatimChar"/>
-        </w:rPr>
+    </w:p>
+    <w:p>
+      <w:pPr>
+        <w:pStyle w:val="SourceCode"/>
+        <w:spacing w:before="0" w:after="120" w:line="200" w:lineRule="auto"/>
+      </w:pPr>
+      <w:r>
         <w:t xml:space="preserve">hostnamectl              # ім'я вузла, ядро, тип віртуалізації</w:t>
       </w:r>
     </w:p>
@@ -634,29 +632,27 @@
     <w:p>
       <w:pPr>
         <w:pStyle w:val="SourceCode"/>
-      </w:pPr>
-      <w:r>
-        <w:rPr>
-          <w:rStyle w:val="VerbatimChar"/>
-        </w:rPr>
+        <w:spacing w:before="120" w:after="0" w:line="200" w:lineRule="auto"/>
+      </w:pPr>
+      <w:r>
         <w:t xml:space="preserve">ls -l -h /var/log        # ім'я команди, два ключі, аргумент</w:t>
       </w:r>
-      <w:r>
-        <w:br/>
-      </w:r>
-      <w:r>
-        <w:rPr>
-          <w:rStyle w:val="VerbatimChar"/>
-        </w:rPr>
+    </w:p>
+    <w:p>
+      <w:pPr>
+        <w:pStyle w:val="SourceCode"/>
+        <w:spacing w:before="0" w:after="0" w:line="200" w:lineRule="auto"/>
+      </w:pPr>
+      <w:r>
         <w:t xml:space="preserve">ls -lh /var/log          # короткі ключі можна об'єднувати</w:t>
       </w:r>
-      <w:r>
-        <w:br/>
-      </w:r>
-      <w:r>
-        <w:rPr>
-          <w:rStyle w:val="VerbatimChar"/>
-        </w:rPr>
+    </w:p>
+    <w:p>
+      <w:pPr>
+        <w:pStyle w:val="SourceCode"/>
+        <w:spacing w:before="0" w:after="120" w:line="200" w:lineRule="auto"/>
+      </w:pPr>
+      <w:r>
         <w:t xml:space="preserve">ls --human-readable      # довга форма ключа</w:t>
       </w:r>
     </w:p>
@@ -1033,47 +1029,45 @@
     <w:p>
       <w:pPr>
         <w:pStyle w:val="SourceCode"/>
-      </w:pPr>
-      <w:r>
-        <w:rPr>
-          <w:rStyle w:val="VerbatimChar"/>
-        </w:rPr>
+        <w:spacing w:before="120" w:after="0" w:line="200" w:lineRule="auto"/>
+      </w:pPr>
+      <w:r>
         <w:t xml:space="preserve">whoami                   # поточний користувач</w:t>
       </w:r>
-      <w:r>
-        <w:br/>
-      </w:r>
-      <w:r>
-        <w:rPr>
-          <w:rStyle w:val="VerbatimChar"/>
-        </w:rPr>
+    </w:p>
+    <w:p>
+      <w:pPr>
+        <w:pStyle w:val="SourceCode"/>
+        <w:spacing w:before="0" w:after="0" w:line="200" w:lineRule="auto"/>
+      </w:pPr>
+      <w:r>
         <w:t xml:space="preserve">id                       # UID, GID і список груп</w:t>
       </w:r>
-      <w:r>
-        <w:br/>
-      </w:r>
-      <w:r>
-        <w:rPr>
-          <w:rStyle w:val="VerbatimChar"/>
-        </w:rPr>
+    </w:p>
+    <w:p>
+      <w:pPr>
+        <w:pStyle w:val="SourceCode"/>
+        <w:spacing w:before="0" w:after="0" w:line="200" w:lineRule="auto"/>
+      </w:pPr>
+      <w:r>
         <w:t xml:space="preserve">groups                   # лише групи</w:t>
       </w:r>
-      <w:r>
-        <w:br/>
-      </w:r>
-      <w:r>
-        <w:rPr>
-          <w:rStyle w:val="VerbatimChar"/>
-        </w:rPr>
+    </w:p>
+    <w:p>
+      <w:pPr>
+        <w:pStyle w:val="SourceCode"/>
+        <w:spacing w:before="0" w:after="0" w:line="200" w:lineRule="auto"/>
+      </w:pPr>
+      <w:r>
         <w:t xml:space="preserve">sudo -l                  # які команди дозволені через sudo</w:t>
       </w:r>
-      <w:r>
-        <w:br/>
-      </w:r>
-      <w:r>
-        <w:rPr>
-          <w:rStyle w:val="VerbatimChar"/>
-        </w:rPr>
+    </w:p>
+    <w:p>
+      <w:pPr>
+        <w:pStyle w:val="SourceCode"/>
+        <w:spacing w:before="0" w:after="120" w:line="200" w:lineRule="auto"/>
+      </w:pPr>
+      <w:r>
         <w:t xml:space="preserve">sudo systemctl status ssh</w:t>
       </w:r>
     </w:p>
@@ -1125,65 +1119,63 @@
     <w:p>
       <w:pPr>
         <w:pStyle w:val="SourceCode"/>
-      </w:pPr>
-      <w:r>
-        <w:rPr>
-          <w:rStyle w:val="VerbatimChar"/>
-        </w:rPr>
+        <w:spacing w:before="120" w:after="0" w:line="200" w:lineRule="auto"/>
+      </w:pPr>
+      <w:r>
         <w:t xml:space="preserve">ps aux | head            # перелік процесів</w:t>
       </w:r>
-      <w:r>
-        <w:br/>
-      </w:r>
-      <w:r>
-        <w:rPr>
-          <w:rStyle w:val="VerbatimChar"/>
-        </w:rPr>
+    </w:p>
+    <w:p>
+      <w:pPr>
+        <w:pStyle w:val="SourceCode"/>
+        <w:spacing w:before="0" w:after="0" w:line="200" w:lineRule="auto"/>
+      </w:pPr>
+      <w:r>
         <w:t xml:space="preserve">ps -ef --forest | head -20</w:t>
       </w:r>
-      <w:r>
-        <w:br/>
-      </w:r>
-      <w:r>
-        <w:rPr>
-          <w:rStyle w:val="VerbatimChar"/>
-        </w:rPr>
+    </w:p>
+    <w:p>
+      <w:pPr>
+        <w:pStyle w:val="SourceCode"/>
+        <w:spacing w:before="0" w:after="0" w:line="200" w:lineRule="auto"/>
+      </w:pPr>
+      <w:r>
         <w:t xml:space="preserve">systemctl status         # загальний стан системи</w:t>
       </w:r>
-      <w:r>
-        <w:br/>
-      </w:r>
-      <w:r>
-        <w:rPr>
-          <w:rStyle w:val="VerbatimChar"/>
-        </w:rPr>
+    </w:p>
+    <w:p>
+      <w:pPr>
+        <w:pStyle w:val="SourceCode"/>
+        <w:spacing w:before="0" w:after="0" w:line="200" w:lineRule="auto"/>
+      </w:pPr>
+      <w:r>
         <w:t xml:space="preserve">systemctl list-units --type=service --state=running | head</w:t>
       </w:r>
-      <w:r>
-        <w:br/>
-      </w:r>
-      <w:r>
-        <w:rPr>
-          <w:rStyle w:val="VerbatimChar"/>
-        </w:rPr>
+    </w:p>
+    <w:p>
+      <w:pPr>
+        <w:pStyle w:val="SourceCode"/>
+        <w:spacing w:before="0" w:after="0" w:line="200" w:lineRule="auto"/>
+      </w:pPr>
+      <w:r>
         <w:t xml:space="preserve">journalctl -b -p err     # помилки з моменту завантаження</w:t>
       </w:r>
-      <w:r>
-        <w:br/>
-      </w:r>
-      <w:r>
-        <w:rPr>
-          <w:rStyle w:val="VerbatimChar"/>
-        </w:rPr>
+    </w:p>
+    <w:p>
+      <w:pPr>
+        <w:pStyle w:val="SourceCode"/>
+        <w:spacing w:before="0" w:after="0" w:line="200" w:lineRule="auto"/>
+      </w:pPr>
+      <w:r>
         <w:t xml:space="preserve">free -h                  # використання пам'яті</w:t>
       </w:r>
-      <w:r>
-        <w:br/>
-      </w:r>
-      <w:r>
-        <w:rPr>
-          <w:rStyle w:val="VerbatimChar"/>
-        </w:rPr>
+    </w:p>
+    <w:p>
+      <w:pPr>
+        <w:pStyle w:val="SourceCode"/>
+        <w:spacing w:before="0" w:after="120" w:line="200" w:lineRule="auto"/>
+      </w:pPr>
+      <w:r>
         <w:t xml:space="preserve">uptime                   # час роботи й середнє навантаження</w:t>
       </w:r>
     </w:p>
@@ -1218,116 +1210,120 @@
     <w:p>
       <w:pPr>
         <w:pStyle w:val="SourceCode"/>
-      </w:pPr>
-      <w:r>
-        <w:rPr>
-          <w:rStyle w:val="VerbatimChar"/>
-        </w:rPr>
+        <w:spacing w:before="120" w:after="0" w:line="200" w:lineRule="auto"/>
+      </w:pPr>
+      <w:r>
         <w:t xml:space="preserve">student@lab-vm:~$ uname -r</w:t>
       </w:r>
-      <w:r>
-        <w:br/>
-      </w:r>
-      <w:r>
-        <w:rPr>
-          <w:rStyle w:val="VerbatimChar"/>
-        </w:rPr>
+    </w:p>
+    <w:p>
+      <w:pPr>
+        <w:pStyle w:val="SourceCode"/>
+        <w:spacing w:before="0" w:after="0" w:line="200" w:lineRule="auto"/>
+      </w:pPr>
+      <w:r>
         <w:t xml:space="preserve">6.8.0-45-generic</w:t>
       </w:r>
-      <w:r>
-        <w:br/>
-      </w:r>
-      <w:r>
-        <w:br/>
-      </w:r>
-      <w:r>
-        <w:rPr>
-          <w:rStyle w:val="VerbatimChar"/>
-        </w:rPr>
+    </w:p>
+    <w:p>
+      <w:pPr>
+        <w:pStyle w:val="SourceCode"/>
+        <w:spacing w:before="0" w:after="0" w:line="200" w:lineRule="auto"/>
+      </w:pPr>
+    </w:p>
+    <w:p>
+      <w:pPr>
+        <w:pStyle w:val="SourceCode"/>
+        <w:spacing w:before="0" w:after="0" w:line="200" w:lineRule="auto"/>
+      </w:pPr>
+      <w:r>
         <w:t xml:space="preserve">student@lab-vm:~$ cat /etc/os-release | head -3</w:t>
       </w:r>
-      <w:r>
-        <w:br/>
-      </w:r>
-      <w:r>
-        <w:rPr>
-          <w:rStyle w:val="VerbatimChar"/>
-        </w:rPr>
+    </w:p>
+    <w:p>
+      <w:pPr>
+        <w:pStyle w:val="SourceCode"/>
+        <w:spacing w:before="0" w:after="0" w:line="200" w:lineRule="auto"/>
+      </w:pPr>
+      <w:r>
         <w:t xml:space="preserve">PRETTY_NAME="Ubuntu 22.04.4 LTS"</w:t>
       </w:r>
-      <w:r>
-        <w:br/>
-      </w:r>
-      <w:r>
-        <w:rPr>
-          <w:rStyle w:val="VerbatimChar"/>
-        </w:rPr>
+    </w:p>
+    <w:p>
+      <w:pPr>
+        <w:pStyle w:val="SourceCode"/>
+        <w:spacing w:before="0" w:after="0" w:line="200" w:lineRule="auto"/>
+      </w:pPr>
+      <w:r>
         <w:t xml:space="preserve">NAME="Ubuntu"</w:t>
       </w:r>
-      <w:r>
-        <w:br/>
-      </w:r>
-      <w:r>
-        <w:rPr>
-          <w:rStyle w:val="VerbatimChar"/>
-        </w:rPr>
+    </w:p>
+    <w:p>
+      <w:pPr>
+        <w:pStyle w:val="SourceCode"/>
+        <w:spacing w:before="0" w:after="0" w:line="200" w:lineRule="auto"/>
+      </w:pPr>
+      <w:r>
         <w:t xml:space="preserve">VERSION_ID="22.04"</w:t>
       </w:r>
-      <w:r>
-        <w:br/>
-      </w:r>
-      <w:r>
-        <w:br/>
-      </w:r>
-      <w:r>
-        <w:rPr>
-          <w:rStyle w:val="VerbatimChar"/>
-        </w:rPr>
+    </w:p>
+    <w:p>
+      <w:pPr>
+        <w:pStyle w:val="SourceCode"/>
+        <w:spacing w:before="0" w:after="0" w:line="200" w:lineRule="auto"/>
+      </w:pPr>
+    </w:p>
+    <w:p>
+      <w:pPr>
+        <w:pStyle w:val="SourceCode"/>
+        <w:spacing w:before="0" w:after="0" w:line="200" w:lineRule="auto"/>
+      </w:pPr>
+      <w:r>
         <w:t xml:space="preserve">student@lab-vm:~$ hostnamectl</w:t>
       </w:r>
-      <w:r>
-        <w:br/>
-      </w:r>
-      <w:r>
-        <w:rPr>
-          <w:rStyle w:val="VerbatimChar"/>
-        </w:rPr>
+    </w:p>
+    <w:p>
+      <w:pPr>
+        <w:pStyle w:val="SourceCode"/>
+        <w:spacing w:before="0" w:after="0" w:line="200" w:lineRule="auto"/>
+      </w:pPr>
+      <w:r>
         <w:t xml:space="preserve"> Static hostname: lab-vm</w:t>
       </w:r>
-      <w:r>
-        <w:br/>
-      </w:r>
-      <w:r>
-        <w:rPr>
-          <w:rStyle w:val="VerbatimChar"/>
-        </w:rPr>
+    </w:p>
+    <w:p>
+      <w:pPr>
+        <w:pStyle w:val="SourceCode"/>
+        <w:spacing w:before="0" w:after="0" w:line="200" w:lineRule="auto"/>
+      </w:pPr>
+      <w:r>
         <w:t xml:space="preserve">       Icon name: computer-vm</w:t>
       </w:r>
-      <w:r>
-        <w:br/>
-      </w:r>
-      <w:r>
-        <w:rPr>
-          <w:rStyle w:val="VerbatimChar"/>
-        </w:rPr>
+    </w:p>
+    <w:p>
+      <w:pPr>
+        <w:pStyle w:val="SourceCode"/>
+        <w:spacing w:before="0" w:after="0" w:line="200" w:lineRule="auto"/>
+      </w:pPr>
+      <w:r>
         <w:t xml:space="preserve">      Operating System: Ubuntu 22.04.4 LTS</w:t>
       </w:r>
-      <w:r>
-        <w:br/>
-      </w:r>
-      <w:r>
-        <w:rPr>
-          <w:rStyle w:val="VerbatimChar"/>
-        </w:rPr>
+    </w:p>
+    <w:p>
+      <w:pPr>
+        <w:pStyle w:val="SourceCode"/>
+        <w:spacing w:before="0" w:after="0" w:line="200" w:lineRule="auto"/>
+      </w:pPr>
+      <w:r>
         <w:t xml:space="preserve">          Kernel: Linux 6.8.0-45-generic</w:t>
       </w:r>
-      <w:r>
-        <w:br/>
-      </w:r>
-      <w:r>
-        <w:rPr>
-          <w:rStyle w:val="VerbatimChar"/>
-        </w:rPr>
+    </w:p>
+    <w:p>
+      <w:pPr>
+        <w:pStyle w:val="SourceCode"/>
+        <w:spacing w:before="0" w:after="120" w:line="200" w:lineRule="auto"/>
+      </w:pPr>
+      <w:r>
         <w:t xml:space="preserve">    Architecture: x86-64</w:t>
       </w:r>
     </w:p>
@@ -1382,83 +1378,99 @@
     <w:p>
       <w:pPr>
         <w:pStyle w:val="SourceCode"/>
-      </w:pPr>
-      <w:r>
-        <w:rPr>
-          <w:rStyle w:val="VerbatimChar"/>
-        </w:rPr>
+        <w:spacing w:before="120" w:after="0" w:line="200" w:lineRule="auto"/>
+      </w:pPr>
+      <w:r>
         <w:t xml:space="preserve">student@lab-vm:~$ pwd</w:t>
       </w:r>
-      <w:r>
-        <w:br/>
-      </w:r>
-      <w:r>
-        <w:rPr>
-          <w:rStyle w:val="VerbatimChar"/>
-        </w:rPr>
+    </w:p>
+    <w:p>
+      <w:pPr>
+        <w:pStyle w:val="SourceCode"/>
+        <w:spacing w:before="0" w:after="0" w:line="200" w:lineRule="auto"/>
+      </w:pPr>
+      <w:r>
         <w:t xml:space="preserve">/home/student</w:t>
       </w:r>
-      <w:r>
-        <w:br/>
-      </w:r>
-      <w:r>
-        <w:br/>
-      </w:r>
-      <w:r>
-        <w:rPr>
-          <w:rStyle w:val="VerbatimChar"/>
-        </w:rPr>
+    </w:p>
+    <w:p>
+      <w:pPr>
+        <w:pStyle w:val="SourceCode"/>
+        <w:spacing w:before="0" w:after="0" w:line="200" w:lineRule="auto"/>
+      </w:pPr>
+    </w:p>
+    <w:p>
+      <w:pPr>
+        <w:pStyle w:val="SourceCode"/>
+        <w:spacing w:before="0" w:after="0" w:line="200" w:lineRule="auto"/>
+      </w:pPr>
+      <w:r>
         <w:t xml:space="preserve">student@lab-vm:~$ ls /</w:t>
       </w:r>
-      <w:r>
-        <w:br/>
-      </w:r>
-      <w:r>
-        <w:rPr>
-          <w:rStyle w:val="VerbatimChar"/>
-        </w:rPr>
-        <w:t xml:space="preserve">bin  boot  dev  etc  home  lib  media  mnt  opt  proc  root  run  sbin  srv  sys  tmp  usr  var</w:t>
-      </w:r>
-      <w:r>
-        <w:br/>
-      </w:r>
-      <w:r>
-        <w:br/>
-      </w:r>
-      <w:r>
-        <w:rPr>
-          <w:rStyle w:val="VerbatimChar"/>
-        </w:rPr>
+    </w:p>
+    <w:p>
+      <w:pPr>
+        <w:pStyle w:val="SourceCode"/>
+        <w:spacing w:before="0" w:after="0" w:line="200" w:lineRule="auto"/>
+      </w:pPr>
+      <w:r>
+        <w:t xml:space="preserve">bin  boot  dev  etc  home  lib  media  mnt  opt</w:t>
+      </w:r>
+    </w:p>
+    <w:p>
+      <w:pPr>
+        <w:pStyle w:val="SourceCode"/>
+        <w:spacing w:before="0" w:after="0" w:line="200" w:lineRule="auto"/>
+      </w:pPr>
+      <w:r>
+        <w:t xml:space="preserve">proc  root  run  sbin  srv  sys  tmp  usr  var</w:t>
+      </w:r>
+    </w:p>
+    <w:p>
+      <w:pPr>
+        <w:pStyle w:val="SourceCode"/>
+        <w:spacing w:before="0" w:after="0" w:line="200" w:lineRule="auto"/>
+      </w:pPr>
+    </w:p>
+    <w:p>
+      <w:pPr>
+        <w:pStyle w:val="SourceCode"/>
+        <w:spacing w:before="0" w:after="0" w:line="200" w:lineRule="auto"/>
+      </w:pPr>
+      <w:r>
         <w:t xml:space="preserve">student@lab-vm:~$ ls -lh /etc/os-release</w:t>
       </w:r>
-      <w:r>
-        <w:br/>
-      </w:r>
-      <w:r>
-        <w:rPr>
-          <w:rStyle w:val="VerbatimChar"/>
-        </w:rPr>
+    </w:p>
+    <w:p>
+      <w:pPr>
+        <w:pStyle w:val="SourceCode"/>
+        <w:spacing w:before="0" w:after="0" w:line="200" w:lineRule="auto"/>
+      </w:pPr>
+      <w:r>
         <w:t xml:space="preserve">-rw-r--r-- 1 root root 386 Feb 28  2026 /etc/os-release</w:t>
       </w:r>
-      <w:r>
-        <w:br/>
-      </w:r>
-      <w:r>
-        <w:br/>
-      </w:r>
-      <w:r>
-        <w:rPr>
-          <w:rStyle w:val="VerbatimChar"/>
-        </w:rPr>
+    </w:p>
+    <w:p>
+      <w:pPr>
+        <w:pStyle w:val="SourceCode"/>
+        <w:spacing w:before="0" w:after="0" w:line="200" w:lineRule="auto"/>
+      </w:pPr>
+    </w:p>
+    <w:p>
+      <w:pPr>
+        <w:pStyle w:val="SourceCode"/>
+        <w:spacing w:before="0" w:after="0" w:line="200" w:lineRule="auto"/>
+      </w:pPr>
+      <w:r>
         <w:t xml:space="preserve">student@lab-vm:~$ du -sh /var/log</w:t>
       </w:r>
-      <w:r>
-        <w:br/>
-      </w:r>
-      <w:r>
-        <w:rPr>
-          <w:rStyle w:val="VerbatimChar"/>
-        </w:rPr>
+    </w:p>
+    <w:p>
+      <w:pPr>
+        <w:pStyle w:val="SourceCode"/>
+        <w:spacing w:before="0" w:after="120" w:line="200" w:lineRule="auto"/>
+      </w:pPr>
+      <w:r>
         <w:t xml:space="preserve">248M    /var/log</w:t>
       </w:r>
     </w:p>
@@ -1510,101 +1522,108 @@
     <w:p>
       <w:pPr>
         <w:pStyle w:val="SourceCode"/>
-      </w:pPr>
-      <w:r>
-        <w:rPr>
-          <w:rStyle w:val="VerbatimChar"/>
-        </w:rPr>
+        <w:spacing w:before="120" w:after="0" w:line="200" w:lineRule="auto"/>
+      </w:pPr>
+      <w:r>
         <w:t xml:space="preserve">student@lab-vm:~$ type cd ls</w:t>
       </w:r>
-      <w:r>
-        <w:br/>
-      </w:r>
-      <w:r>
-        <w:rPr>
-          <w:rStyle w:val="VerbatimChar"/>
-        </w:rPr>
+    </w:p>
+    <w:p>
+      <w:pPr>
+        <w:pStyle w:val="SourceCode"/>
+        <w:spacing w:before="0" w:after="0" w:line="200" w:lineRule="auto"/>
+      </w:pPr>
+      <w:r>
         <w:t xml:space="preserve">cd is a shell builtin</w:t>
       </w:r>
-      <w:r>
-        <w:br/>
-      </w:r>
-      <w:r>
-        <w:rPr>
-          <w:rStyle w:val="VerbatimChar"/>
-        </w:rPr>
+    </w:p>
+    <w:p>
+      <w:pPr>
+        <w:pStyle w:val="SourceCode"/>
+        <w:spacing w:before="0" w:after="0" w:line="200" w:lineRule="auto"/>
+      </w:pPr>
+      <w:r>
         <w:t xml:space="preserve">ls is aliased to `ls --color=auto'</w:t>
       </w:r>
-      <w:r>
-        <w:br/>
-      </w:r>
-      <w:r>
-        <w:br/>
-      </w:r>
-      <w:r>
-        <w:rPr>
-          <w:rStyle w:val="VerbatimChar"/>
-        </w:rPr>
+    </w:p>
+    <w:p>
+      <w:pPr>
+        <w:pStyle w:val="SourceCode"/>
+        <w:spacing w:before="0" w:after="0" w:line="200" w:lineRule="auto"/>
+      </w:pPr>
+    </w:p>
+    <w:p>
+      <w:pPr>
+        <w:pStyle w:val="SourceCode"/>
+        <w:spacing w:before="0" w:after="0" w:line="200" w:lineRule="auto"/>
+      </w:pPr>
+      <w:r>
         <w:t xml:space="preserve">student@lab-vm:~$ which ls</w:t>
       </w:r>
-      <w:r>
-        <w:br/>
-      </w:r>
-      <w:r>
-        <w:rPr>
-          <w:rStyle w:val="VerbatimChar"/>
-        </w:rPr>
+    </w:p>
+    <w:p>
+      <w:pPr>
+        <w:pStyle w:val="SourceCode"/>
+        <w:spacing w:before="0" w:after="0" w:line="200" w:lineRule="auto"/>
+      </w:pPr>
+      <w:r>
         <w:t xml:space="preserve">/usr/bin/ls</w:t>
       </w:r>
-      <w:r>
-        <w:br/>
-      </w:r>
-      <w:r>
-        <w:br/>
-      </w:r>
-      <w:r>
-        <w:rPr>
-          <w:rStyle w:val="VerbatimChar"/>
-        </w:rPr>
+    </w:p>
+    <w:p>
+      <w:pPr>
+        <w:pStyle w:val="SourceCode"/>
+        <w:spacing w:before="0" w:after="0" w:line="200" w:lineRule="auto"/>
+      </w:pPr>
+    </w:p>
+    <w:p>
+      <w:pPr>
+        <w:pStyle w:val="SourceCode"/>
+        <w:spacing w:before="0" w:after="0" w:line="200" w:lineRule="auto"/>
+      </w:pPr>
+      <w:r>
         <w:t xml:space="preserve">student@lab-vm:~$ ls --help | head -5</w:t>
       </w:r>
-      <w:r>
-        <w:br/>
-      </w:r>
-      <w:r>
-        <w:rPr>
-          <w:rStyle w:val="VerbatimChar"/>
-        </w:rPr>
+    </w:p>
+    <w:p>
+      <w:pPr>
+        <w:pStyle w:val="SourceCode"/>
+        <w:spacing w:before="0" w:after="0" w:line="200" w:lineRule="auto"/>
+      </w:pPr>
+      <w:r>
         <w:t xml:space="preserve">Usage: ls [OPTION]... [FILE]...</w:t>
       </w:r>
-      <w:r>
-        <w:br/>
-      </w:r>
-      <w:r>
-        <w:rPr>
-          <w:rStyle w:val="VerbatimChar"/>
-        </w:rPr>
+    </w:p>
+    <w:p>
+      <w:pPr>
+        <w:pStyle w:val="SourceCode"/>
+        <w:spacing w:before="0" w:after="0" w:line="200" w:lineRule="auto"/>
+      </w:pPr>
+      <w:r>
         <w:t xml:space="preserve">List information about the FILEs (the default is current directory).</w:t>
       </w:r>
-      <w:r>
-        <w:br/>
-      </w:r>
-      <w:r>
-        <w:br/>
-      </w:r>
-      <w:r>
-        <w:rPr>
-          <w:rStyle w:val="VerbatimChar"/>
-        </w:rPr>
+    </w:p>
+    <w:p>
+      <w:pPr>
+        <w:pStyle w:val="SourceCode"/>
+        <w:spacing w:before="0" w:after="0" w:line="200" w:lineRule="auto"/>
+      </w:pPr>
+    </w:p>
+    <w:p>
+      <w:pPr>
+        <w:pStyle w:val="SourceCode"/>
+        <w:spacing w:before="0" w:after="0" w:line="200" w:lineRule="auto"/>
+      </w:pPr>
+      <w:r>
         <w:t xml:space="preserve">student@lab-vm:~$ whatis cp</w:t>
       </w:r>
-      <w:r>
-        <w:br/>
-      </w:r>
-      <w:r>
-        <w:rPr>
-          <w:rStyle w:val="VerbatimChar"/>
-        </w:rPr>
+    </w:p>
+    <w:p>
+      <w:pPr>
+        <w:pStyle w:val="SourceCode"/>
+        <w:spacing w:before="0" w:after="120" w:line="200" w:lineRule="auto"/>
+      </w:pPr>
+      <w:r>
         <w:t xml:space="preserve">cp (1)               - copy files and directories</w:t>
       </w:r>
     </w:p>
@@ -1659,92 +1678,99 @@
     <w:p>
       <w:pPr>
         <w:pStyle w:val="SourceCode"/>
-      </w:pPr>
-      <w:r>
-        <w:rPr>
-          <w:rStyle w:val="VerbatimChar"/>
-        </w:rPr>
+        <w:spacing w:before="120" w:after="0" w:line="200" w:lineRule="auto"/>
+      </w:pPr>
+      <w:r>
         <w:t xml:space="preserve">student@lab-vm:~$ whoami</w:t>
       </w:r>
-      <w:r>
-        <w:br/>
-      </w:r>
-      <w:r>
-        <w:rPr>
-          <w:rStyle w:val="VerbatimChar"/>
-        </w:rPr>
+    </w:p>
+    <w:p>
+      <w:pPr>
+        <w:pStyle w:val="SourceCode"/>
+        <w:spacing w:before="0" w:after="0" w:line="200" w:lineRule="auto"/>
+      </w:pPr>
+      <w:r>
         <w:t xml:space="preserve">student</w:t>
       </w:r>
-      <w:r>
-        <w:br/>
-      </w:r>
-      <w:r>
-        <w:br/>
-      </w:r>
-      <w:r>
-        <w:rPr>
-          <w:rStyle w:val="VerbatimChar"/>
-        </w:rPr>
+    </w:p>
+    <w:p>
+      <w:pPr>
+        <w:pStyle w:val="SourceCode"/>
+        <w:spacing w:before="0" w:after="0" w:line="200" w:lineRule="auto"/>
+      </w:pPr>
+    </w:p>
+    <w:p>
+      <w:pPr>
+        <w:pStyle w:val="SourceCode"/>
+        <w:spacing w:before="0" w:after="0" w:line="200" w:lineRule="auto"/>
+      </w:pPr>
+      <w:r>
         <w:t xml:space="preserve">student@lab-vm:~$ id</w:t>
       </w:r>
-      <w:r>
-        <w:br/>
-      </w:r>
-      <w:r>
-        <w:rPr>
-          <w:rStyle w:val="VerbatimChar"/>
-        </w:rPr>
+    </w:p>
+    <w:p>
+      <w:pPr>
+        <w:pStyle w:val="SourceCode"/>
+        <w:spacing w:before="0" w:after="0" w:line="200" w:lineRule="auto"/>
+      </w:pPr>
+      <w:r>
         <w:t xml:space="preserve">uid=1000(student) gid=1000(student) groups=1000(student),27(sudo),44(video)</w:t>
       </w:r>
-      <w:r>
-        <w:br/>
-      </w:r>
-      <w:r>
-        <w:br/>
-      </w:r>
-      <w:r>
-        <w:rPr>
-          <w:rStyle w:val="VerbatimChar"/>
-        </w:rPr>
+    </w:p>
+    <w:p>
+      <w:pPr>
+        <w:pStyle w:val="SourceCode"/>
+        <w:spacing w:before="0" w:after="0" w:line="200" w:lineRule="auto"/>
+      </w:pPr>
+    </w:p>
+    <w:p>
+      <w:pPr>
+        <w:pStyle w:val="SourceCode"/>
+        <w:spacing w:before="0" w:after="0" w:line="200" w:lineRule="auto"/>
+      </w:pPr>
+      <w:r>
         <w:t xml:space="preserve">student@lab-vm:~$ cat /etc/shadow</w:t>
       </w:r>
-      <w:r>
-        <w:br/>
-      </w:r>
-      <w:r>
-        <w:rPr>
-          <w:rStyle w:val="VerbatimChar"/>
-        </w:rPr>
+    </w:p>
+    <w:p>
+      <w:pPr>
+        <w:pStyle w:val="SourceCode"/>
+        <w:spacing w:before="0" w:after="0" w:line="200" w:lineRule="auto"/>
+      </w:pPr>
+      <w:r>
         <w:t xml:space="preserve">cat: /etc/shadow: Permission denied</w:t>
       </w:r>
-      <w:r>
-        <w:br/>
-      </w:r>
-      <w:r>
-        <w:br/>
-      </w:r>
-      <w:r>
-        <w:rPr>
-          <w:rStyle w:val="VerbatimChar"/>
-        </w:rPr>
+    </w:p>
+    <w:p>
+      <w:pPr>
+        <w:pStyle w:val="SourceCode"/>
+        <w:spacing w:before="0" w:after="0" w:line="200" w:lineRule="auto"/>
+      </w:pPr>
+    </w:p>
+    <w:p>
+      <w:pPr>
+        <w:pStyle w:val="SourceCode"/>
+        <w:spacing w:before="0" w:after="0" w:line="200" w:lineRule="auto"/>
+      </w:pPr>
+      <w:r>
         <w:t xml:space="preserve">student@lab-vm:~$ sudo head -1 /etc/shadow</w:t>
       </w:r>
-      <w:r>
-        <w:br/>
-      </w:r>
-      <w:r>
-        <w:rPr>
-          <w:rStyle w:val="VerbatimChar"/>
-        </w:rPr>
+    </w:p>
+    <w:p>
+      <w:pPr>
+        <w:pStyle w:val="SourceCode"/>
+        <w:spacing w:before="0" w:after="0" w:line="200" w:lineRule="auto"/>
+      </w:pPr>
+      <w:r>
         <w:t xml:space="preserve">[sudo] password for student:</w:t>
       </w:r>
-      <w:r>
-        <w:br/>
-      </w:r>
-      <w:r>
-        <w:rPr>
-          <w:rStyle w:val="VerbatimChar"/>
-        </w:rPr>
+    </w:p>
+    <w:p>
+      <w:pPr>
+        <w:pStyle w:val="SourceCode"/>
+        <w:spacing w:before="0" w:after="120" w:line="200" w:lineRule="auto"/>
+      </w:pPr>
+      <w:r>
         <w:t xml:space="preserve">root:$6$rounds=656000$...:19800:0:99999:7:::</w:t>
       </w:r>
     </w:p>
@@ -1784,137 +1810,144 @@
     <w:p>
       <w:pPr>
         <w:pStyle w:val="SourceCode"/>
-      </w:pPr>
-      <w:r>
-        <w:rPr>
-          <w:rStyle w:val="VerbatimChar"/>
-        </w:rPr>
+        <w:spacing w:before="120" w:after="0" w:line="200" w:lineRule="auto"/>
+      </w:pPr>
+      <w:r>
         <w:t xml:space="preserve">student@lab-vm:~$ ps -p 1 -o pid,comm</w:t>
       </w:r>
-      <w:r>
-        <w:br/>
-      </w:r>
-      <w:r>
-        <w:rPr>
-          <w:rStyle w:val="VerbatimChar"/>
-        </w:rPr>
+    </w:p>
+    <w:p>
+      <w:pPr>
+        <w:pStyle w:val="SourceCode"/>
+        <w:spacing w:before="0" w:after="0" w:line="200" w:lineRule="auto"/>
+      </w:pPr>
+      <w:r>
         <w:t xml:space="preserve">    PID COMMAND</w:t>
       </w:r>
-      <w:r>
-        <w:br/>
-      </w:r>
-      <w:r>
-        <w:rPr>
-          <w:rStyle w:val="VerbatimChar"/>
-        </w:rPr>
+    </w:p>
+    <w:p>
+      <w:pPr>
+        <w:pStyle w:val="SourceCode"/>
+        <w:spacing w:before="0" w:after="0" w:line="200" w:lineRule="auto"/>
+      </w:pPr>
+      <w:r>
         <w:t xml:space="preserve">      1 systemd</w:t>
       </w:r>
-      <w:r>
-        <w:br/>
-      </w:r>
-      <w:r>
-        <w:br/>
-      </w:r>
-      <w:r>
-        <w:rPr>
-          <w:rStyle w:val="VerbatimChar"/>
-        </w:rPr>
+    </w:p>
+    <w:p>
+      <w:pPr>
+        <w:pStyle w:val="SourceCode"/>
+        <w:spacing w:before="0" w:after="0" w:line="200" w:lineRule="auto"/>
+      </w:pPr>
+    </w:p>
+    <w:p>
+      <w:pPr>
+        <w:pStyle w:val="SourceCode"/>
+        <w:spacing w:before="0" w:after="0" w:line="200" w:lineRule="auto"/>
+      </w:pPr>
+      <w:r>
         <w:t xml:space="preserve">student@lab-vm:~$ systemctl list-units --type=service --state=running | head -5</w:t>
       </w:r>
-      <w:r>
-        <w:br/>
-      </w:r>
-      <w:r>
-        <w:rPr>
-          <w:rStyle w:val="VerbatimChar"/>
-        </w:rPr>
-        <w:t xml:space="preserve">  cron.service          loaded active running Regular background program processing daemon</w:t>
-      </w:r>
-      <w:r>
-        <w:br/>
-      </w:r>
-      <w:r>
-        <w:rPr>
-          <w:rStyle w:val="VerbatimChar"/>
-        </w:rPr>
-        <w:t xml:space="preserve">  dbus.service          loaded active running D-Bus System Message Bus</w:t>
-      </w:r>
-      <w:r>
-        <w:br/>
-      </w:r>
-      <w:r>
-        <w:rPr>
-          <w:rStyle w:val="VerbatimChar"/>
-        </w:rPr>
-        <w:t xml:space="preserve">  ssh.service           loaded active running OpenBSD Secure Shell server</w:t>
-      </w:r>
-      <w:r>
-        <w:br/>
-      </w:r>
-      <w:r>
-        <w:br/>
-      </w:r>
-      <w:r>
-        <w:rPr>
-          <w:rStyle w:val="VerbatimChar"/>
-        </w:rPr>
+    </w:p>
+    <w:p>
+      <w:pPr>
+        <w:pStyle w:val="SourceCode"/>
+        <w:spacing w:before="0" w:after="0" w:line="200" w:lineRule="auto"/>
+      </w:pPr>
+      <w:r>
+        <w:t xml:space="preserve">  cron.service      loaded active running Regular background program processing daemon</w:t>
+      </w:r>
+    </w:p>
+    <w:p>
+      <w:pPr>
+        <w:pStyle w:val="SourceCode"/>
+        <w:spacing w:before="0" w:after="0" w:line="200" w:lineRule="auto"/>
+      </w:pPr>
+      <w:r>
+        <w:t xml:space="preserve">  dbus.service      loaded active running D-Bus System Message Bus</w:t>
+      </w:r>
+    </w:p>
+    <w:p>
+      <w:pPr>
+        <w:pStyle w:val="SourceCode"/>
+        <w:spacing w:before="0" w:after="0" w:line="200" w:lineRule="auto"/>
+      </w:pPr>
+      <w:r>
+        <w:t xml:space="preserve">  ssh.service       loaded active running OpenBSD Secure Shell server</w:t>
+      </w:r>
+    </w:p>
+    <w:p>
+      <w:pPr>
+        <w:pStyle w:val="SourceCode"/>
+        <w:spacing w:before="0" w:after="0" w:line="200" w:lineRule="auto"/>
+      </w:pPr>
+    </w:p>
+    <w:p>
+      <w:pPr>
+        <w:pStyle w:val="SourceCode"/>
+        <w:spacing w:before="0" w:after="0" w:line="200" w:lineRule="auto"/>
+      </w:pPr>
+      <w:r>
         <w:t xml:space="preserve">student@lab-vm:~$ systemctl status cron | head -4</w:t>
       </w:r>
-      <w:r>
-        <w:br/>
-      </w:r>
-      <w:r>
-        <w:rPr>
-          <w:rStyle w:val="VerbatimChar"/>
-        </w:rPr>
+    </w:p>
+    <w:p>
+      <w:pPr>
+        <w:pStyle w:val="SourceCode"/>
+        <w:spacing w:before="0" w:after="0" w:line="200" w:lineRule="auto"/>
+      </w:pPr>
+      <w:r>
         <w:t xml:space="preserve">● cron.service - Regular background program processing daemon</w:t>
       </w:r>
-      <w:r>
-        <w:br/>
-      </w:r>
-      <w:r>
-        <w:rPr>
-          <w:rStyle w:val="VerbatimChar"/>
-        </w:rPr>
+    </w:p>
+    <w:p>
+      <w:pPr>
+        <w:pStyle w:val="SourceCode"/>
+        <w:spacing w:before="0" w:after="0" w:line="200" w:lineRule="auto"/>
+      </w:pPr>
+      <w:r>
         <w:t xml:space="preserve">     Loaded: loaded (/lib/systemd/system/cron.service; enabled)</w:t>
       </w:r>
-      <w:r>
-        <w:br/>
-      </w:r>
-      <w:r>
-        <w:rPr>
-          <w:rStyle w:val="VerbatimChar"/>
-        </w:rPr>
+    </w:p>
+    <w:p>
+      <w:pPr>
+        <w:pStyle w:val="SourceCode"/>
+        <w:spacing w:before="0" w:after="0" w:line="200" w:lineRule="auto"/>
+      </w:pPr>
+      <w:r>
         <w:t xml:space="preserve">     Active: active (running) since Wed 2026-09-17 08:42:31 EEST; 2h 14min ago</w:t>
       </w:r>
-      <w:r>
-        <w:br/>
-      </w:r>
-      <w:r>
-        <w:br/>
-      </w:r>
-      <w:r>
-        <w:rPr>
-          <w:rStyle w:val="VerbatimChar"/>
-        </w:rPr>
+    </w:p>
+    <w:p>
+      <w:pPr>
+        <w:pStyle w:val="SourceCode"/>
+        <w:spacing w:before="0" w:after="0" w:line="200" w:lineRule="auto"/>
+      </w:pPr>
+    </w:p>
+    <w:p>
+      <w:pPr>
+        <w:pStyle w:val="SourceCode"/>
+        <w:spacing w:before="0" w:after="0" w:line="200" w:lineRule="auto"/>
+      </w:pPr>
+      <w:r>
         <w:t xml:space="preserve">student@lab-vm:~$ free -h | head -2</w:t>
       </w:r>
-      <w:r>
-        <w:br/>
-      </w:r>
-      <w:r>
-        <w:rPr>
-          <w:rStyle w:val="VerbatimChar"/>
-        </w:rPr>
+    </w:p>
+    <w:p>
+      <w:pPr>
+        <w:pStyle w:val="SourceCode"/>
+        <w:spacing w:before="0" w:after="0" w:line="200" w:lineRule="auto"/>
+      </w:pPr>
+      <w:r>
         <w:t xml:space="preserve">               total        used        free      shared  buff/cache   available</w:t>
       </w:r>
-      <w:r>
-        <w:br/>
-      </w:r>
-      <w:r>
-        <w:rPr>
-          <w:rStyle w:val="VerbatimChar"/>
-        </w:rPr>
+    </w:p>
+    <w:p>
+      <w:pPr>
+        <w:pStyle w:val="SourceCode"/>
+        <w:spacing w:before="0" w:after="120" w:line="200" w:lineRule="auto"/>
+      </w:pPr>
+      <w:r>
         <w:t xml:space="preserve">Mem:           3,8Gi       1,1Gi       1,4Gi        12Mi       1,3Gi       2,4Gi</w:t>
       </w:r>
     </w:p>
@@ -1966,83 +1999,90 @@
     <w:p>
       <w:pPr>
         <w:pStyle w:val="SourceCode"/>
-      </w:pPr>
-      <w:r>
-        <w:rPr>
-          <w:rStyle w:val="VerbatimChar"/>
-        </w:rPr>
+        <w:spacing w:before="120" w:after="0" w:line="200" w:lineRule="auto"/>
+      </w:pPr>
+      <w:r>
         <w:t xml:space="preserve">student@lab-vm:~$ cat /proc/version</w:t>
       </w:r>
-      <w:r>
-        <w:br/>
-      </w:r>
-      <w:r>
-        <w:rPr>
-          <w:rStyle w:val="VerbatimChar"/>
-        </w:rPr>
+    </w:p>
+    <w:p>
+      <w:pPr>
+        <w:pStyle w:val="SourceCode"/>
+        <w:spacing w:before="0" w:after="0" w:line="200" w:lineRule="auto"/>
+      </w:pPr>
+      <w:r>
         <w:t xml:space="preserve">Linux version 6.8.0-45-generic (buildd@lcy02) (gcc 11.4.0) #45-Ubuntu SMP</w:t>
       </w:r>
-      <w:r>
-        <w:br/>
-      </w:r>
-      <w:r>
-        <w:br/>
-      </w:r>
-      <w:r>
-        <w:rPr>
-          <w:rStyle w:val="VerbatimChar"/>
-        </w:rPr>
+    </w:p>
+    <w:p>
+      <w:pPr>
+        <w:pStyle w:val="SourceCode"/>
+        <w:spacing w:before="0" w:after="0" w:line="200" w:lineRule="auto"/>
+      </w:pPr>
+    </w:p>
+    <w:p>
+      <w:pPr>
+        <w:pStyle w:val="SourceCode"/>
+        <w:spacing w:before="0" w:after="0" w:line="200" w:lineRule="auto"/>
+      </w:pPr>
+      <w:r>
         <w:t xml:space="preserve">student@lab-vm:~$ cat /proc/cpuinfo | grep "model name" | head -1</w:t>
       </w:r>
-      <w:r>
-        <w:br/>
-      </w:r>
-      <w:r>
-        <w:rPr>
-          <w:rStyle w:val="VerbatimChar"/>
-        </w:rPr>
+    </w:p>
+    <w:p>
+      <w:pPr>
+        <w:pStyle w:val="SourceCode"/>
+        <w:spacing w:before="0" w:after="0" w:line="200" w:lineRule="auto"/>
+      </w:pPr>
+      <w:r>
         <w:t xml:space="preserve">model name  : Intel(R) Core(TM) i5-10400 CPU @ 2.90GHz</w:t>
       </w:r>
-      <w:r>
-        <w:br/>
-      </w:r>
-      <w:r>
-        <w:br/>
-      </w:r>
-      <w:r>
-        <w:rPr>
-          <w:rStyle w:val="VerbatimChar"/>
-        </w:rPr>
+    </w:p>
+    <w:p>
+      <w:pPr>
+        <w:pStyle w:val="SourceCode"/>
+        <w:spacing w:before="0" w:after="0" w:line="200" w:lineRule="auto"/>
+      </w:pPr>
+    </w:p>
+    <w:p>
+      <w:pPr>
+        <w:pStyle w:val="SourceCode"/>
+        <w:spacing w:before="0" w:after="0" w:line="200" w:lineRule="auto"/>
+      </w:pPr>
+      <w:r>
         <w:t xml:space="preserve">student@lab-vm:~$ ls /proc/self</w:t>
       </w:r>
-      <w:r>
-        <w:br/>
-      </w:r>
-      <w:r>
-        <w:rPr>
-          <w:rStyle w:val="VerbatimChar"/>
-        </w:rPr>
+    </w:p>
+    <w:p>
+      <w:pPr>
+        <w:pStyle w:val="SourceCode"/>
+        <w:spacing w:before="0" w:after="0" w:line="200" w:lineRule="auto"/>
+      </w:pPr>
+      <w:r>
         <w:t xml:space="preserve">cmdline  cwd  environ  exe  fd  maps  status  task</w:t>
       </w:r>
-      <w:r>
-        <w:br/>
-      </w:r>
-      <w:r>
-        <w:br/>
-      </w:r>
-      <w:r>
-        <w:rPr>
-          <w:rStyle w:val="VerbatimChar"/>
-        </w:rPr>
+    </w:p>
+    <w:p>
+      <w:pPr>
+        <w:pStyle w:val="SourceCode"/>
+        <w:spacing w:before="0" w:after="0" w:line="200" w:lineRule="auto"/>
+      </w:pPr>
+    </w:p>
+    <w:p>
+      <w:pPr>
+        <w:pStyle w:val="SourceCode"/>
+        <w:spacing w:before="0" w:after="0" w:line="200" w:lineRule="auto"/>
+      </w:pPr>
+      <w:r>
         <w:t xml:space="preserve">student@lab-vm:~$ cat /proc/loadavg</w:t>
       </w:r>
-      <w:r>
-        <w:br/>
-      </w:r>
-      <w:r>
-        <w:rPr>
-          <w:rStyle w:val="VerbatimChar"/>
-        </w:rPr>
+    </w:p>
+    <w:p>
+      <w:pPr>
+        <w:pStyle w:val="SourceCode"/>
+        <w:spacing w:before="0" w:after="120" w:line="200" w:lineRule="auto"/>
+      </w:pPr>
+      <w:r>
         <w:t xml:space="preserve">0.32 0.41 0.38 2/412 3187</w:t>
       </w:r>
     </w:p>
@@ -6430,15 +6470,8 @@
     <w:basedOn w:val="Normal"/>
     <w:qFormat/>
     <w:pPr>
-      <w:pBdr>
-        <w:top w:color="BFBFBF" w:space="4" w:sz="4" w:val="single"/>
-        <w:left w:color="BFBFBF" w:space="4" w:sz="4" w:val="single"/>
-        <w:bottom w:color="BFBFBF" w:space="4" w:sz="4" w:val="single"/>
-        <w:right w:color="BFBFBF" w:space="4" w:sz="4" w:val="single"/>
-      </w:pBdr>
-      <w:shd w:color="auto" w:fill="F4F4F4" w:val="clear"/>
       <w:spacing w:after="120" w:before="120" w:line="200" w:lineRule="auto"/>
-      <w:ind w:firstLine="0" w:left="284" w:right="284"/>
+      <w:ind w:hanging="340" w:left="340" w:right="0"/>
       <w:jc w:val="left"/>
     </w:pPr>
     <w:rPr>

--- a/public/labs/os/pz-24/ЛР6_ОС_Принципи_функціонування_ОС_Linux.docx
+++ b/public/labs/os/pz-24/ЛР6_ОС_Принципи_функціонування_ОС_Linux.docx
@@ -120,48 +120,97 @@
     </w:p>
     <w:p>
       <w:pPr>
-        <w:pStyle w:val="SourceCode"/>
-        <w:spacing w:before="120" w:after="0" w:line="200" w:lineRule="auto"/>
-      </w:pPr>
-      <w:r>
-        <w:t xml:space="preserve">uname -r                 # версія ядра</w:t>
-      </w:r>
-    </w:p>
-    <w:p>
-      <w:pPr>
-        <w:pStyle w:val="SourceCode"/>
-        <w:spacing w:before="0" w:after="0" w:line="200" w:lineRule="auto"/>
-      </w:pPr>
-      <w:r>
-        <w:t xml:space="preserve">uname -a                 # ядро, архітектура, дата збірки</w:t>
-      </w:r>
-    </w:p>
-    <w:p>
-      <w:pPr>
-        <w:pStyle w:val="SourceCode"/>
-        <w:spacing w:before="0" w:after="0" w:line="200" w:lineRule="auto"/>
-      </w:pPr>
-      <w:r>
-        <w:t xml:space="preserve">cat /etc/os-release      # дистрибутив: назва, версія, кодове ім'я</w:t>
-      </w:r>
-    </w:p>
-    <w:p>
-      <w:pPr>
-        <w:pStyle w:val="SourceCode"/>
-        <w:spacing w:before="0" w:after="0" w:line="200" w:lineRule="auto"/>
-      </w:pPr>
-      <w:r>
-        <w:t xml:space="preserve">lsb_release -a           # те саме у стислому вигляді</w:t>
-      </w:r>
-    </w:p>
-    <w:p>
-      <w:pPr>
-        <w:pStyle w:val="SourceCode"/>
-        <w:spacing w:before="0" w:after="120" w:line="200" w:lineRule="auto"/>
-      </w:pPr>
-      <w:r>
-        <w:t xml:space="preserve">hostnamectl              # ім'я вузла, ядро, тип віртуалізації</w:t>
-      </w:r>
+        <w:spacing w:before="0" w:after="0" w:line="120" w:lineRule="exact"/>
+        <w:rPr>
+          <w:sz w:val="4"/>
+          <w:szCs w:val="4"/>
+        </w:rPr>
+      </w:pPr>
+    </w:p>
+    <w:tbl>
+      <w:tblPr>
+        <w:tblStyle w:val="SourceCodeTable"/>
+        <w:tblW w:type="dxa" w:w="9637"/>
+        <w:tblInd w:w="0" w:type="dxa"/>
+        <w:tblBorders>
+          <w:top w:color="BFBFBF" w:space="0" w:sz="4" w:val="single"/>
+          <w:left w:color="BFBFBF" w:space="0" w:sz="4" w:val="single"/>
+          <w:bottom w:color="BFBFBF" w:space="0" w:sz="4" w:val="single"/>
+          <w:right w:color="BFBFBF" w:space="0" w:sz="4" w:val="single"/>
+        </w:tblBorders>
+        <w:tblLayout w:type="fixed"/>
+        <w:tblCellMar>
+          <w:top w:type="dxa" w:w="113"/>
+          <w:left w:type="dxa" w:w="113"/>
+          <w:bottom w:type="dxa" w:w="113"/>
+          <w:right w:type="dxa" w:w="113"/>
+        </w:tblCellMar>
+        <w:tblLook w:val="0000" w:firstRow="0" w:lastRow="0" w:firstColumn="0" w:lastColumn="0" w:noHBand="1" w:noVBand="1"/>
+      </w:tblPr>
+      <w:tblGrid>
+        <w:gridCol w:w="9637"/>
+      </w:tblGrid>
+      <w:tr>
+        <w:tc>
+          <w:tcPr>
+            <w:tcW w:type="dxa" w:w="9637"/>
+          </w:tcPr>
+          <w:p>
+            <w:pPr>
+              <w:pStyle w:val="SourceCode"/>
+              <w:spacing w:before="0" w:after="0" w:line="200" w:lineRule="auto"/>
+            </w:pPr>
+            <w:r>
+              <w:t xml:space="preserve">uname -r                 # версія ядра</w:t>
+            </w:r>
+          </w:p>
+          <w:p>
+            <w:pPr>
+              <w:pStyle w:val="SourceCode"/>
+              <w:spacing w:before="0" w:after="0" w:line="200" w:lineRule="auto"/>
+            </w:pPr>
+            <w:r>
+              <w:t xml:space="preserve">uname -a                 # ядро, архітектура, дата збірки</w:t>
+            </w:r>
+          </w:p>
+          <w:p>
+            <w:pPr>
+              <w:pStyle w:val="SourceCode"/>
+              <w:spacing w:before="0" w:after="0" w:line="200" w:lineRule="auto"/>
+            </w:pPr>
+            <w:r>
+              <w:t xml:space="preserve">cat /etc/os-release      # дистрибутив: назва, версія, кодове ім'я</w:t>
+            </w:r>
+          </w:p>
+          <w:p>
+            <w:pPr>
+              <w:pStyle w:val="SourceCode"/>
+              <w:spacing w:before="0" w:after="0" w:line="200" w:lineRule="auto"/>
+            </w:pPr>
+            <w:r>
+              <w:t xml:space="preserve">lsb_release -a           # те саме у стислому вигляді</w:t>
+            </w:r>
+          </w:p>
+          <w:p>
+            <w:pPr>
+              <w:pStyle w:val="SourceCode"/>
+              <w:spacing w:before="0" w:after="0" w:line="200" w:lineRule="auto"/>
+            </w:pPr>
+            <w:r>
+              <w:t xml:space="preserve">hostnamectl              # ім'я вузла, ядро, тип віртуалізації</w:t>
+            </w:r>
+          </w:p>
+        </w:tc>
+      </w:tr>
+    </w:tbl>
+    <w:p>
+      <w:pPr>
+        <w:spacing w:before="0" w:after="0" w:line="120" w:lineRule="exact"/>
+        <w:rPr>
+          <w:sz w:val="4"/>
+          <w:szCs w:val="4"/>
+        </w:rPr>
+      </w:pPr>
     </w:p>
     <w:bookmarkEnd w:id="9"/>
     <w:bookmarkStart w:id="10" w:name="все-є-файлом"/>
@@ -631,30 +680,79 @@
     </w:p>
     <w:p>
       <w:pPr>
-        <w:pStyle w:val="SourceCode"/>
-        <w:spacing w:before="120" w:after="0" w:line="200" w:lineRule="auto"/>
-      </w:pPr>
-      <w:r>
-        <w:t xml:space="preserve">ls -l -h /var/log        # ім'я команди, два ключі, аргумент</w:t>
-      </w:r>
-    </w:p>
-    <w:p>
-      <w:pPr>
-        <w:pStyle w:val="SourceCode"/>
-        <w:spacing w:before="0" w:after="0" w:line="200" w:lineRule="auto"/>
-      </w:pPr>
-      <w:r>
-        <w:t xml:space="preserve">ls -lh /var/log          # короткі ключі можна об'єднувати</w:t>
-      </w:r>
-    </w:p>
-    <w:p>
-      <w:pPr>
-        <w:pStyle w:val="SourceCode"/>
-        <w:spacing w:before="0" w:after="120" w:line="200" w:lineRule="auto"/>
-      </w:pPr>
-      <w:r>
-        <w:t xml:space="preserve">ls --human-readable      # довга форма ключа</w:t>
-      </w:r>
+        <w:spacing w:before="0" w:after="0" w:line="120" w:lineRule="exact"/>
+        <w:rPr>
+          <w:sz w:val="4"/>
+          <w:szCs w:val="4"/>
+        </w:rPr>
+      </w:pPr>
+    </w:p>
+    <w:tbl>
+      <w:tblPr>
+        <w:tblStyle w:val="SourceCodeTable"/>
+        <w:tblW w:type="dxa" w:w="9637"/>
+        <w:tblInd w:w="0" w:type="dxa"/>
+        <w:tblBorders>
+          <w:top w:color="BFBFBF" w:space="0" w:sz="4" w:val="single"/>
+          <w:left w:color="BFBFBF" w:space="0" w:sz="4" w:val="single"/>
+          <w:bottom w:color="BFBFBF" w:space="0" w:sz="4" w:val="single"/>
+          <w:right w:color="BFBFBF" w:space="0" w:sz="4" w:val="single"/>
+        </w:tblBorders>
+        <w:tblLayout w:type="fixed"/>
+        <w:tblCellMar>
+          <w:top w:type="dxa" w:w="113"/>
+          <w:left w:type="dxa" w:w="113"/>
+          <w:bottom w:type="dxa" w:w="113"/>
+          <w:right w:type="dxa" w:w="113"/>
+        </w:tblCellMar>
+        <w:tblLook w:val="0000" w:firstRow="0" w:lastRow="0" w:firstColumn="0" w:lastColumn="0" w:noHBand="1" w:noVBand="1"/>
+      </w:tblPr>
+      <w:tblGrid>
+        <w:gridCol w:w="9637"/>
+      </w:tblGrid>
+      <w:tr>
+        <w:tc>
+          <w:tcPr>
+            <w:tcW w:type="dxa" w:w="9637"/>
+          </w:tcPr>
+          <w:p>
+            <w:pPr>
+              <w:pStyle w:val="SourceCode"/>
+              <w:spacing w:before="0" w:after="0" w:line="200" w:lineRule="auto"/>
+            </w:pPr>
+            <w:r>
+              <w:t xml:space="preserve">ls -l -h /var/log        # ім'я команди, два ключі, аргумент</w:t>
+            </w:r>
+          </w:p>
+          <w:p>
+            <w:pPr>
+              <w:pStyle w:val="SourceCode"/>
+              <w:spacing w:before="0" w:after="0" w:line="200" w:lineRule="auto"/>
+            </w:pPr>
+            <w:r>
+              <w:t xml:space="preserve">ls -lh /var/log          # короткі ключі можна об'єднувати</w:t>
+            </w:r>
+          </w:p>
+          <w:p>
+            <w:pPr>
+              <w:pStyle w:val="SourceCode"/>
+              <w:spacing w:before="0" w:after="0" w:line="200" w:lineRule="auto"/>
+            </w:pPr>
+            <w:r>
+              <w:t xml:space="preserve">ls --human-readable      # довга форма ключа</w:t>
+            </w:r>
+          </w:p>
+        </w:tc>
+      </w:tr>
+    </w:tbl>
+    <w:p>
+      <w:pPr>
+        <w:spacing w:before="0" w:after="0" w:line="120" w:lineRule="exact"/>
+        <w:rPr>
+          <w:sz w:val="4"/>
+          <w:szCs w:val="4"/>
+        </w:rPr>
+      </w:pPr>
     </w:p>
     <w:p>
       <w:pPr>
@@ -1028,48 +1126,97 @@
     </w:p>
     <w:p>
       <w:pPr>
-        <w:pStyle w:val="SourceCode"/>
-        <w:spacing w:before="120" w:after="0" w:line="200" w:lineRule="auto"/>
-      </w:pPr>
-      <w:r>
-        <w:t xml:space="preserve">whoami                   # поточний користувач</w:t>
-      </w:r>
-    </w:p>
-    <w:p>
-      <w:pPr>
-        <w:pStyle w:val="SourceCode"/>
-        <w:spacing w:before="0" w:after="0" w:line="200" w:lineRule="auto"/>
-      </w:pPr>
-      <w:r>
-        <w:t xml:space="preserve">id                       # UID, GID і список груп</w:t>
-      </w:r>
-    </w:p>
-    <w:p>
-      <w:pPr>
-        <w:pStyle w:val="SourceCode"/>
-        <w:spacing w:before="0" w:after="0" w:line="200" w:lineRule="auto"/>
-      </w:pPr>
-      <w:r>
-        <w:t xml:space="preserve">groups                   # лише групи</w:t>
-      </w:r>
-    </w:p>
-    <w:p>
-      <w:pPr>
-        <w:pStyle w:val="SourceCode"/>
-        <w:spacing w:before="0" w:after="0" w:line="200" w:lineRule="auto"/>
-      </w:pPr>
-      <w:r>
-        <w:t xml:space="preserve">sudo -l                  # які команди дозволені через sudo</w:t>
-      </w:r>
-    </w:p>
-    <w:p>
-      <w:pPr>
-        <w:pStyle w:val="SourceCode"/>
-        <w:spacing w:before="0" w:after="120" w:line="200" w:lineRule="auto"/>
-      </w:pPr>
-      <w:r>
-        <w:t xml:space="preserve">sudo systemctl status ssh</w:t>
-      </w:r>
+        <w:spacing w:before="0" w:after="0" w:line="120" w:lineRule="exact"/>
+        <w:rPr>
+          <w:sz w:val="4"/>
+          <w:szCs w:val="4"/>
+        </w:rPr>
+      </w:pPr>
+    </w:p>
+    <w:tbl>
+      <w:tblPr>
+        <w:tblStyle w:val="SourceCodeTable"/>
+        <w:tblW w:type="dxa" w:w="9637"/>
+        <w:tblInd w:w="0" w:type="dxa"/>
+        <w:tblBorders>
+          <w:top w:color="BFBFBF" w:space="0" w:sz="4" w:val="single"/>
+          <w:left w:color="BFBFBF" w:space="0" w:sz="4" w:val="single"/>
+          <w:bottom w:color="BFBFBF" w:space="0" w:sz="4" w:val="single"/>
+          <w:right w:color="BFBFBF" w:space="0" w:sz="4" w:val="single"/>
+        </w:tblBorders>
+        <w:tblLayout w:type="fixed"/>
+        <w:tblCellMar>
+          <w:top w:type="dxa" w:w="113"/>
+          <w:left w:type="dxa" w:w="113"/>
+          <w:bottom w:type="dxa" w:w="113"/>
+          <w:right w:type="dxa" w:w="113"/>
+        </w:tblCellMar>
+        <w:tblLook w:val="0000" w:firstRow="0" w:lastRow="0" w:firstColumn="0" w:lastColumn="0" w:noHBand="1" w:noVBand="1"/>
+      </w:tblPr>
+      <w:tblGrid>
+        <w:gridCol w:w="9637"/>
+      </w:tblGrid>
+      <w:tr>
+        <w:tc>
+          <w:tcPr>
+            <w:tcW w:type="dxa" w:w="9637"/>
+          </w:tcPr>
+          <w:p>
+            <w:pPr>
+              <w:pStyle w:val="SourceCode"/>
+              <w:spacing w:before="0" w:after="0" w:line="200" w:lineRule="auto"/>
+            </w:pPr>
+            <w:r>
+              <w:t xml:space="preserve">whoami                   # поточний користувач</w:t>
+            </w:r>
+          </w:p>
+          <w:p>
+            <w:pPr>
+              <w:pStyle w:val="SourceCode"/>
+              <w:spacing w:before="0" w:after="0" w:line="200" w:lineRule="auto"/>
+            </w:pPr>
+            <w:r>
+              <w:t xml:space="preserve">id                       # UID, GID і список груп</w:t>
+            </w:r>
+          </w:p>
+          <w:p>
+            <w:pPr>
+              <w:pStyle w:val="SourceCode"/>
+              <w:spacing w:before="0" w:after="0" w:line="200" w:lineRule="auto"/>
+            </w:pPr>
+            <w:r>
+              <w:t xml:space="preserve">groups                   # лише групи</w:t>
+            </w:r>
+          </w:p>
+          <w:p>
+            <w:pPr>
+              <w:pStyle w:val="SourceCode"/>
+              <w:spacing w:before="0" w:after="0" w:line="200" w:lineRule="auto"/>
+            </w:pPr>
+            <w:r>
+              <w:t xml:space="preserve">sudo -l                  # які команди дозволені через sudo</w:t>
+            </w:r>
+          </w:p>
+          <w:p>
+            <w:pPr>
+              <w:pStyle w:val="SourceCode"/>
+              <w:spacing w:before="0" w:after="0" w:line="200" w:lineRule="auto"/>
+            </w:pPr>
+            <w:r>
+              <w:t xml:space="preserve">sudo systemctl status ssh</w:t>
+            </w:r>
+          </w:p>
+        </w:tc>
+      </w:tr>
+    </w:tbl>
+    <w:p>
+      <w:pPr>
+        <w:spacing w:before="0" w:after="0" w:line="120" w:lineRule="exact"/>
+        <w:rPr>
+          <w:sz w:val="4"/>
+          <w:szCs w:val="4"/>
+        </w:rPr>
+      </w:pPr>
     </w:p>
     <w:bookmarkEnd w:id="13"/>
     <w:bookmarkStart w:id="14" w:name="процеси-та-systemd"/>
@@ -1118,66 +1265,115 @@
     </w:p>
     <w:p>
       <w:pPr>
-        <w:pStyle w:val="SourceCode"/>
-        <w:spacing w:before="120" w:after="0" w:line="200" w:lineRule="auto"/>
-      </w:pPr>
-      <w:r>
-        <w:t xml:space="preserve">ps aux | head            # перелік процесів</w:t>
-      </w:r>
-    </w:p>
-    <w:p>
-      <w:pPr>
-        <w:pStyle w:val="SourceCode"/>
-        <w:spacing w:before="0" w:after="0" w:line="200" w:lineRule="auto"/>
-      </w:pPr>
-      <w:r>
-        <w:t xml:space="preserve">ps -ef --forest | head -20</w:t>
-      </w:r>
-    </w:p>
-    <w:p>
-      <w:pPr>
-        <w:pStyle w:val="SourceCode"/>
-        <w:spacing w:before="0" w:after="0" w:line="200" w:lineRule="auto"/>
-      </w:pPr>
-      <w:r>
-        <w:t xml:space="preserve">systemctl status         # загальний стан системи</w:t>
-      </w:r>
-    </w:p>
-    <w:p>
-      <w:pPr>
-        <w:pStyle w:val="SourceCode"/>
-        <w:spacing w:before="0" w:after="0" w:line="200" w:lineRule="auto"/>
-      </w:pPr>
-      <w:r>
-        <w:t xml:space="preserve">systemctl list-units --type=service --state=running | head</w:t>
-      </w:r>
-    </w:p>
-    <w:p>
-      <w:pPr>
-        <w:pStyle w:val="SourceCode"/>
-        <w:spacing w:before="0" w:after="0" w:line="200" w:lineRule="auto"/>
-      </w:pPr>
-      <w:r>
-        <w:t xml:space="preserve">journalctl -b -p err     # помилки з моменту завантаження</w:t>
-      </w:r>
-    </w:p>
-    <w:p>
-      <w:pPr>
-        <w:pStyle w:val="SourceCode"/>
-        <w:spacing w:before="0" w:after="0" w:line="200" w:lineRule="auto"/>
-      </w:pPr>
-      <w:r>
-        <w:t xml:space="preserve">free -h                  # використання пам'яті</w:t>
-      </w:r>
-    </w:p>
-    <w:p>
-      <w:pPr>
-        <w:pStyle w:val="SourceCode"/>
-        <w:spacing w:before="0" w:after="120" w:line="200" w:lineRule="auto"/>
-      </w:pPr>
-      <w:r>
-        <w:t xml:space="preserve">uptime                   # час роботи й середнє навантаження</w:t>
-      </w:r>
+        <w:spacing w:before="0" w:after="0" w:line="120" w:lineRule="exact"/>
+        <w:rPr>
+          <w:sz w:val="4"/>
+          <w:szCs w:val="4"/>
+        </w:rPr>
+      </w:pPr>
+    </w:p>
+    <w:tbl>
+      <w:tblPr>
+        <w:tblStyle w:val="SourceCodeTable"/>
+        <w:tblW w:type="dxa" w:w="9637"/>
+        <w:tblInd w:w="0" w:type="dxa"/>
+        <w:tblBorders>
+          <w:top w:color="BFBFBF" w:space="0" w:sz="4" w:val="single"/>
+          <w:left w:color="BFBFBF" w:space="0" w:sz="4" w:val="single"/>
+          <w:bottom w:color="BFBFBF" w:space="0" w:sz="4" w:val="single"/>
+          <w:right w:color="BFBFBF" w:space="0" w:sz="4" w:val="single"/>
+        </w:tblBorders>
+        <w:tblLayout w:type="fixed"/>
+        <w:tblCellMar>
+          <w:top w:type="dxa" w:w="113"/>
+          <w:left w:type="dxa" w:w="113"/>
+          <w:bottom w:type="dxa" w:w="113"/>
+          <w:right w:type="dxa" w:w="113"/>
+        </w:tblCellMar>
+        <w:tblLook w:val="0000" w:firstRow="0" w:lastRow="0" w:firstColumn="0" w:lastColumn="0" w:noHBand="1" w:noVBand="1"/>
+      </w:tblPr>
+      <w:tblGrid>
+        <w:gridCol w:w="9637"/>
+      </w:tblGrid>
+      <w:tr>
+        <w:tc>
+          <w:tcPr>
+            <w:tcW w:type="dxa" w:w="9637"/>
+          </w:tcPr>
+          <w:p>
+            <w:pPr>
+              <w:pStyle w:val="SourceCode"/>
+              <w:spacing w:before="0" w:after="0" w:line="200" w:lineRule="auto"/>
+            </w:pPr>
+            <w:r>
+              <w:t xml:space="preserve">ps aux | head            # перелік процесів</w:t>
+            </w:r>
+          </w:p>
+          <w:p>
+            <w:pPr>
+              <w:pStyle w:val="SourceCode"/>
+              <w:spacing w:before="0" w:after="0" w:line="200" w:lineRule="auto"/>
+            </w:pPr>
+            <w:r>
+              <w:t xml:space="preserve">ps -ef --forest | head -20</w:t>
+            </w:r>
+          </w:p>
+          <w:p>
+            <w:pPr>
+              <w:pStyle w:val="SourceCode"/>
+              <w:spacing w:before="0" w:after="0" w:line="200" w:lineRule="auto"/>
+            </w:pPr>
+            <w:r>
+              <w:t xml:space="preserve">systemctl status         # загальний стан системи</w:t>
+            </w:r>
+          </w:p>
+          <w:p>
+            <w:pPr>
+              <w:pStyle w:val="SourceCode"/>
+              <w:spacing w:before="0" w:after="0" w:line="200" w:lineRule="auto"/>
+            </w:pPr>
+            <w:r>
+              <w:t xml:space="preserve">systemctl list-units --type=service --state=running | head</w:t>
+            </w:r>
+          </w:p>
+          <w:p>
+            <w:pPr>
+              <w:pStyle w:val="SourceCode"/>
+              <w:spacing w:before="0" w:after="0" w:line="200" w:lineRule="auto"/>
+            </w:pPr>
+            <w:r>
+              <w:t xml:space="preserve">journalctl -b -p err     # помилки з моменту завантаження</w:t>
+            </w:r>
+          </w:p>
+          <w:p>
+            <w:pPr>
+              <w:pStyle w:val="SourceCode"/>
+              <w:spacing w:before="0" w:after="0" w:line="200" w:lineRule="auto"/>
+            </w:pPr>
+            <w:r>
+              <w:t xml:space="preserve">free -h                  # використання пам'яті</w:t>
+            </w:r>
+          </w:p>
+          <w:p>
+            <w:pPr>
+              <w:pStyle w:val="SourceCode"/>
+              <w:spacing w:before="0" w:after="0" w:line="200" w:lineRule="auto"/>
+            </w:pPr>
+            <w:r>
+              <w:t xml:space="preserve">uptime                   # час роботи й середнє навантаження</w:t>
+            </w:r>
+          </w:p>
+        </w:tc>
+      </w:tr>
+    </w:tbl>
+    <w:p>
+      <w:pPr>
+        <w:spacing w:before="0" w:after="0" w:line="120" w:lineRule="exact"/>
+        <w:rPr>
+          <w:sz w:val="4"/>
+          <w:szCs w:val="4"/>
+        </w:rPr>
+      </w:pPr>
     </w:p>
     <w:bookmarkEnd w:id="14"/>
     <w:bookmarkEnd w:id="15"/>
@@ -1209,123 +1405,172 @@
     </w:p>
     <w:p>
       <w:pPr>
-        <w:pStyle w:val="SourceCode"/>
-        <w:spacing w:before="120" w:after="0" w:line="200" w:lineRule="auto"/>
-      </w:pPr>
-      <w:r>
-        <w:t xml:space="preserve">student@lab-vm:~$ uname -r</w:t>
-      </w:r>
-    </w:p>
-    <w:p>
-      <w:pPr>
-        <w:pStyle w:val="SourceCode"/>
-        <w:spacing w:before="0" w:after="0" w:line="200" w:lineRule="auto"/>
-      </w:pPr>
-      <w:r>
-        <w:t xml:space="preserve">6.8.0-45-generic</w:t>
-      </w:r>
-    </w:p>
-    <w:p>
-      <w:pPr>
-        <w:pStyle w:val="SourceCode"/>
-        <w:spacing w:before="0" w:after="0" w:line="200" w:lineRule="auto"/>
-      </w:pPr>
-    </w:p>
-    <w:p>
-      <w:pPr>
-        <w:pStyle w:val="SourceCode"/>
-        <w:spacing w:before="0" w:after="0" w:line="200" w:lineRule="auto"/>
-      </w:pPr>
-      <w:r>
-        <w:t xml:space="preserve">student@lab-vm:~$ cat /etc/os-release | head -3</w:t>
-      </w:r>
-    </w:p>
-    <w:p>
-      <w:pPr>
-        <w:pStyle w:val="SourceCode"/>
-        <w:spacing w:before="0" w:after="0" w:line="200" w:lineRule="auto"/>
-      </w:pPr>
-      <w:r>
-        <w:t xml:space="preserve">PRETTY_NAME="Ubuntu 22.04.4 LTS"</w:t>
-      </w:r>
-    </w:p>
-    <w:p>
-      <w:pPr>
-        <w:pStyle w:val="SourceCode"/>
-        <w:spacing w:before="0" w:after="0" w:line="200" w:lineRule="auto"/>
-      </w:pPr>
-      <w:r>
-        <w:t xml:space="preserve">NAME="Ubuntu"</w:t>
-      </w:r>
-    </w:p>
-    <w:p>
-      <w:pPr>
-        <w:pStyle w:val="SourceCode"/>
-        <w:spacing w:before="0" w:after="0" w:line="200" w:lineRule="auto"/>
-      </w:pPr>
-      <w:r>
-        <w:t xml:space="preserve">VERSION_ID="22.04"</w:t>
-      </w:r>
-    </w:p>
-    <w:p>
-      <w:pPr>
-        <w:pStyle w:val="SourceCode"/>
-        <w:spacing w:before="0" w:after="0" w:line="200" w:lineRule="auto"/>
-      </w:pPr>
-    </w:p>
-    <w:p>
-      <w:pPr>
-        <w:pStyle w:val="SourceCode"/>
-        <w:spacing w:before="0" w:after="0" w:line="200" w:lineRule="auto"/>
-      </w:pPr>
-      <w:r>
-        <w:t xml:space="preserve">student@lab-vm:~$ hostnamectl</w:t>
-      </w:r>
-    </w:p>
-    <w:p>
-      <w:pPr>
-        <w:pStyle w:val="SourceCode"/>
-        <w:spacing w:before="0" w:after="0" w:line="200" w:lineRule="auto"/>
-      </w:pPr>
-      <w:r>
-        <w:t xml:space="preserve"> Static hostname: lab-vm</w:t>
-      </w:r>
-    </w:p>
-    <w:p>
-      <w:pPr>
-        <w:pStyle w:val="SourceCode"/>
-        <w:spacing w:before="0" w:after="0" w:line="200" w:lineRule="auto"/>
-      </w:pPr>
-      <w:r>
-        <w:t xml:space="preserve">       Icon name: computer-vm</w:t>
-      </w:r>
-    </w:p>
-    <w:p>
-      <w:pPr>
-        <w:pStyle w:val="SourceCode"/>
-        <w:spacing w:before="0" w:after="0" w:line="200" w:lineRule="auto"/>
-      </w:pPr>
-      <w:r>
-        <w:t xml:space="preserve">      Operating System: Ubuntu 22.04.4 LTS</w:t>
-      </w:r>
-    </w:p>
-    <w:p>
-      <w:pPr>
-        <w:pStyle w:val="SourceCode"/>
-        <w:spacing w:before="0" w:after="0" w:line="200" w:lineRule="auto"/>
-      </w:pPr>
-      <w:r>
-        <w:t xml:space="preserve">          Kernel: Linux 6.8.0-45-generic</w:t>
-      </w:r>
-    </w:p>
-    <w:p>
-      <w:pPr>
-        <w:pStyle w:val="SourceCode"/>
-        <w:spacing w:before="0" w:after="120" w:line="200" w:lineRule="auto"/>
-      </w:pPr>
-      <w:r>
-        <w:t xml:space="preserve">    Architecture: x86-64</w:t>
-      </w:r>
+        <w:spacing w:before="0" w:after="0" w:line="120" w:lineRule="exact"/>
+        <w:rPr>
+          <w:sz w:val="4"/>
+          <w:szCs w:val="4"/>
+        </w:rPr>
+      </w:pPr>
+    </w:p>
+    <w:tbl>
+      <w:tblPr>
+        <w:tblStyle w:val="SourceCodeTable"/>
+        <w:tblW w:type="dxa" w:w="9637"/>
+        <w:tblInd w:w="0" w:type="dxa"/>
+        <w:tblBorders>
+          <w:top w:color="BFBFBF" w:space="0" w:sz="4" w:val="single"/>
+          <w:left w:color="BFBFBF" w:space="0" w:sz="4" w:val="single"/>
+          <w:bottom w:color="BFBFBF" w:space="0" w:sz="4" w:val="single"/>
+          <w:right w:color="BFBFBF" w:space="0" w:sz="4" w:val="single"/>
+        </w:tblBorders>
+        <w:tblLayout w:type="fixed"/>
+        <w:tblCellMar>
+          <w:top w:type="dxa" w:w="113"/>
+          <w:left w:type="dxa" w:w="113"/>
+          <w:bottom w:type="dxa" w:w="113"/>
+          <w:right w:type="dxa" w:w="113"/>
+        </w:tblCellMar>
+        <w:tblLook w:val="0000" w:firstRow="0" w:lastRow="0" w:firstColumn="0" w:lastColumn="0" w:noHBand="1" w:noVBand="1"/>
+      </w:tblPr>
+      <w:tblGrid>
+        <w:gridCol w:w="9637"/>
+      </w:tblGrid>
+      <w:tr>
+        <w:tc>
+          <w:tcPr>
+            <w:tcW w:type="dxa" w:w="9637"/>
+          </w:tcPr>
+          <w:p>
+            <w:pPr>
+              <w:pStyle w:val="SourceCode"/>
+              <w:spacing w:before="0" w:after="0" w:line="200" w:lineRule="auto"/>
+            </w:pPr>
+            <w:r>
+              <w:t xml:space="preserve">student@lab-vm:~$ uname -r</w:t>
+            </w:r>
+          </w:p>
+          <w:p>
+            <w:pPr>
+              <w:pStyle w:val="SourceCode"/>
+              <w:spacing w:before="0" w:after="0" w:line="200" w:lineRule="auto"/>
+            </w:pPr>
+            <w:r>
+              <w:t xml:space="preserve">6.8.0-45-generic</w:t>
+            </w:r>
+          </w:p>
+          <w:p>
+            <w:pPr>
+              <w:pStyle w:val="SourceCode"/>
+              <w:spacing w:before="0" w:after="0" w:line="200" w:lineRule="auto"/>
+            </w:pPr>
+          </w:p>
+          <w:p>
+            <w:pPr>
+              <w:pStyle w:val="SourceCode"/>
+              <w:spacing w:before="0" w:after="0" w:line="200" w:lineRule="auto"/>
+            </w:pPr>
+            <w:r>
+              <w:t xml:space="preserve">student@lab-vm:~$ cat /etc/os-release | head -3</w:t>
+            </w:r>
+          </w:p>
+          <w:p>
+            <w:pPr>
+              <w:pStyle w:val="SourceCode"/>
+              <w:spacing w:before="0" w:after="0" w:line="200" w:lineRule="auto"/>
+            </w:pPr>
+            <w:r>
+              <w:t xml:space="preserve">PRETTY_NAME="Ubuntu 22.04.4 LTS"</w:t>
+            </w:r>
+          </w:p>
+          <w:p>
+            <w:pPr>
+              <w:pStyle w:val="SourceCode"/>
+              <w:spacing w:before="0" w:after="0" w:line="200" w:lineRule="auto"/>
+            </w:pPr>
+            <w:r>
+              <w:t xml:space="preserve">NAME="Ubuntu"</w:t>
+            </w:r>
+          </w:p>
+          <w:p>
+            <w:pPr>
+              <w:pStyle w:val="SourceCode"/>
+              <w:spacing w:before="0" w:after="0" w:line="200" w:lineRule="auto"/>
+            </w:pPr>
+            <w:r>
+              <w:t xml:space="preserve">VERSION_ID="22.04"</w:t>
+            </w:r>
+          </w:p>
+          <w:p>
+            <w:pPr>
+              <w:pStyle w:val="SourceCode"/>
+              <w:spacing w:before="0" w:after="0" w:line="200" w:lineRule="auto"/>
+            </w:pPr>
+          </w:p>
+          <w:p>
+            <w:pPr>
+              <w:pStyle w:val="SourceCode"/>
+              <w:spacing w:before="0" w:after="0" w:line="200" w:lineRule="auto"/>
+            </w:pPr>
+            <w:r>
+              <w:t xml:space="preserve">student@lab-vm:~$ hostnamectl</w:t>
+            </w:r>
+          </w:p>
+          <w:p>
+            <w:pPr>
+              <w:pStyle w:val="SourceCode"/>
+              <w:spacing w:before="0" w:after="0" w:line="200" w:lineRule="auto"/>
+            </w:pPr>
+            <w:r>
+              <w:t xml:space="preserve"> Static hostname: lab-vm</w:t>
+            </w:r>
+          </w:p>
+          <w:p>
+            <w:pPr>
+              <w:pStyle w:val="SourceCode"/>
+              <w:spacing w:before="0" w:after="0" w:line="200" w:lineRule="auto"/>
+            </w:pPr>
+            <w:r>
+              <w:t xml:space="preserve">       Icon name: computer-vm</w:t>
+            </w:r>
+          </w:p>
+          <w:p>
+            <w:pPr>
+              <w:pStyle w:val="SourceCode"/>
+              <w:spacing w:before="0" w:after="0" w:line="200" w:lineRule="auto"/>
+            </w:pPr>
+            <w:r>
+              <w:t xml:space="preserve">      Operating System: Ubuntu 22.04.4 LTS</w:t>
+            </w:r>
+          </w:p>
+          <w:p>
+            <w:pPr>
+              <w:pStyle w:val="SourceCode"/>
+              <w:spacing w:before="0" w:after="0" w:line="200" w:lineRule="auto"/>
+            </w:pPr>
+            <w:r>
+              <w:t xml:space="preserve">          Kernel: Linux 6.8.0-45-generic</w:t>
+            </w:r>
+          </w:p>
+          <w:p>
+            <w:pPr>
+              <w:pStyle w:val="SourceCode"/>
+              <w:spacing w:before="0" w:after="0" w:line="200" w:lineRule="auto"/>
+            </w:pPr>
+            <w:r>
+              <w:t xml:space="preserve">    Architecture: x86-64</w:t>
+            </w:r>
+          </w:p>
+        </w:tc>
+      </w:tr>
+    </w:tbl>
+    <w:p>
+      <w:pPr>
+        <w:spacing w:before="0" w:after="0" w:line="120" w:lineRule="exact"/>
+        <w:rPr>
+          <w:sz w:val="4"/>
+          <w:szCs w:val="4"/>
+        </w:rPr>
+      </w:pPr>
     </w:p>
     <w:p>
       <w:pPr>
@@ -1377,102 +1622,151 @@
     </w:p>
     <w:p>
       <w:pPr>
-        <w:pStyle w:val="SourceCode"/>
-        <w:spacing w:before="120" w:after="0" w:line="200" w:lineRule="auto"/>
-      </w:pPr>
-      <w:r>
-        <w:t xml:space="preserve">student@lab-vm:~$ pwd</w:t>
-      </w:r>
-    </w:p>
-    <w:p>
-      <w:pPr>
-        <w:pStyle w:val="SourceCode"/>
-        <w:spacing w:before="0" w:after="0" w:line="200" w:lineRule="auto"/>
-      </w:pPr>
-      <w:r>
-        <w:t xml:space="preserve">/home/student</w:t>
-      </w:r>
-    </w:p>
-    <w:p>
-      <w:pPr>
-        <w:pStyle w:val="SourceCode"/>
-        <w:spacing w:before="0" w:after="0" w:line="200" w:lineRule="auto"/>
-      </w:pPr>
-    </w:p>
-    <w:p>
-      <w:pPr>
-        <w:pStyle w:val="SourceCode"/>
-        <w:spacing w:before="0" w:after="0" w:line="200" w:lineRule="auto"/>
-      </w:pPr>
-      <w:r>
-        <w:t xml:space="preserve">student@lab-vm:~$ ls /</w:t>
-      </w:r>
-    </w:p>
-    <w:p>
-      <w:pPr>
-        <w:pStyle w:val="SourceCode"/>
-        <w:spacing w:before="0" w:after="0" w:line="200" w:lineRule="auto"/>
-      </w:pPr>
-      <w:r>
-        <w:t xml:space="preserve">bin  boot  dev  etc  home  lib  media  mnt  opt</w:t>
-      </w:r>
-    </w:p>
-    <w:p>
-      <w:pPr>
-        <w:pStyle w:val="SourceCode"/>
-        <w:spacing w:before="0" w:after="0" w:line="200" w:lineRule="auto"/>
-      </w:pPr>
-      <w:r>
-        <w:t xml:space="preserve">proc  root  run  sbin  srv  sys  tmp  usr  var</w:t>
-      </w:r>
-    </w:p>
-    <w:p>
-      <w:pPr>
-        <w:pStyle w:val="SourceCode"/>
-        <w:spacing w:before="0" w:after="0" w:line="200" w:lineRule="auto"/>
-      </w:pPr>
-    </w:p>
-    <w:p>
-      <w:pPr>
-        <w:pStyle w:val="SourceCode"/>
-        <w:spacing w:before="0" w:after="0" w:line="200" w:lineRule="auto"/>
-      </w:pPr>
-      <w:r>
-        <w:t xml:space="preserve">student@lab-vm:~$ ls -lh /etc/os-release</w:t>
-      </w:r>
-    </w:p>
-    <w:p>
-      <w:pPr>
-        <w:pStyle w:val="SourceCode"/>
-        <w:spacing w:before="0" w:after="0" w:line="200" w:lineRule="auto"/>
-      </w:pPr>
-      <w:r>
-        <w:t xml:space="preserve">-rw-r--r-- 1 root root 386 Feb 28  2026 /etc/os-release</w:t>
-      </w:r>
-    </w:p>
-    <w:p>
-      <w:pPr>
-        <w:pStyle w:val="SourceCode"/>
-        <w:spacing w:before="0" w:after="0" w:line="200" w:lineRule="auto"/>
-      </w:pPr>
-    </w:p>
-    <w:p>
-      <w:pPr>
-        <w:pStyle w:val="SourceCode"/>
-        <w:spacing w:before="0" w:after="0" w:line="200" w:lineRule="auto"/>
-      </w:pPr>
-      <w:r>
-        <w:t xml:space="preserve">student@lab-vm:~$ du -sh /var/log</w:t>
-      </w:r>
-    </w:p>
-    <w:p>
-      <w:pPr>
-        <w:pStyle w:val="SourceCode"/>
-        <w:spacing w:before="0" w:after="120" w:line="200" w:lineRule="auto"/>
-      </w:pPr>
-      <w:r>
-        <w:t xml:space="preserve">248M    /var/log</w:t>
-      </w:r>
+        <w:spacing w:before="0" w:after="0" w:line="120" w:lineRule="exact"/>
+        <w:rPr>
+          <w:sz w:val="4"/>
+          <w:szCs w:val="4"/>
+        </w:rPr>
+      </w:pPr>
+    </w:p>
+    <w:tbl>
+      <w:tblPr>
+        <w:tblStyle w:val="SourceCodeTable"/>
+        <w:tblW w:type="dxa" w:w="9637"/>
+        <w:tblInd w:w="0" w:type="dxa"/>
+        <w:tblBorders>
+          <w:top w:color="BFBFBF" w:space="0" w:sz="4" w:val="single"/>
+          <w:left w:color="BFBFBF" w:space="0" w:sz="4" w:val="single"/>
+          <w:bottom w:color="BFBFBF" w:space="0" w:sz="4" w:val="single"/>
+          <w:right w:color="BFBFBF" w:space="0" w:sz="4" w:val="single"/>
+        </w:tblBorders>
+        <w:tblLayout w:type="fixed"/>
+        <w:tblCellMar>
+          <w:top w:type="dxa" w:w="113"/>
+          <w:left w:type="dxa" w:w="113"/>
+          <w:bottom w:type="dxa" w:w="113"/>
+          <w:right w:type="dxa" w:w="113"/>
+        </w:tblCellMar>
+        <w:tblLook w:val="0000" w:firstRow="0" w:lastRow="0" w:firstColumn="0" w:lastColumn="0" w:noHBand="1" w:noVBand="1"/>
+      </w:tblPr>
+      <w:tblGrid>
+        <w:gridCol w:w="9637"/>
+      </w:tblGrid>
+      <w:tr>
+        <w:tc>
+          <w:tcPr>
+            <w:tcW w:type="dxa" w:w="9637"/>
+          </w:tcPr>
+          <w:p>
+            <w:pPr>
+              <w:pStyle w:val="SourceCode"/>
+              <w:spacing w:before="0" w:after="0" w:line="200" w:lineRule="auto"/>
+            </w:pPr>
+            <w:r>
+              <w:t xml:space="preserve">student@lab-vm:~$ pwd</w:t>
+            </w:r>
+          </w:p>
+          <w:p>
+            <w:pPr>
+              <w:pStyle w:val="SourceCode"/>
+              <w:spacing w:before="0" w:after="0" w:line="200" w:lineRule="auto"/>
+            </w:pPr>
+            <w:r>
+              <w:t xml:space="preserve">/home/student</w:t>
+            </w:r>
+          </w:p>
+          <w:p>
+            <w:pPr>
+              <w:pStyle w:val="SourceCode"/>
+              <w:spacing w:before="0" w:after="0" w:line="200" w:lineRule="auto"/>
+            </w:pPr>
+          </w:p>
+          <w:p>
+            <w:pPr>
+              <w:pStyle w:val="SourceCode"/>
+              <w:spacing w:before="0" w:after="0" w:line="200" w:lineRule="auto"/>
+            </w:pPr>
+            <w:r>
+              <w:t xml:space="preserve">student@lab-vm:~$ ls /</w:t>
+            </w:r>
+          </w:p>
+          <w:p>
+            <w:pPr>
+              <w:pStyle w:val="SourceCode"/>
+              <w:spacing w:before="0" w:after="0" w:line="200" w:lineRule="auto"/>
+            </w:pPr>
+            <w:r>
+              <w:t xml:space="preserve">bin  boot  dev  etc  home  lib  media  mnt  opt</w:t>
+            </w:r>
+          </w:p>
+          <w:p>
+            <w:pPr>
+              <w:pStyle w:val="SourceCode"/>
+              <w:spacing w:before="0" w:after="0" w:line="200" w:lineRule="auto"/>
+            </w:pPr>
+            <w:r>
+              <w:t xml:space="preserve">proc  root  run  sbin  srv  sys  tmp  usr  var</w:t>
+            </w:r>
+          </w:p>
+          <w:p>
+            <w:pPr>
+              <w:pStyle w:val="SourceCode"/>
+              <w:spacing w:before="0" w:after="0" w:line="200" w:lineRule="auto"/>
+            </w:pPr>
+          </w:p>
+          <w:p>
+            <w:pPr>
+              <w:pStyle w:val="SourceCode"/>
+              <w:spacing w:before="0" w:after="0" w:line="200" w:lineRule="auto"/>
+            </w:pPr>
+            <w:r>
+              <w:t xml:space="preserve">student@lab-vm:~$ ls -lh /etc/os-release</w:t>
+            </w:r>
+          </w:p>
+          <w:p>
+            <w:pPr>
+              <w:pStyle w:val="SourceCode"/>
+              <w:spacing w:before="0" w:after="0" w:line="200" w:lineRule="auto"/>
+            </w:pPr>
+            <w:r>
+              <w:t xml:space="preserve">-rw-r--r-- 1 root root 386 Feb 28  2026 /etc/os-release</w:t>
+            </w:r>
+          </w:p>
+          <w:p>
+            <w:pPr>
+              <w:pStyle w:val="SourceCode"/>
+              <w:spacing w:before="0" w:after="0" w:line="200" w:lineRule="auto"/>
+            </w:pPr>
+          </w:p>
+          <w:p>
+            <w:pPr>
+              <w:pStyle w:val="SourceCode"/>
+              <w:spacing w:before="0" w:after="0" w:line="200" w:lineRule="auto"/>
+            </w:pPr>
+            <w:r>
+              <w:t xml:space="preserve">student@lab-vm:~$ du -sh /var/log</w:t>
+            </w:r>
+          </w:p>
+          <w:p>
+            <w:pPr>
+              <w:pStyle w:val="SourceCode"/>
+              <w:spacing w:before="0" w:after="0" w:line="200" w:lineRule="auto"/>
+            </w:pPr>
+            <w:r>
+              <w:t xml:space="preserve">248M    /var/log</w:t>
+            </w:r>
+          </w:p>
+        </w:tc>
+      </w:tr>
+    </w:tbl>
+    <w:p>
+      <w:pPr>
+        <w:spacing w:before="0" w:after="0" w:line="120" w:lineRule="exact"/>
+        <w:rPr>
+          <w:sz w:val="4"/>
+          <w:szCs w:val="4"/>
+        </w:rPr>
+      </w:pPr>
     </w:p>
     <w:p>
       <w:pPr>
@@ -1521,111 +1815,160 @@
     </w:p>
     <w:p>
       <w:pPr>
-        <w:pStyle w:val="SourceCode"/>
-        <w:spacing w:before="120" w:after="0" w:line="200" w:lineRule="auto"/>
-      </w:pPr>
-      <w:r>
-        <w:t xml:space="preserve">student@lab-vm:~$ type cd ls</w:t>
-      </w:r>
-    </w:p>
-    <w:p>
-      <w:pPr>
-        <w:pStyle w:val="SourceCode"/>
-        <w:spacing w:before="0" w:after="0" w:line="200" w:lineRule="auto"/>
-      </w:pPr>
-      <w:r>
-        <w:t xml:space="preserve">cd is a shell builtin</w:t>
-      </w:r>
-    </w:p>
-    <w:p>
-      <w:pPr>
-        <w:pStyle w:val="SourceCode"/>
-        <w:spacing w:before="0" w:after="0" w:line="200" w:lineRule="auto"/>
-      </w:pPr>
-      <w:r>
-        <w:t xml:space="preserve">ls is aliased to `ls --color=auto'</w:t>
-      </w:r>
-    </w:p>
-    <w:p>
-      <w:pPr>
-        <w:pStyle w:val="SourceCode"/>
-        <w:spacing w:before="0" w:after="0" w:line="200" w:lineRule="auto"/>
-      </w:pPr>
-    </w:p>
-    <w:p>
-      <w:pPr>
-        <w:pStyle w:val="SourceCode"/>
-        <w:spacing w:before="0" w:after="0" w:line="200" w:lineRule="auto"/>
-      </w:pPr>
-      <w:r>
-        <w:t xml:space="preserve">student@lab-vm:~$ which ls</w:t>
-      </w:r>
-    </w:p>
-    <w:p>
-      <w:pPr>
-        <w:pStyle w:val="SourceCode"/>
-        <w:spacing w:before="0" w:after="0" w:line="200" w:lineRule="auto"/>
-      </w:pPr>
-      <w:r>
-        <w:t xml:space="preserve">/usr/bin/ls</w:t>
-      </w:r>
-    </w:p>
-    <w:p>
-      <w:pPr>
-        <w:pStyle w:val="SourceCode"/>
-        <w:spacing w:before="0" w:after="0" w:line="200" w:lineRule="auto"/>
-      </w:pPr>
-    </w:p>
-    <w:p>
-      <w:pPr>
-        <w:pStyle w:val="SourceCode"/>
-        <w:spacing w:before="0" w:after="0" w:line="200" w:lineRule="auto"/>
-      </w:pPr>
-      <w:r>
-        <w:t xml:space="preserve">student@lab-vm:~$ ls --help | head -5</w:t>
-      </w:r>
-    </w:p>
-    <w:p>
-      <w:pPr>
-        <w:pStyle w:val="SourceCode"/>
-        <w:spacing w:before="0" w:after="0" w:line="200" w:lineRule="auto"/>
-      </w:pPr>
-      <w:r>
-        <w:t xml:space="preserve">Usage: ls [OPTION]... [FILE]...</w:t>
-      </w:r>
-    </w:p>
-    <w:p>
-      <w:pPr>
-        <w:pStyle w:val="SourceCode"/>
-        <w:spacing w:before="0" w:after="0" w:line="200" w:lineRule="auto"/>
-      </w:pPr>
-      <w:r>
-        <w:t xml:space="preserve">List information about the FILEs (the default is current directory).</w:t>
-      </w:r>
-    </w:p>
-    <w:p>
-      <w:pPr>
-        <w:pStyle w:val="SourceCode"/>
-        <w:spacing w:before="0" w:after="0" w:line="200" w:lineRule="auto"/>
-      </w:pPr>
-    </w:p>
-    <w:p>
-      <w:pPr>
-        <w:pStyle w:val="SourceCode"/>
-        <w:spacing w:before="0" w:after="0" w:line="200" w:lineRule="auto"/>
-      </w:pPr>
-      <w:r>
-        <w:t xml:space="preserve">student@lab-vm:~$ whatis cp</w:t>
-      </w:r>
-    </w:p>
-    <w:p>
-      <w:pPr>
-        <w:pStyle w:val="SourceCode"/>
-        <w:spacing w:before="0" w:after="120" w:line="200" w:lineRule="auto"/>
-      </w:pPr>
-      <w:r>
-        <w:t xml:space="preserve">cp (1)               - copy files and directories</w:t>
-      </w:r>
+        <w:spacing w:before="0" w:after="0" w:line="120" w:lineRule="exact"/>
+        <w:rPr>
+          <w:sz w:val="4"/>
+          <w:szCs w:val="4"/>
+        </w:rPr>
+      </w:pPr>
+    </w:p>
+    <w:tbl>
+      <w:tblPr>
+        <w:tblStyle w:val="SourceCodeTable"/>
+        <w:tblW w:type="dxa" w:w="9637"/>
+        <w:tblInd w:w="0" w:type="dxa"/>
+        <w:tblBorders>
+          <w:top w:color="BFBFBF" w:space="0" w:sz="4" w:val="single"/>
+          <w:left w:color="BFBFBF" w:space="0" w:sz="4" w:val="single"/>
+          <w:bottom w:color="BFBFBF" w:space="0" w:sz="4" w:val="single"/>
+          <w:right w:color="BFBFBF" w:space="0" w:sz="4" w:val="single"/>
+        </w:tblBorders>
+        <w:tblLayout w:type="fixed"/>
+        <w:tblCellMar>
+          <w:top w:type="dxa" w:w="113"/>
+          <w:left w:type="dxa" w:w="113"/>
+          <w:bottom w:type="dxa" w:w="113"/>
+          <w:right w:type="dxa" w:w="113"/>
+        </w:tblCellMar>
+        <w:tblLook w:val="0000" w:firstRow="0" w:lastRow="0" w:firstColumn="0" w:lastColumn="0" w:noHBand="1" w:noVBand="1"/>
+      </w:tblPr>
+      <w:tblGrid>
+        <w:gridCol w:w="9637"/>
+      </w:tblGrid>
+      <w:tr>
+        <w:tc>
+          <w:tcPr>
+            <w:tcW w:type="dxa" w:w="9637"/>
+          </w:tcPr>
+          <w:p>
+            <w:pPr>
+              <w:pStyle w:val="SourceCode"/>
+              <w:spacing w:before="0" w:after="0" w:line="200" w:lineRule="auto"/>
+            </w:pPr>
+            <w:r>
+              <w:t xml:space="preserve">student@lab-vm:~$ type cd ls</w:t>
+            </w:r>
+          </w:p>
+          <w:p>
+            <w:pPr>
+              <w:pStyle w:val="SourceCode"/>
+              <w:spacing w:before="0" w:after="0" w:line="200" w:lineRule="auto"/>
+            </w:pPr>
+            <w:r>
+              <w:t xml:space="preserve">cd is a shell builtin</w:t>
+            </w:r>
+          </w:p>
+          <w:p>
+            <w:pPr>
+              <w:pStyle w:val="SourceCode"/>
+              <w:spacing w:before="0" w:after="0" w:line="200" w:lineRule="auto"/>
+            </w:pPr>
+            <w:r>
+              <w:t xml:space="preserve">ls is aliased to `ls --color=auto'</w:t>
+            </w:r>
+          </w:p>
+          <w:p>
+            <w:pPr>
+              <w:pStyle w:val="SourceCode"/>
+              <w:spacing w:before="0" w:after="0" w:line="200" w:lineRule="auto"/>
+            </w:pPr>
+          </w:p>
+          <w:p>
+            <w:pPr>
+              <w:pStyle w:val="SourceCode"/>
+              <w:spacing w:before="0" w:after="0" w:line="200" w:lineRule="auto"/>
+            </w:pPr>
+            <w:r>
+              <w:t xml:space="preserve">student@lab-vm:~$ which ls</w:t>
+            </w:r>
+          </w:p>
+          <w:p>
+            <w:pPr>
+              <w:pStyle w:val="SourceCode"/>
+              <w:spacing w:before="0" w:after="0" w:line="200" w:lineRule="auto"/>
+            </w:pPr>
+            <w:r>
+              <w:t xml:space="preserve">/usr/bin/ls</w:t>
+            </w:r>
+          </w:p>
+          <w:p>
+            <w:pPr>
+              <w:pStyle w:val="SourceCode"/>
+              <w:spacing w:before="0" w:after="0" w:line="200" w:lineRule="auto"/>
+            </w:pPr>
+          </w:p>
+          <w:p>
+            <w:pPr>
+              <w:pStyle w:val="SourceCode"/>
+              <w:spacing w:before="0" w:after="0" w:line="200" w:lineRule="auto"/>
+            </w:pPr>
+            <w:r>
+              <w:t xml:space="preserve">student@lab-vm:~$ ls --help | head -5</w:t>
+            </w:r>
+          </w:p>
+          <w:p>
+            <w:pPr>
+              <w:pStyle w:val="SourceCode"/>
+              <w:spacing w:before="0" w:after="0" w:line="200" w:lineRule="auto"/>
+            </w:pPr>
+            <w:r>
+              <w:t xml:space="preserve">Usage: ls [OPTION]... [FILE]...</w:t>
+            </w:r>
+          </w:p>
+          <w:p>
+            <w:pPr>
+              <w:pStyle w:val="SourceCode"/>
+              <w:spacing w:before="0" w:after="0" w:line="200" w:lineRule="auto"/>
+            </w:pPr>
+            <w:r>
+              <w:t xml:space="preserve">List information about the FILEs (the default is current directory).</w:t>
+            </w:r>
+          </w:p>
+          <w:p>
+            <w:pPr>
+              <w:pStyle w:val="SourceCode"/>
+              <w:spacing w:before="0" w:after="0" w:line="200" w:lineRule="auto"/>
+            </w:pPr>
+          </w:p>
+          <w:p>
+            <w:pPr>
+              <w:pStyle w:val="SourceCode"/>
+              <w:spacing w:before="0" w:after="0" w:line="200" w:lineRule="auto"/>
+            </w:pPr>
+            <w:r>
+              <w:t xml:space="preserve">student@lab-vm:~$ whatis cp</w:t>
+            </w:r>
+          </w:p>
+          <w:p>
+            <w:pPr>
+              <w:pStyle w:val="SourceCode"/>
+              <w:spacing w:before="0" w:after="0" w:line="200" w:lineRule="auto"/>
+            </w:pPr>
+            <w:r>
+              <w:t xml:space="preserve">cp (1)               - copy files and directories</w:t>
+            </w:r>
+          </w:p>
+        </w:tc>
+      </w:tr>
+    </w:tbl>
+    <w:p>
+      <w:pPr>
+        <w:spacing w:before="0" w:after="0" w:line="120" w:lineRule="exact"/>
+        <w:rPr>
+          <w:sz w:val="4"/>
+          <w:szCs w:val="4"/>
+        </w:rPr>
+      </w:pPr>
     </w:p>
     <w:p>
       <w:pPr>
@@ -1677,102 +2020,151 @@
     </w:p>
     <w:p>
       <w:pPr>
-        <w:pStyle w:val="SourceCode"/>
-        <w:spacing w:before="120" w:after="0" w:line="200" w:lineRule="auto"/>
-      </w:pPr>
-      <w:r>
-        <w:t xml:space="preserve">student@lab-vm:~$ whoami</w:t>
-      </w:r>
-    </w:p>
-    <w:p>
-      <w:pPr>
-        <w:pStyle w:val="SourceCode"/>
-        <w:spacing w:before="0" w:after="0" w:line="200" w:lineRule="auto"/>
-      </w:pPr>
-      <w:r>
-        <w:t xml:space="preserve">student</w:t>
-      </w:r>
-    </w:p>
-    <w:p>
-      <w:pPr>
-        <w:pStyle w:val="SourceCode"/>
-        <w:spacing w:before="0" w:after="0" w:line="200" w:lineRule="auto"/>
-      </w:pPr>
-    </w:p>
-    <w:p>
-      <w:pPr>
-        <w:pStyle w:val="SourceCode"/>
-        <w:spacing w:before="0" w:after="0" w:line="200" w:lineRule="auto"/>
-      </w:pPr>
-      <w:r>
-        <w:t xml:space="preserve">student@lab-vm:~$ id</w:t>
-      </w:r>
-    </w:p>
-    <w:p>
-      <w:pPr>
-        <w:pStyle w:val="SourceCode"/>
-        <w:spacing w:before="0" w:after="0" w:line="200" w:lineRule="auto"/>
-      </w:pPr>
-      <w:r>
-        <w:t xml:space="preserve">uid=1000(student) gid=1000(student) groups=1000(student),27(sudo),44(video)</w:t>
-      </w:r>
-    </w:p>
-    <w:p>
-      <w:pPr>
-        <w:pStyle w:val="SourceCode"/>
-        <w:spacing w:before="0" w:after="0" w:line="200" w:lineRule="auto"/>
-      </w:pPr>
-    </w:p>
-    <w:p>
-      <w:pPr>
-        <w:pStyle w:val="SourceCode"/>
-        <w:spacing w:before="0" w:after="0" w:line="200" w:lineRule="auto"/>
-      </w:pPr>
-      <w:r>
-        <w:t xml:space="preserve">student@lab-vm:~$ cat /etc/shadow</w:t>
-      </w:r>
-    </w:p>
-    <w:p>
-      <w:pPr>
-        <w:pStyle w:val="SourceCode"/>
-        <w:spacing w:before="0" w:after="0" w:line="200" w:lineRule="auto"/>
-      </w:pPr>
-      <w:r>
-        <w:t xml:space="preserve">cat: /etc/shadow: Permission denied</w:t>
-      </w:r>
-    </w:p>
-    <w:p>
-      <w:pPr>
-        <w:pStyle w:val="SourceCode"/>
-        <w:spacing w:before="0" w:after="0" w:line="200" w:lineRule="auto"/>
-      </w:pPr>
-    </w:p>
-    <w:p>
-      <w:pPr>
-        <w:pStyle w:val="SourceCode"/>
-        <w:spacing w:before="0" w:after="0" w:line="200" w:lineRule="auto"/>
-      </w:pPr>
-      <w:r>
-        <w:t xml:space="preserve">student@lab-vm:~$ sudo head -1 /etc/shadow</w:t>
-      </w:r>
-    </w:p>
-    <w:p>
-      <w:pPr>
-        <w:pStyle w:val="SourceCode"/>
-        <w:spacing w:before="0" w:after="0" w:line="200" w:lineRule="auto"/>
-      </w:pPr>
-      <w:r>
-        <w:t xml:space="preserve">[sudo] password for student:</w:t>
-      </w:r>
-    </w:p>
-    <w:p>
-      <w:pPr>
-        <w:pStyle w:val="SourceCode"/>
-        <w:spacing w:before="0" w:after="120" w:line="200" w:lineRule="auto"/>
-      </w:pPr>
-      <w:r>
-        <w:t xml:space="preserve">root:$6$rounds=656000$...:19800:0:99999:7:::</w:t>
-      </w:r>
+        <w:spacing w:before="0" w:after="0" w:line="120" w:lineRule="exact"/>
+        <w:rPr>
+          <w:sz w:val="4"/>
+          <w:szCs w:val="4"/>
+        </w:rPr>
+      </w:pPr>
+    </w:p>
+    <w:tbl>
+      <w:tblPr>
+        <w:tblStyle w:val="SourceCodeTable"/>
+        <w:tblW w:type="dxa" w:w="9637"/>
+        <w:tblInd w:w="0" w:type="dxa"/>
+        <w:tblBorders>
+          <w:top w:color="BFBFBF" w:space="0" w:sz="4" w:val="single"/>
+          <w:left w:color="BFBFBF" w:space="0" w:sz="4" w:val="single"/>
+          <w:bottom w:color="BFBFBF" w:space="0" w:sz="4" w:val="single"/>
+          <w:right w:color="BFBFBF" w:space="0" w:sz="4" w:val="single"/>
+        </w:tblBorders>
+        <w:tblLayout w:type="fixed"/>
+        <w:tblCellMar>
+          <w:top w:type="dxa" w:w="113"/>
+          <w:left w:type="dxa" w:w="113"/>
+          <w:bottom w:type="dxa" w:w="113"/>
+          <w:right w:type="dxa" w:w="113"/>
+        </w:tblCellMar>
+        <w:tblLook w:val="0000" w:firstRow="0" w:lastRow="0" w:firstColumn="0" w:lastColumn="0" w:noHBand="1" w:noVBand="1"/>
+      </w:tblPr>
+      <w:tblGrid>
+        <w:gridCol w:w="9637"/>
+      </w:tblGrid>
+      <w:tr>
+        <w:tc>
+          <w:tcPr>
+            <w:tcW w:type="dxa" w:w="9637"/>
+          </w:tcPr>
+          <w:p>
+            <w:pPr>
+              <w:pStyle w:val="SourceCode"/>
+              <w:spacing w:before="0" w:after="0" w:line="200" w:lineRule="auto"/>
+            </w:pPr>
+            <w:r>
+              <w:t xml:space="preserve">student@lab-vm:~$ whoami</w:t>
+            </w:r>
+          </w:p>
+          <w:p>
+            <w:pPr>
+              <w:pStyle w:val="SourceCode"/>
+              <w:spacing w:before="0" w:after="0" w:line="200" w:lineRule="auto"/>
+            </w:pPr>
+            <w:r>
+              <w:t xml:space="preserve">student</w:t>
+            </w:r>
+          </w:p>
+          <w:p>
+            <w:pPr>
+              <w:pStyle w:val="SourceCode"/>
+              <w:spacing w:before="0" w:after="0" w:line="200" w:lineRule="auto"/>
+            </w:pPr>
+          </w:p>
+          <w:p>
+            <w:pPr>
+              <w:pStyle w:val="SourceCode"/>
+              <w:spacing w:before="0" w:after="0" w:line="200" w:lineRule="auto"/>
+            </w:pPr>
+            <w:r>
+              <w:t xml:space="preserve">student@lab-vm:~$ id</w:t>
+            </w:r>
+          </w:p>
+          <w:p>
+            <w:pPr>
+              <w:pStyle w:val="SourceCode"/>
+              <w:spacing w:before="0" w:after="0" w:line="200" w:lineRule="auto"/>
+            </w:pPr>
+            <w:r>
+              <w:t xml:space="preserve">uid=1000(student) gid=1000(student) groups=1000(student),27(sudo),44(video)</w:t>
+            </w:r>
+          </w:p>
+          <w:p>
+            <w:pPr>
+              <w:pStyle w:val="SourceCode"/>
+              <w:spacing w:before="0" w:after="0" w:line="200" w:lineRule="auto"/>
+            </w:pPr>
+          </w:p>
+          <w:p>
+            <w:pPr>
+              <w:pStyle w:val="SourceCode"/>
+              <w:spacing w:before="0" w:after="0" w:line="200" w:lineRule="auto"/>
+            </w:pPr>
+            <w:r>
+              <w:t xml:space="preserve">student@lab-vm:~$ cat /etc/shadow</w:t>
+            </w:r>
+          </w:p>
+          <w:p>
+            <w:pPr>
+              <w:pStyle w:val="SourceCode"/>
+              <w:spacing w:before="0" w:after="0" w:line="200" w:lineRule="auto"/>
+            </w:pPr>
+            <w:r>
+              <w:t xml:space="preserve">cat: /etc/shadow: Permission denied</w:t>
+            </w:r>
+          </w:p>
+          <w:p>
+            <w:pPr>
+              <w:pStyle w:val="SourceCode"/>
+              <w:spacing w:before="0" w:after="0" w:line="200" w:lineRule="auto"/>
+            </w:pPr>
+          </w:p>
+          <w:p>
+            <w:pPr>
+              <w:pStyle w:val="SourceCode"/>
+              <w:spacing w:before="0" w:after="0" w:line="200" w:lineRule="auto"/>
+            </w:pPr>
+            <w:r>
+              <w:t xml:space="preserve">student@lab-vm:~$ sudo head -1 /etc/shadow</w:t>
+            </w:r>
+          </w:p>
+          <w:p>
+            <w:pPr>
+              <w:pStyle w:val="SourceCode"/>
+              <w:spacing w:before="0" w:after="0" w:line="200" w:lineRule="auto"/>
+            </w:pPr>
+            <w:r>
+              <w:t xml:space="preserve">[sudo] password for student:</w:t>
+            </w:r>
+          </w:p>
+          <w:p>
+            <w:pPr>
+              <w:pStyle w:val="SourceCode"/>
+              <w:spacing w:before="0" w:after="0" w:line="200" w:lineRule="auto"/>
+            </w:pPr>
+            <w:r>
+              <w:t xml:space="preserve">root:$6$rounds=656000$...:19800:0:99999:7:::</w:t>
+            </w:r>
+          </w:p>
+        </w:tc>
+      </w:tr>
+    </w:tbl>
+    <w:p>
+      <w:pPr>
+        <w:spacing w:before="0" w:after="0" w:line="120" w:lineRule="exact"/>
+        <w:rPr>
+          <w:sz w:val="4"/>
+          <w:szCs w:val="4"/>
+        </w:rPr>
+      </w:pPr>
     </w:p>
     <w:p>
       <w:pPr>
@@ -1809,147 +2201,196 @@
     </w:p>
     <w:p>
       <w:pPr>
-        <w:pStyle w:val="SourceCode"/>
-        <w:spacing w:before="120" w:after="0" w:line="200" w:lineRule="auto"/>
-      </w:pPr>
-      <w:r>
-        <w:t xml:space="preserve">student@lab-vm:~$ ps -p 1 -o pid,comm</w:t>
-      </w:r>
-    </w:p>
-    <w:p>
-      <w:pPr>
-        <w:pStyle w:val="SourceCode"/>
-        <w:spacing w:before="0" w:after="0" w:line="200" w:lineRule="auto"/>
-      </w:pPr>
-      <w:r>
-        <w:t xml:space="preserve">    PID COMMAND</w:t>
-      </w:r>
-    </w:p>
-    <w:p>
-      <w:pPr>
-        <w:pStyle w:val="SourceCode"/>
-        <w:spacing w:before="0" w:after="0" w:line="200" w:lineRule="auto"/>
-      </w:pPr>
-      <w:r>
-        <w:t xml:space="preserve">      1 systemd</w:t>
-      </w:r>
-    </w:p>
-    <w:p>
-      <w:pPr>
-        <w:pStyle w:val="SourceCode"/>
-        <w:spacing w:before="0" w:after="0" w:line="200" w:lineRule="auto"/>
-      </w:pPr>
-    </w:p>
-    <w:p>
-      <w:pPr>
-        <w:pStyle w:val="SourceCode"/>
-        <w:spacing w:before="0" w:after="0" w:line="200" w:lineRule="auto"/>
-      </w:pPr>
-      <w:r>
-        <w:t xml:space="preserve">student@lab-vm:~$ systemctl list-units --type=service --state=running | head -5</w:t>
-      </w:r>
-    </w:p>
-    <w:p>
-      <w:pPr>
-        <w:pStyle w:val="SourceCode"/>
-        <w:spacing w:before="0" w:after="0" w:line="200" w:lineRule="auto"/>
-      </w:pPr>
-      <w:r>
-        <w:t xml:space="preserve">  cron.service      loaded active running Regular background program processing daemon</w:t>
-      </w:r>
-    </w:p>
-    <w:p>
-      <w:pPr>
-        <w:pStyle w:val="SourceCode"/>
-        <w:spacing w:before="0" w:after="0" w:line="200" w:lineRule="auto"/>
-      </w:pPr>
-      <w:r>
-        <w:t xml:space="preserve">  dbus.service      loaded active running D-Bus System Message Bus</w:t>
-      </w:r>
-    </w:p>
-    <w:p>
-      <w:pPr>
-        <w:pStyle w:val="SourceCode"/>
-        <w:spacing w:before="0" w:after="0" w:line="200" w:lineRule="auto"/>
-      </w:pPr>
-      <w:r>
-        <w:t xml:space="preserve">  ssh.service       loaded active running OpenBSD Secure Shell server</w:t>
-      </w:r>
-    </w:p>
-    <w:p>
-      <w:pPr>
-        <w:pStyle w:val="SourceCode"/>
-        <w:spacing w:before="0" w:after="0" w:line="200" w:lineRule="auto"/>
-      </w:pPr>
-    </w:p>
-    <w:p>
-      <w:pPr>
-        <w:pStyle w:val="SourceCode"/>
-        <w:spacing w:before="0" w:after="0" w:line="200" w:lineRule="auto"/>
-      </w:pPr>
-      <w:r>
-        <w:t xml:space="preserve">student@lab-vm:~$ systemctl status cron | head -4</w:t>
-      </w:r>
-    </w:p>
-    <w:p>
-      <w:pPr>
-        <w:pStyle w:val="SourceCode"/>
-        <w:spacing w:before="0" w:after="0" w:line="200" w:lineRule="auto"/>
-      </w:pPr>
-      <w:r>
-        <w:t xml:space="preserve">● cron.service - Regular background program processing daemon</w:t>
-      </w:r>
-    </w:p>
-    <w:p>
-      <w:pPr>
-        <w:pStyle w:val="SourceCode"/>
-        <w:spacing w:before="0" w:after="0" w:line="200" w:lineRule="auto"/>
-      </w:pPr>
-      <w:r>
-        <w:t xml:space="preserve">     Loaded: loaded (/lib/systemd/system/cron.service; enabled)</w:t>
-      </w:r>
-    </w:p>
-    <w:p>
-      <w:pPr>
-        <w:pStyle w:val="SourceCode"/>
-        <w:spacing w:before="0" w:after="0" w:line="200" w:lineRule="auto"/>
-      </w:pPr>
-      <w:r>
-        <w:t xml:space="preserve">     Active: active (running) since Wed 2026-09-17 08:42:31 EEST; 2h 14min ago</w:t>
-      </w:r>
-    </w:p>
-    <w:p>
-      <w:pPr>
-        <w:pStyle w:val="SourceCode"/>
-        <w:spacing w:before="0" w:after="0" w:line="200" w:lineRule="auto"/>
-      </w:pPr>
-    </w:p>
-    <w:p>
-      <w:pPr>
-        <w:pStyle w:val="SourceCode"/>
-        <w:spacing w:before="0" w:after="0" w:line="200" w:lineRule="auto"/>
-      </w:pPr>
-      <w:r>
-        <w:t xml:space="preserve">student@lab-vm:~$ free -h | head -2</w:t>
-      </w:r>
-    </w:p>
-    <w:p>
-      <w:pPr>
-        <w:pStyle w:val="SourceCode"/>
-        <w:spacing w:before="0" w:after="0" w:line="200" w:lineRule="auto"/>
-      </w:pPr>
-      <w:r>
-        <w:t xml:space="preserve">               total        used        free      shared  buff/cache   available</w:t>
-      </w:r>
-    </w:p>
-    <w:p>
-      <w:pPr>
-        <w:pStyle w:val="SourceCode"/>
-        <w:spacing w:before="0" w:after="120" w:line="200" w:lineRule="auto"/>
-      </w:pPr>
-      <w:r>
-        <w:t xml:space="preserve">Mem:           3,8Gi       1,1Gi       1,4Gi        12Mi       1,3Gi       2,4Gi</w:t>
-      </w:r>
+        <w:spacing w:before="0" w:after="0" w:line="120" w:lineRule="exact"/>
+        <w:rPr>
+          <w:sz w:val="4"/>
+          <w:szCs w:val="4"/>
+        </w:rPr>
+      </w:pPr>
+    </w:p>
+    <w:tbl>
+      <w:tblPr>
+        <w:tblStyle w:val="SourceCodeTable"/>
+        <w:tblW w:type="dxa" w:w="9637"/>
+        <w:tblInd w:w="0" w:type="dxa"/>
+        <w:tblBorders>
+          <w:top w:color="BFBFBF" w:space="0" w:sz="4" w:val="single"/>
+          <w:left w:color="BFBFBF" w:space="0" w:sz="4" w:val="single"/>
+          <w:bottom w:color="BFBFBF" w:space="0" w:sz="4" w:val="single"/>
+          <w:right w:color="BFBFBF" w:space="0" w:sz="4" w:val="single"/>
+        </w:tblBorders>
+        <w:tblLayout w:type="fixed"/>
+        <w:tblCellMar>
+          <w:top w:type="dxa" w:w="113"/>
+          <w:left w:type="dxa" w:w="113"/>
+          <w:bottom w:type="dxa" w:w="113"/>
+          <w:right w:type="dxa" w:w="113"/>
+        </w:tblCellMar>
+        <w:tblLook w:val="0000" w:firstRow="0" w:lastRow="0" w:firstColumn="0" w:lastColumn="0" w:noHBand="1" w:noVBand="1"/>
+      </w:tblPr>
+      <w:tblGrid>
+        <w:gridCol w:w="9637"/>
+      </w:tblGrid>
+      <w:tr>
+        <w:tc>
+          <w:tcPr>
+            <w:tcW w:type="dxa" w:w="9637"/>
+          </w:tcPr>
+          <w:p>
+            <w:pPr>
+              <w:pStyle w:val="SourceCode"/>
+              <w:spacing w:before="0" w:after="0" w:line="200" w:lineRule="auto"/>
+            </w:pPr>
+            <w:r>
+              <w:t xml:space="preserve">student@lab-vm:~$ ps -p 1 -o pid,comm</w:t>
+            </w:r>
+          </w:p>
+          <w:p>
+            <w:pPr>
+              <w:pStyle w:val="SourceCode"/>
+              <w:spacing w:before="0" w:after="0" w:line="200" w:lineRule="auto"/>
+            </w:pPr>
+            <w:r>
+              <w:t xml:space="preserve">    PID COMMAND</w:t>
+            </w:r>
+          </w:p>
+          <w:p>
+            <w:pPr>
+              <w:pStyle w:val="SourceCode"/>
+              <w:spacing w:before="0" w:after="0" w:line="200" w:lineRule="auto"/>
+            </w:pPr>
+            <w:r>
+              <w:t xml:space="preserve">      1 systemd</w:t>
+            </w:r>
+          </w:p>
+          <w:p>
+            <w:pPr>
+              <w:pStyle w:val="SourceCode"/>
+              <w:spacing w:before="0" w:after="0" w:line="200" w:lineRule="auto"/>
+            </w:pPr>
+          </w:p>
+          <w:p>
+            <w:pPr>
+              <w:pStyle w:val="SourceCode"/>
+              <w:spacing w:before="0" w:after="0" w:line="200" w:lineRule="auto"/>
+            </w:pPr>
+            <w:r>
+              <w:t xml:space="preserve">student@lab-vm:~$ systemctl list-units --type=service --state=running | head -5</w:t>
+            </w:r>
+          </w:p>
+          <w:p>
+            <w:pPr>
+              <w:pStyle w:val="SourceCode"/>
+              <w:spacing w:before="0" w:after="0" w:line="200" w:lineRule="auto"/>
+            </w:pPr>
+            <w:r>
+              <w:t xml:space="preserve">  cron.service      loaded active running Regular background program processing daemon</w:t>
+            </w:r>
+          </w:p>
+          <w:p>
+            <w:pPr>
+              <w:pStyle w:val="SourceCode"/>
+              <w:spacing w:before="0" w:after="0" w:line="200" w:lineRule="auto"/>
+            </w:pPr>
+            <w:r>
+              <w:t xml:space="preserve">  dbus.service      loaded active running D-Bus System Message Bus</w:t>
+            </w:r>
+          </w:p>
+          <w:p>
+            <w:pPr>
+              <w:pStyle w:val="SourceCode"/>
+              <w:spacing w:before="0" w:after="0" w:line="200" w:lineRule="auto"/>
+            </w:pPr>
+            <w:r>
+              <w:t xml:space="preserve">  ssh.service       loaded active running OpenBSD Secure Shell server</w:t>
+            </w:r>
+          </w:p>
+          <w:p>
+            <w:pPr>
+              <w:pStyle w:val="SourceCode"/>
+              <w:spacing w:before="0" w:after="0" w:line="200" w:lineRule="auto"/>
+            </w:pPr>
+          </w:p>
+          <w:p>
+            <w:pPr>
+              <w:pStyle w:val="SourceCode"/>
+              <w:spacing w:before="0" w:after="0" w:line="200" w:lineRule="auto"/>
+            </w:pPr>
+            <w:r>
+              <w:t xml:space="preserve">student@lab-vm:~$ systemctl status cron | head -4</w:t>
+            </w:r>
+          </w:p>
+          <w:p>
+            <w:pPr>
+              <w:pStyle w:val="SourceCode"/>
+              <w:spacing w:before="0" w:after="0" w:line="200" w:lineRule="auto"/>
+            </w:pPr>
+            <w:r>
+              <w:t xml:space="preserve">● cron.service - Regular background program processing daemon</w:t>
+            </w:r>
+          </w:p>
+          <w:p>
+            <w:pPr>
+              <w:pStyle w:val="SourceCode"/>
+              <w:spacing w:before="0" w:after="0" w:line="200" w:lineRule="auto"/>
+            </w:pPr>
+            <w:r>
+              <w:t xml:space="preserve">     Loaded: loaded (/lib/systemd/system/cron.service; enabled)</w:t>
+            </w:r>
+          </w:p>
+          <w:p>
+            <w:pPr>
+              <w:pStyle w:val="SourceCode"/>
+              <w:spacing w:before="0" w:after="0" w:line="200" w:lineRule="auto"/>
+            </w:pPr>
+            <w:r>
+              <w:t xml:space="preserve">     Active: active (running) since Wed 2026-09-17 08:42:31 EEST; 2h 14min ago</w:t>
+            </w:r>
+          </w:p>
+          <w:p>
+            <w:pPr>
+              <w:pStyle w:val="SourceCode"/>
+              <w:spacing w:before="0" w:after="0" w:line="200" w:lineRule="auto"/>
+            </w:pPr>
+          </w:p>
+          <w:p>
+            <w:pPr>
+              <w:pStyle w:val="SourceCode"/>
+              <w:spacing w:before="0" w:after="0" w:line="200" w:lineRule="auto"/>
+            </w:pPr>
+            <w:r>
+              <w:t xml:space="preserve">student@lab-vm:~$ free -h | head -2</w:t>
+            </w:r>
+          </w:p>
+          <w:p>
+            <w:pPr>
+              <w:pStyle w:val="SourceCode"/>
+              <w:spacing w:before="0" w:after="0" w:line="200" w:lineRule="auto"/>
+            </w:pPr>
+            <w:r>
+              <w:t xml:space="preserve">               total        used        free      shared  buff/cache   available</w:t>
+            </w:r>
+          </w:p>
+          <w:p>
+            <w:pPr>
+              <w:pStyle w:val="SourceCode"/>
+              <w:spacing w:before="0" w:after="0" w:line="200" w:lineRule="auto"/>
+            </w:pPr>
+            <w:r>
+              <w:t xml:space="preserve">Mem:           3,8Gi       1,1Gi       1,4Gi        12Mi       1,3Gi       2,4Gi</w:t>
+            </w:r>
+          </w:p>
+        </w:tc>
+      </w:tr>
+    </w:tbl>
+    <w:p>
+      <w:pPr>
+        <w:spacing w:before="0" w:after="0" w:line="120" w:lineRule="exact"/>
+        <w:rPr>
+          <w:sz w:val="4"/>
+          <w:szCs w:val="4"/>
+        </w:rPr>
+      </w:pPr>
     </w:p>
     <w:p>
       <w:pPr>
@@ -1998,93 +2439,142 @@
     </w:p>
     <w:p>
       <w:pPr>
-        <w:pStyle w:val="SourceCode"/>
-        <w:spacing w:before="120" w:after="0" w:line="200" w:lineRule="auto"/>
-      </w:pPr>
-      <w:r>
-        <w:t xml:space="preserve">student@lab-vm:~$ cat /proc/version</w:t>
-      </w:r>
-    </w:p>
-    <w:p>
-      <w:pPr>
-        <w:pStyle w:val="SourceCode"/>
-        <w:spacing w:before="0" w:after="0" w:line="200" w:lineRule="auto"/>
-      </w:pPr>
-      <w:r>
-        <w:t xml:space="preserve">Linux version 6.8.0-45-generic (buildd@lcy02) (gcc 11.4.0) #45-Ubuntu SMP</w:t>
-      </w:r>
-    </w:p>
-    <w:p>
-      <w:pPr>
-        <w:pStyle w:val="SourceCode"/>
-        <w:spacing w:before="0" w:after="0" w:line="200" w:lineRule="auto"/>
-      </w:pPr>
-    </w:p>
-    <w:p>
-      <w:pPr>
-        <w:pStyle w:val="SourceCode"/>
-        <w:spacing w:before="0" w:after="0" w:line="200" w:lineRule="auto"/>
-      </w:pPr>
-      <w:r>
-        <w:t xml:space="preserve">student@lab-vm:~$ cat /proc/cpuinfo | grep "model name" | head -1</w:t>
-      </w:r>
-    </w:p>
-    <w:p>
-      <w:pPr>
-        <w:pStyle w:val="SourceCode"/>
-        <w:spacing w:before="0" w:after="0" w:line="200" w:lineRule="auto"/>
-      </w:pPr>
-      <w:r>
-        <w:t xml:space="preserve">model name  : Intel(R) Core(TM) i5-10400 CPU @ 2.90GHz</w:t>
-      </w:r>
-    </w:p>
-    <w:p>
-      <w:pPr>
-        <w:pStyle w:val="SourceCode"/>
-        <w:spacing w:before="0" w:after="0" w:line="200" w:lineRule="auto"/>
-      </w:pPr>
-    </w:p>
-    <w:p>
-      <w:pPr>
-        <w:pStyle w:val="SourceCode"/>
-        <w:spacing w:before="0" w:after="0" w:line="200" w:lineRule="auto"/>
-      </w:pPr>
-      <w:r>
-        <w:t xml:space="preserve">student@lab-vm:~$ ls /proc/self</w:t>
-      </w:r>
-    </w:p>
-    <w:p>
-      <w:pPr>
-        <w:pStyle w:val="SourceCode"/>
-        <w:spacing w:before="0" w:after="0" w:line="200" w:lineRule="auto"/>
-      </w:pPr>
-      <w:r>
-        <w:t xml:space="preserve">cmdline  cwd  environ  exe  fd  maps  status  task</w:t>
-      </w:r>
-    </w:p>
-    <w:p>
-      <w:pPr>
-        <w:pStyle w:val="SourceCode"/>
-        <w:spacing w:before="0" w:after="0" w:line="200" w:lineRule="auto"/>
-      </w:pPr>
-    </w:p>
-    <w:p>
-      <w:pPr>
-        <w:pStyle w:val="SourceCode"/>
-        <w:spacing w:before="0" w:after="0" w:line="200" w:lineRule="auto"/>
-      </w:pPr>
-      <w:r>
-        <w:t xml:space="preserve">student@lab-vm:~$ cat /proc/loadavg</w:t>
-      </w:r>
-    </w:p>
-    <w:p>
-      <w:pPr>
-        <w:pStyle w:val="SourceCode"/>
-        <w:spacing w:before="0" w:after="120" w:line="200" w:lineRule="auto"/>
-      </w:pPr>
-      <w:r>
-        <w:t xml:space="preserve">0.32 0.41 0.38 2/412 3187</w:t>
-      </w:r>
+        <w:spacing w:before="0" w:after="0" w:line="120" w:lineRule="exact"/>
+        <w:rPr>
+          <w:sz w:val="4"/>
+          <w:szCs w:val="4"/>
+        </w:rPr>
+      </w:pPr>
+    </w:p>
+    <w:tbl>
+      <w:tblPr>
+        <w:tblStyle w:val="SourceCodeTable"/>
+        <w:tblW w:type="dxa" w:w="9637"/>
+        <w:tblInd w:w="0" w:type="dxa"/>
+        <w:tblBorders>
+          <w:top w:color="BFBFBF" w:space="0" w:sz="4" w:val="single"/>
+          <w:left w:color="BFBFBF" w:space="0" w:sz="4" w:val="single"/>
+          <w:bottom w:color="BFBFBF" w:space="0" w:sz="4" w:val="single"/>
+          <w:right w:color="BFBFBF" w:space="0" w:sz="4" w:val="single"/>
+        </w:tblBorders>
+        <w:tblLayout w:type="fixed"/>
+        <w:tblCellMar>
+          <w:top w:type="dxa" w:w="113"/>
+          <w:left w:type="dxa" w:w="113"/>
+          <w:bottom w:type="dxa" w:w="113"/>
+          <w:right w:type="dxa" w:w="113"/>
+        </w:tblCellMar>
+        <w:tblLook w:val="0000" w:firstRow="0" w:lastRow="0" w:firstColumn="0" w:lastColumn="0" w:noHBand="1" w:noVBand="1"/>
+      </w:tblPr>
+      <w:tblGrid>
+        <w:gridCol w:w="9637"/>
+      </w:tblGrid>
+      <w:tr>
+        <w:tc>
+          <w:tcPr>
+            <w:tcW w:type="dxa" w:w="9637"/>
+          </w:tcPr>
+          <w:p>
+            <w:pPr>
+              <w:pStyle w:val="SourceCode"/>
+              <w:spacing w:before="0" w:after="0" w:line="200" w:lineRule="auto"/>
+            </w:pPr>
+            <w:r>
+              <w:t xml:space="preserve">student@lab-vm:~$ cat /proc/version</w:t>
+            </w:r>
+          </w:p>
+          <w:p>
+            <w:pPr>
+              <w:pStyle w:val="SourceCode"/>
+              <w:spacing w:before="0" w:after="0" w:line="200" w:lineRule="auto"/>
+            </w:pPr>
+            <w:r>
+              <w:t xml:space="preserve">Linux version 6.8.0-45-generic (buildd@lcy02) (gcc 11.4.0) #45-Ubuntu SMP</w:t>
+            </w:r>
+          </w:p>
+          <w:p>
+            <w:pPr>
+              <w:pStyle w:val="SourceCode"/>
+              <w:spacing w:before="0" w:after="0" w:line="200" w:lineRule="auto"/>
+            </w:pPr>
+          </w:p>
+          <w:p>
+            <w:pPr>
+              <w:pStyle w:val="SourceCode"/>
+              <w:spacing w:before="0" w:after="0" w:line="200" w:lineRule="auto"/>
+            </w:pPr>
+            <w:r>
+              <w:t xml:space="preserve">student@lab-vm:~$ cat /proc/cpuinfo | grep "model name" | head -1</w:t>
+            </w:r>
+          </w:p>
+          <w:p>
+            <w:pPr>
+              <w:pStyle w:val="SourceCode"/>
+              <w:spacing w:before="0" w:after="0" w:line="200" w:lineRule="auto"/>
+            </w:pPr>
+            <w:r>
+              <w:t xml:space="preserve">model name  : Intel(R) Core(TM) i5-10400 CPU @ 2.90GHz</w:t>
+            </w:r>
+          </w:p>
+          <w:p>
+            <w:pPr>
+              <w:pStyle w:val="SourceCode"/>
+              <w:spacing w:before="0" w:after="0" w:line="200" w:lineRule="auto"/>
+            </w:pPr>
+          </w:p>
+          <w:p>
+            <w:pPr>
+              <w:pStyle w:val="SourceCode"/>
+              <w:spacing w:before="0" w:after="0" w:line="200" w:lineRule="auto"/>
+            </w:pPr>
+            <w:r>
+              <w:t xml:space="preserve">student@lab-vm:~$ ls /proc/self</w:t>
+            </w:r>
+          </w:p>
+          <w:p>
+            <w:pPr>
+              <w:pStyle w:val="SourceCode"/>
+              <w:spacing w:before="0" w:after="0" w:line="200" w:lineRule="auto"/>
+            </w:pPr>
+            <w:r>
+              <w:t xml:space="preserve">cmdline  cwd  environ  exe  fd  maps  status  task</w:t>
+            </w:r>
+          </w:p>
+          <w:p>
+            <w:pPr>
+              <w:pStyle w:val="SourceCode"/>
+              <w:spacing w:before="0" w:after="0" w:line="200" w:lineRule="auto"/>
+            </w:pPr>
+          </w:p>
+          <w:p>
+            <w:pPr>
+              <w:pStyle w:val="SourceCode"/>
+              <w:spacing w:before="0" w:after="0" w:line="200" w:lineRule="auto"/>
+            </w:pPr>
+            <w:r>
+              <w:t xml:space="preserve">student@lab-vm:~$ cat /proc/loadavg</w:t>
+            </w:r>
+          </w:p>
+          <w:p>
+            <w:pPr>
+              <w:pStyle w:val="SourceCode"/>
+              <w:spacing w:before="0" w:after="0" w:line="200" w:lineRule="auto"/>
+            </w:pPr>
+            <w:r>
+              <w:t xml:space="preserve">0.32 0.41 0.38 2/412 3187</w:t>
+            </w:r>
+          </w:p>
+        </w:tc>
+      </w:tr>
+    </w:tbl>
+    <w:p>
+      <w:pPr>
+        <w:spacing w:before="0" w:after="0" w:line="120" w:lineRule="exact"/>
+        <w:rPr>
+          <w:sz w:val="4"/>
+          <w:szCs w:val="4"/>
+        </w:rPr>
+      </w:pPr>
     </w:p>
     <w:p>
       <w:pPr>
@@ -6470,7 +6960,7 @@
     <w:basedOn w:val="Normal"/>
     <w:qFormat/>
     <w:pPr>
-      <w:spacing w:after="120" w:before="120" w:line="200" w:lineRule="auto"/>
+      <w:spacing w:after="0" w:before="0" w:line="200" w:lineRule="auto"/>
       <w:ind w:hanging="340" w:left="340" w:right="0"/>
       <w:jc w:val="left"/>
     </w:pPr>
@@ -6479,6 +6969,26 @@
       <w:sz w:val="18"/>
       <w:szCs w:val="18"/>
     </w:rPr>
+  </w:style>
+  <w:style w:customStyle="1" w:styleId="SourceCodeTable" w:type="table">
+    <w:name w:val="Source Code Table"/>
+    <w:basedOn w:val="TableNormal"/>
+    <w:qFormat/>
+    <w:tblPr>
+      <w:tblInd w:type="dxa" w:w="0"/>
+      <w:tblBorders>
+        <w:top w:color="BFBFBF" w:space="0" w:sz="4" w:val="single"/>
+        <w:left w:color="BFBFBF" w:space="0" w:sz="4" w:val="single"/>
+        <w:bottom w:color="BFBFBF" w:space="0" w:sz="4" w:val="single"/>
+        <w:right w:color="BFBFBF" w:space="0" w:sz="4" w:val="single"/>
+      </w:tblBorders>
+      <w:tblCellMar>
+        <w:top w:type="dxa" w:w="113"/>
+        <w:left w:type="dxa" w:w="113"/>
+        <w:bottom w:type="dxa" w:w="113"/>
+        <w:right w:type="dxa" w:w="113"/>
+      </w:tblCellMar>
+    </w:tblPr>
   </w:style>
   <w:style w:type="paragraph" w:customStyle="1" w:styleId="TableCaption">
     <w:name w:val="TableCaption"/>

--- a/public/labs/os/pz-24/ЛР6_ОС_Принципи_функціонування_ОС_Linux.docx
+++ b/public/labs/os/pz-24/ЛР6_ОС_Принципи_функціонування_ОС_Linux.docx
@@ -138,6 +138,7 @@
           <w:bottom w:color="BFBFBF" w:space="0" w:sz="4" w:val="single"/>
           <w:right w:color="BFBFBF" w:space="0" w:sz="4" w:val="single"/>
         </w:tblBorders>
+        <w:shd w:color="auto" w:fill="F4F4F4" w:val="clear"/>
         <w:tblLayout w:type="fixed"/>
         <w:tblCellMar>
           <w:top w:type="dxa" w:w="113"/>
@@ -154,6 +155,7 @@
         <w:tc>
           <w:tcPr>
             <w:tcW w:type="dxa" w:w="9637"/>
+            <w:shd w:color="auto" w:fill="F4F4F4" w:val="clear"/>
           </w:tcPr>
           <w:p>
             <w:pPr>
@@ -698,6 +700,7 @@
           <w:bottom w:color="BFBFBF" w:space="0" w:sz="4" w:val="single"/>
           <w:right w:color="BFBFBF" w:space="0" w:sz="4" w:val="single"/>
         </w:tblBorders>
+        <w:shd w:color="auto" w:fill="F4F4F4" w:val="clear"/>
         <w:tblLayout w:type="fixed"/>
         <w:tblCellMar>
           <w:top w:type="dxa" w:w="113"/>
@@ -714,6 +717,7 @@
         <w:tc>
           <w:tcPr>
             <w:tcW w:type="dxa" w:w="9637"/>
+            <w:shd w:color="auto" w:fill="F4F4F4" w:val="clear"/>
           </w:tcPr>
           <w:p>
             <w:pPr>
@@ -1144,6 +1148,7 @@
           <w:bottom w:color="BFBFBF" w:space="0" w:sz="4" w:val="single"/>
           <w:right w:color="BFBFBF" w:space="0" w:sz="4" w:val="single"/>
         </w:tblBorders>
+        <w:shd w:color="auto" w:fill="F4F4F4" w:val="clear"/>
         <w:tblLayout w:type="fixed"/>
         <w:tblCellMar>
           <w:top w:type="dxa" w:w="113"/>
@@ -1160,6 +1165,7 @@
         <w:tc>
           <w:tcPr>
             <w:tcW w:type="dxa" w:w="9637"/>
+            <w:shd w:color="auto" w:fill="F4F4F4" w:val="clear"/>
           </w:tcPr>
           <w:p>
             <w:pPr>
@@ -1283,6 +1289,7 @@
           <w:bottom w:color="BFBFBF" w:space="0" w:sz="4" w:val="single"/>
           <w:right w:color="BFBFBF" w:space="0" w:sz="4" w:val="single"/>
         </w:tblBorders>
+        <w:shd w:color="auto" w:fill="F4F4F4" w:val="clear"/>
         <w:tblLayout w:type="fixed"/>
         <w:tblCellMar>
           <w:top w:type="dxa" w:w="113"/>
@@ -1299,6 +1306,7 @@
         <w:tc>
           <w:tcPr>
             <w:tcW w:type="dxa" w:w="9637"/>
+            <w:shd w:color="auto" w:fill="F4F4F4" w:val="clear"/>
           </w:tcPr>
           <w:p>
             <w:pPr>
@@ -1423,6 +1431,7 @@
           <w:bottom w:color="BFBFBF" w:space="0" w:sz="4" w:val="single"/>
           <w:right w:color="BFBFBF" w:space="0" w:sz="4" w:val="single"/>
         </w:tblBorders>
+        <w:shd w:color="auto" w:fill="F4F4F4" w:val="clear"/>
         <w:tblLayout w:type="fixed"/>
         <w:tblCellMar>
           <w:top w:type="dxa" w:w="113"/>
@@ -1439,6 +1448,7 @@
         <w:tc>
           <w:tcPr>
             <w:tcW w:type="dxa" w:w="9637"/>
+            <w:shd w:color="auto" w:fill="F4F4F4" w:val="clear"/>
           </w:tcPr>
           <w:p>
             <w:pPr>
@@ -1640,6 +1650,7 @@
           <w:bottom w:color="BFBFBF" w:space="0" w:sz="4" w:val="single"/>
           <w:right w:color="BFBFBF" w:space="0" w:sz="4" w:val="single"/>
         </w:tblBorders>
+        <w:shd w:color="auto" w:fill="F4F4F4" w:val="clear"/>
         <w:tblLayout w:type="fixed"/>
         <w:tblCellMar>
           <w:top w:type="dxa" w:w="113"/>
@@ -1656,6 +1667,7 @@
         <w:tc>
           <w:tcPr>
             <w:tcW w:type="dxa" w:w="9637"/>
+            <w:shd w:color="auto" w:fill="F4F4F4" w:val="clear"/>
           </w:tcPr>
           <w:p>
             <w:pPr>
@@ -1833,6 +1845,7 @@
           <w:bottom w:color="BFBFBF" w:space="0" w:sz="4" w:val="single"/>
           <w:right w:color="BFBFBF" w:space="0" w:sz="4" w:val="single"/>
         </w:tblBorders>
+        <w:shd w:color="auto" w:fill="F4F4F4" w:val="clear"/>
         <w:tblLayout w:type="fixed"/>
         <w:tblCellMar>
           <w:top w:type="dxa" w:w="113"/>
@@ -1849,6 +1862,7 @@
         <w:tc>
           <w:tcPr>
             <w:tcW w:type="dxa" w:w="9637"/>
+            <w:shd w:color="auto" w:fill="F4F4F4" w:val="clear"/>
           </w:tcPr>
           <w:p>
             <w:pPr>
@@ -2038,6 +2052,7 @@
           <w:bottom w:color="BFBFBF" w:space="0" w:sz="4" w:val="single"/>
           <w:right w:color="BFBFBF" w:space="0" w:sz="4" w:val="single"/>
         </w:tblBorders>
+        <w:shd w:color="auto" w:fill="F4F4F4" w:val="clear"/>
         <w:tblLayout w:type="fixed"/>
         <w:tblCellMar>
           <w:top w:type="dxa" w:w="113"/>
@@ -2054,6 +2069,7 @@
         <w:tc>
           <w:tcPr>
             <w:tcW w:type="dxa" w:w="9637"/>
+            <w:shd w:color="auto" w:fill="F4F4F4" w:val="clear"/>
           </w:tcPr>
           <w:p>
             <w:pPr>
@@ -2219,6 +2235,7 @@
           <w:bottom w:color="BFBFBF" w:space="0" w:sz="4" w:val="single"/>
           <w:right w:color="BFBFBF" w:space="0" w:sz="4" w:val="single"/>
         </w:tblBorders>
+        <w:shd w:color="auto" w:fill="F4F4F4" w:val="clear"/>
         <w:tblLayout w:type="fixed"/>
         <w:tblCellMar>
           <w:top w:type="dxa" w:w="113"/>
@@ -2235,6 +2252,7 @@
         <w:tc>
           <w:tcPr>
             <w:tcW w:type="dxa" w:w="9637"/>
+            <w:shd w:color="auto" w:fill="F4F4F4" w:val="clear"/>
           </w:tcPr>
           <w:p>
             <w:pPr>
@@ -2457,6 +2475,7 @@
           <w:bottom w:color="BFBFBF" w:space="0" w:sz="4" w:val="single"/>
           <w:right w:color="BFBFBF" w:space="0" w:sz="4" w:val="single"/>
         </w:tblBorders>
+        <w:shd w:color="auto" w:fill="F4F4F4" w:val="clear"/>
         <w:tblLayout w:type="fixed"/>
         <w:tblCellMar>
           <w:top w:type="dxa" w:w="113"/>
@@ -2473,6 +2492,7 @@
         <w:tc>
           <w:tcPr>
             <w:tcW w:type="dxa" w:w="9637"/>
+            <w:shd w:color="auto" w:fill="F4F4F4" w:val="clear"/>
           </w:tcPr>
           <w:p>
             <w:pPr>
@@ -6982,6 +7002,7 @@
         <w:bottom w:color="BFBFBF" w:space="0" w:sz="4" w:val="single"/>
         <w:right w:color="BFBFBF" w:space="0" w:sz="4" w:val="single"/>
       </w:tblBorders>
+      <w:shd w:color="auto" w:fill="F4F4F4" w:val="clear"/>
       <w:tblCellMar>
         <w:top w:type="dxa" w:w="113"/>
         <w:left w:type="dxa" w:w="113"/>

--- a/public/labs/os/pz-24/ЛР6_ОС_Принципи_функціонування_ОС_Linux.docx
+++ b/public/labs/os/pz-24/ЛР6_ОС_Принципи_функціонування_ОС_Linux.docx
@@ -120,50 +120,99 @@
     </w:p>
     <w:p>
       <w:pPr>
-        <w:pStyle w:val="SourceCode"/>
-      </w:pPr>
-      <w:r>
-        <w:rPr>
-          <w:rStyle w:val="VerbatimChar"/>
-        </w:rPr>
-        <w:t xml:space="preserve">uname -r                 # версія ядра</w:t>
-      </w:r>
-      <w:r>
-        <w:br/>
-      </w:r>
-      <w:r>
-        <w:rPr>
-          <w:rStyle w:val="VerbatimChar"/>
-        </w:rPr>
-        <w:t xml:space="preserve">uname -a                 # ядро, архітектура, дата збірки</w:t>
-      </w:r>
-      <w:r>
-        <w:br/>
-      </w:r>
-      <w:r>
-        <w:rPr>
-          <w:rStyle w:val="VerbatimChar"/>
-        </w:rPr>
-        <w:t xml:space="preserve">cat /etc/os-release      # дистрибутив: назва, версія, кодове ім'я</w:t>
-      </w:r>
-      <w:r>
-        <w:br/>
-      </w:r>
-      <w:r>
-        <w:rPr>
-          <w:rStyle w:val="VerbatimChar"/>
-        </w:rPr>
-        <w:t xml:space="preserve">lsb_release -a           # те саме у стислому вигляді</w:t>
-      </w:r>
-      <w:r>
-        <w:br/>
-      </w:r>
-      <w:r>
-        <w:rPr>
-          <w:rStyle w:val="VerbatimChar"/>
-        </w:rPr>
-        <w:t xml:space="preserve">hostnamectl              # ім'я вузла, ядро, тип віртуалізації</w:t>
-      </w:r>
+        <w:spacing w:before="0" w:after="0" w:line="120" w:lineRule="exact"/>
+        <w:rPr>
+          <w:sz w:val="4"/>
+          <w:szCs w:val="4"/>
+        </w:rPr>
+      </w:pPr>
+    </w:p>
+    <w:tbl>
+      <w:tblPr>
+        <w:tblStyle w:val="SourceCodeTable"/>
+        <w:tblW w:type="dxa" w:w="9637"/>
+        <w:tblInd w:w="0" w:type="dxa"/>
+        <w:tblBorders>
+          <w:top w:color="BFBFBF" w:space="0" w:sz="4" w:val="single"/>
+          <w:left w:color="BFBFBF" w:space="0" w:sz="4" w:val="single"/>
+          <w:bottom w:color="BFBFBF" w:space="0" w:sz="4" w:val="single"/>
+          <w:right w:color="BFBFBF" w:space="0" w:sz="4" w:val="single"/>
+        </w:tblBorders>
+        <w:shd w:color="auto" w:fill="F4F4F4" w:val="clear"/>
+        <w:tblLayout w:type="fixed"/>
+        <w:tblCellMar>
+          <w:top w:type="dxa" w:w="113"/>
+          <w:left w:type="dxa" w:w="113"/>
+          <w:bottom w:type="dxa" w:w="113"/>
+          <w:right w:type="dxa" w:w="113"/>
+        </w:tblCellMar>
+        <w:tblLook w:val="0000" w:firstRow="0" w:lastRow="0" w:firstColumn="0" w:lastColumn="0" w:noHBand="1" w:noVBand="1"/>
+      </w:tblPr>
+      <w:tblGrid>
+        <w:gridCol w:w="9637"/>
+      </w:tblGrid>
+      <w:tr>
+        <w:tc>
+          <w:tcPr>
+            <w:tcW w:type="dxa" w:w="9637"/>
+            <w:shd w:color="auto" w:fill="F4F4F4" w:val="clear"/>
+          </w:tcPr>
+          <w:p>
+            <w:pPr>
+              <w:pStyle w:val="SourceCode"/>
+              <w:spacing w:before="0" w:after="0" w:line="200" w:lineRule="auto"/>
+            </w:pPr>
+            <w:r>
+              <w:t xml:space="preserve">uname -r                 # версія ядра</w:t>
+            </w:r>
+          </w:p>
+          <w:p>
+            <w:pPr>
+              <w:pStyle w:val="SourceCode"/>
+              <w:spacing w:before="0" w:after="0" w:line="200" w:lineRule="auto"/>
+            </w:pPr>
+            <w:r>
+              <w:t xml:space="preserve">uname -a                 # ядро, архітектура, дата збірки</w:t>
+            </w:r>
+          </w:p>
+          <w:p>
+            <w:pPr>
+              <w:pStyle w:val="SourceCode"/>
+              <w:spacing w:before="0" w:after="0" w:line="200" w:lineRule="auto"/>
+            </w:pPr>
+            <w:r>
+              <w:t xml:space="preserve">cat /etc/os-release      # дистрибутив: назва, версія, кодове ім'я</w:t>
+            </w:r>
+          </w:p>
+          <w:p>
+            <w:pPr>
+              <w:pStyle w:val="SourceCode"/>
+              <w:spacing w:before="0" w:after="0" w:line="200" w:lineRule="auto"/>
+            </w:pPr>
+            <w:r>
+              <w:t xml:space="preserve">lsb_release -a           # те саме у стислому вигляді</w:t>
+            </w:r>
+          </w:p>
+          <w:p>
+            <w:pPr>
+              <w:pStyle w:val="SourceCode"/>
+              <w:spacing w:before="0" w:after="0" w:line="200" w:lineRule="auto"/>
+            </w:pPr>
+            <w:r>
+              <w:t xml:space="preserve">hostnamectl              # ім'я вузла, ядро, тип віртуалізації</w:t>
+            </w:r>
+          </w:p>
+        </w:tc>
+      </w:tr>
+    </w:tbl>
+    <w:p>
+      <w:pPr>
+        <w:spacing w:before="0" w:after="0" w:line="120" w:lineRule="exact"/>
+        <w:rPr>
+          <w:sz w:val="4"/>
+          <w:szCs w:val="4"/>
+        </w:rPr>
+      </w:pPr>
     </w:p>
     <w:bookmarkEnd w:id="9"/>
     <w:bookmarkStart w:id="10" w:name="все-є-файлом"/>
@@ -633,32 +682,81 @@
     </w:p>
     <w:p>
       <w:pPr>
-        <w:pStyle w:val="SourceCode"/>
-      </w:pPr>
-      <w:r>
-        <w:rPr>
-          <w:rStyle w:val="VerbatimChar"/>
-        </w:rPr>
-        <w:t xml:space="preserve">ls -l -h /var/log        # ім'я команди, два ключі, аргумент</w:t>
-      </w:r>
-      <w:r>
-        <w:br/>
-      </w:r>
-      <w:r>
-        <w:rPr>
-          <w:rStyle w:val="VerbatimChar"/>
-        </w:rPr>
-        <w:t xml:space="preserve">ls -lh /var/log          # короткі ключі можна об'єднувати</w:t>
-      </w:r>
-      <w:r>
-        <w:br/>
-      </w:r>
-      <w:r>
-        <w:rPr>
-          <w:rStyle w:val="VerbatimChar"/>
-        </w:rPr>
-        <w:t xml:space="preserve">ls --human-readable      # довга форма ключа</w:t>
-      </w:r>
+        <w:spacing w:before="0" w:after="0" w:line="120" w:lineRule="exact"/>
+        <w:rPr>
+          <w:sz w:val="4"/>
+          <w:szCs w:val="4"/>
+        </w:rPr>
+      </w:pPr>
+    </w:p>
+    <w:tbl>
+      <w:tblPr>
+        <w:tblStyle w:val="SourceCodeTable"/>
+        <w:tblW w:type="dxa" w:w="9637"/>
+        <w:tblInd w:w="0" w:type="dxa"/>
+        <w:tblBorders>
+          <w:top w:color="BFBFBF" w:space="0" w:sz="4" w:val="single"/>
+          <w:left w:color="BFBFBF" w:space="0" w:sz="4" w:val="single"/>
+          <w:bottom w:color="BFBFBF" w:space="0" w:sz="4" w:val="single"/>
+          <w:right w:color="BFBFBF" w:space="0" w:sz="4" w:val="single"/>
+        </w:tblBorders>
+        <w:shd w:color="auto" w:fill="F4F4F4" w:val="clear"/>
+        <w:tblLayout w:type="fixed"/>
+        <w:tblCellMar>
+          <w:top w:type="dxa" w:w="113"/>
+          <w:left w:type="dxa" w:w="113"/>
+          <w:bottom w:type="dxa" w:w="113"/>
+          <w:right w:type="dxa" w:w="113"/>
+        </w:tblCellMar>
+        <w:tblLook w:val="0000" w:firstRow="0" w:lastRow="0" w:firstColumn="0" w:lastColumn="0" w:noHBand="1" w:noVBand="1"/>
+      </w:tblPr>
+      <w:tblGrid>
+        <w:gridCol w:w="9637"/>
+      </w:tblGrid>
+      <w:tr>
+        <w:tc>
+          <w:tcPr>
+            <w:tcW w:type="dxa" w:w="9637"/>
+            <w:shd w:color="auto" w:fill="F4F4F4" w:val="clear"/>
+          </w:tcPr>
+          <w:p>
+            <w:pPr>
+              <w:pStyle w:val="SourceCode"/>
+              <w:spacing w:before="0" w:after="0" w:line="200" w:lineRule="auto"/>
+            </w:pPr>
+            <w:r>
+              <w:t xml:space="preserve">ls -l -h /var/log        # ім'я команди, два ключі, аргумент</w:t>
+            </w:r>
+          </w:p>
+          <w:p>
+            <w:pPr>
+              <w:pStyle w:val="SourceCode"/>
+              <w:spacing w:before="0" w:after="0" w:line="200" w:lineRule="auto"/>
+            </w:pPr>
+            <w:r>
+              <w:t xml:space="preserve">ls -lh /var/log          # короткі ключі можна об'єднувати</w:t>
+            </w:r>
+          </w:p>
+          <w:p>
+            <w:pPr>
+              <w:pStyle w:val="SourceCode"/>
+              <w:spacing w:before="0" w:after="0" w:line="200" w:lineRule="auto"/>
+            </w:pPr>
+            <w:r>
+              <w:t xml:space="preserve">ls --human-readable      # довга форма ключа</w:t>
+            </w:r>
+          </w:p>
+        </w:tc>
+      </w:tr>
+    </w:tbl>
+    <w:p>
+      <w:pPr>
+        <w:spacing w:before="0" w:after="0" w:line="120" w:lineRule="exact"/>
+        <w:rPr>
+          <w:sz w:val="4"/>
+          <w:szCs w:val="4"/>
+        </w:rPr>
+      </w:pPr>
     </w:p>
     <w:p>
       <w:pPr>
@@ -1032,50 +1130,99 @@
     </w:p>
     <w:p>
       <w:pPr>
-        <w:pStyle w:val="SourceCode"/>
-      </w:pPr>
-      <w:r>
-        <w:rPr>
-          <w:rStyle w:val="VerbatimChar"/>
-        </w:rPr>
-        <w:t xml:space="preserve">whoami                   # поточний користувач</w:t>
-      </w:r>
-      <w:r>
-        <w:br/>
-      </w:r>
-      <w:r>
-        <w:rPr>
-          <w:rStyle w:val="VerbatimChar"/>
-        </w:rPr>
-        <w:t xml:space="preserve">id                       # UID, GID і список груп</w:t>
-      </w:r>
-      <w:r>
-        <w:br/>
-      </w:r>
-      <w:r>
-        <w:rPr>
-          <w:rStyle w:val="VerbatimChar"/>
-        </w:rPr>
-        <w:t xml:space="preserve">groups                   # лише групи</w:t>
-      </w:r>
-      <w:r>
-        <w:br/>
-      </w:r>
-      <w:r>
-        <w:rPr>
-          <w:rStyle w:val="VerbatimChar"/>
-        </w:rPr>
-        <w:t xml:space="preserve">sudo -l                  # які команди дозволені через sudo</w:t>
-      </w:r>
-      <w:r>
-        <w:br/>
-      </w:r>
-      <w:r>
-        <w:rPr>
-          <w:rStyle w:val="VerbatimChar"/>
-        </w:rPr>
-        <w:t xml:space="preserve">sudo systemctl status ssh</w:t>
-      </w:r>
+        <w:spacing w:before="0" w:after="0" w:line="120" w:lineRule="exact"/>
+        <w:rPr>
+          <w:sz w:val="4"/>
+          <w:szCs w:val="4"/>
+        </w:rPr>
+      </w:pPr>
+    </w:p>
+    <w:tbl>
+      <w:tblPr>
+        <w:tblStyle w:val="SourceCodeTable"/>
+        <w:tblW w:type="dxa" w:w="9637"/>
+        <w:tblInd w:w="0" w:type="dxa"/>
+        <w:tblBorders>
+          <w:top w:color="BFBFBF" w:space="0" w:sz="4" w:val="single"/>
+          <w:left w:color="BFBFBF" w:space="0" w:sz="4" w:val="single"/>
+          <w:bottom w:color="BFBFBF" w:space="0" w:sz="4" w:val="single"/>
+          <w:right w:color="BFBFBF" w:space="0" w:sz="4" w:val="single"/>
+        </w:tblBorders>
+        <w:shd w:color="auto" w:fill="F4F4F4" w:val="clear"/>
+        <w:tblLayout w:type="fixed"/>
+        <w:tblCellMar>
+          <w:top w:type="dxa" w:w="113"/>
+          <w:left w:type="dxa" w:w="113"/>
+          <w:bottom w:type="dxa" w:w="113"/>
+          <w:right w:type="dxa" w:w="113"/>
+        </w:tblCellMar>
+        <w:tblLook w:val="0000" w:firstRow="0" w:lastRow="0" w:firstColumn="0" w:lastColumn="0" w:noHBand="1" w:noVBand="1"/>
+      </w:tblPr>
+      <w:tblGrid>
+        <w:gridCol w:w="9637"/>
+      </w:tblGrid>
+      <w:tr>
+        <w:tc>
+          <w:tcPr>
+            <w:tcW w:type="dxa" w:w="9637"/>
+            <w:shd w:color="auto" w:fill="F4F4F4" w:val="clear"/>
+          </w:tcPr>
+          <w:p>
+            <w:pPr>
+              <w:pStyle w:val="SourceCode"/>
+              <w:spacing w:before="0" w:after="0" w:line="200" w:lineRule="auto"/>
+            </w:pPr>
+            <w:r>
+              <w:t xml:space="preserve">whoami                   # поточний користувач</w:t>
+            </w:r>
+          </w:p>
+          <w:p>
+            <w:pPr>
+              <w:pStyle w:val="SourceCode"/>
+              <w:spacing w:before="0" w:after="0" w:line="200" w:lineRule="auto"/>
+            </w:pPr>
+            <w:r>
+              <w:t xml:space="preserve">id                       # UID, GID і список груп</w:t>
+            </w:r>
+          </w:p>
+          <w:p>
+            <w:pPr>
+              <w:pStyle w:val="SourceCode"/>
+              <w:spacing w:before="0" w:after="0" w:line="200" w:lineRule="auto"/>
+            </w:pPr>
+            <w:r>
+              <w:t xml:space="preserve">groups                   # лише групи</w:t>
+            </w:r>
+          </w:p>
+          <w:p>
+            <w:pPr>
+              <w:pStyle w:val="SourceCode"/>
+              <w:spacing w:before="0" w:after="0" w:line="200" w:lineRule="auto"/>
+            </w:pPr>
+            <w:r>
+              <w:t xml:space="preserve">sudo -l                  # які команди дозволені через sudo</w:t>
+            </w:r>
+          </w:p>
+          <w:p>
+            <w:pPr>
+              <w:pStyle w:val="SourceCode"/>
+              <w:spacing w:before="0" w:after="0" w:line="200" w:lineRule="auto"/>
+            </w:pPr>
+            <w:r>
+              <w:t xml:space="preserve">sudo systemctl status ssh</w:t>
+            </w:r>
+          </w:p>
+        </w:tc>
+      </w:tr>
+    </w:tbl>
+    <w:p>
+      <w:pPr>
+        <w:spacing w:before="0" w:after="0" w:line="120" w:lineRule="exact"/>
+        <w:rPr>
+          <w:sz w:val="4"/>
+          <w:szCs w:val="4"/>
+        </w:rPr>
+      </w:pPr>
     </w:p>
     <w:bookmarkEnd w:id="13"/>
     <w:bookmarkStart w:id="14" w:name="процеси-та-systemd"/>
@@ -1124,68 +1271,117 @@
     </w:p>
     <w:p>
       <w:pPr>
-        <w:pStyle w:val="SourceCode"/>
-      </w:pPr>
-      <w:r>
-        <w:rPr>
-          <w:rStyle w:val="VerbatimChar"/>
-        </w:rPr>
-        <w:t xml:space="preserve">ps aux | head            # перелік процесів</w:t>
-      </w:r>
-      <w:r>
-        <w:br/>
-      </w:r>
-      <w:r>
-        <w:rPr>
-          <w:rStyle w:val="VerbatimChar"/>
-        </w:rPr>
-        <w:t xml:space="preserve">ps -ef --forest | head -20</w:t>
-      </w:r>
-      <w:r>
-        <w:br/>
-      </w:r>
-      <w:r>
-        <w:rPr>
-          <w:rStyle w:val="VerbatimChar"/>
-        </w:rPr>
-        <w:t xml:space="preserve">systemctl status         # загальний стан системи</w:t>
-      </w:r>
-      <w:r>
-        <w:br/>
-      </w:r>
-      <w:r>
-        <w:rPr>
-          <w:rStyle w:val="VerbatimChar"/>
-        </w:rPr>
-        <w:t xml:space="preserve">systemctl list-units --type=service --state=running | head</w:t>
-      </w:r>
-      <w:r>
-        <w:br/>
-      </w:r>
-      <w:r>
-        <w:rPr>
-          <w:rStyle w:val="VerbatimChar"/>
-        </w:rPr>
-        <w:t xml:space="preserve">journalctl -b -p err     # помилки з моменту завантаження</w:t>
-      </w:r>
-      <w:r>
-        <w:br/>
-      </w:r>
-      <w:r>
-        <w:rPr>
-          <w:rStyle w:val="VerbatimChar"/>
-        </w:rPr>
-        <w:t xml:space="preserve">free -h                  # використання пам'яті</w:t>
-      </w:r>
-      <w:r>
-        <w:br/>
-      </w:r>
-      <w:r>
-        <w:rPr>
-          <w:rStyle w:val="VerbatimChar"/>
-        </w:rPr>
-        <w:t xml:space="preserve">uptime                   # час роботи й середнє навантаження</w:t>
-      </w:r>
+        <w:spacing w:before="0" w:after="0" w:line="120" w:lineRule="exact"/>
+        <w:rPr>
+          <w:sz w:val="4"/>
+          <w:szCs w:val="4"/>
+        </w:rPr>
+      </w:pPr>
+    </w:p>
+    <w:tbl>
+      <w:tblPr>
+        <w:tblStyle w:val="SourceCodeTable"/>
+        <w:tblW w:type="dxa" w:w="9637"/>
+        <w:tblInd w:w="0" w:type="dxa"/>
+        <w:tblBorders>
+          <w:top w:color="BFBFBF" w:space="0" w:sz="4" w:val="single"/>
+          <w:left w:color="BFBFBF" w:space="0" w:sz="4" w:val="single"/>
+          <w:bottom w:color="BFBFBF" w:space="0" w:sz="4" w:val="single"/>
+          <w:right w:color="BFBFBF" w:space="0" w:sz="4" w:val="single"/>
+        </w:tblBorders>
+        <w:shd w:color="auto" w:fill="F4F4F4" w:val="clear"/>
+        <w:tblLayout w:type="fixed"/>
+        <w:tblCellMar>
+          <w:top w:type="dxa" w:w="113"/>
+          <w:left w:type="dxa" w:w="113"/>
+          <w:bottom w:type="dxa" w:w="113"/>
+          <w:right w:type="dxa" w:w="113"/>
+        </w:tblCellMar>
+        <w:tblLook w:val="0000" w:firstRow="0" w:lastRow="0" w:firstColumn="0" w:lastColumn="0" w:noHBand="1" w:noVBand="1"/>
+      </w:tblPr>
+      <w:tblGrid>
+        <w:gridCol w:w="9637"/>
+      </w:tblGrid>
+      <w:tr>
+        <w:tc>
+          <w:tcPr>
+            <w:tcW w:type="dxa" w:w="9637"/>
+            <w:shd w:color="auto" w:fill="F4F4F4" w:val="clear"/>
+          </w:tcPr>
+          <w:p>
+            <w:pPr>
+              <w:pStyle w:val="SourceCode"/>
+              <w:spacing w:before="0" w:after="0" w:line="200" w:lineRule="auto"/>
+            </w:pPr>
+            <w:r>
+              <w:t xml:space="preserve">ps aux | head            # перелік процесів</w:t>
+            </w:r>
+          </w:p>
+          <w:p>
+            <w:pPr>
+              <w:pStyle w:val="SourceCode"/>
+              <w:spacing w:before="0" w:after="0" w:line="200" w:lineRule="auto"/>
+            </w:pPr>
+            <w:r>
+              <w:t xml:space="preserve">ps -ef --forest | head -20</w:t>
+            </w:r>
+          </w:p>
+          <w:p>
+            <w:pPr>
+              <w:pStyle w:val="SourceCode"/>
+              <w:spacing w:before="0" w:after="0" w:line="200" w:lineRule="auto"/>
+            </w:pPr>
+            <w:r>
+              <w:t xml:space="preserve">systemctl status         # загальний стан системи</w:t>
+            </w:r>
+          </w:p>
+          <w:p>
+            <w:pPr>
+              <w:pStyle w:val="SourceCode"/>
+              <w:spacing w:before="0" w:after="0" w:line="200" w:lineRule="auto"/>
+            </w:pPr>
+            <w:r>
+              <w:t xml:space="preserve">systemctl list-units --type=service --state=running | head</w:t>
+            </w:r>
+          </w:p>
+          <w:p>
+            <w:pPr>
+              <w:pStyle w:val="SourceCode"/>
+              <w:spacing w:before="0" w:after="0" w:line="200" w:lineRule="auto"/>
+            </w:pPr>
+            <w:r>
+              <w:t xml:space="preserve">journalctl -b -p err     # помилки з моменту завантаження</w:t>
+            </w:r>
+          </w:p>
+          <w:p>
+            <w:pPr>
+              <w:pStyle w:val="SourceCode"/>
+              <w:spacing w:before="0" w:after="0" w:line="200" w:lineRule="auto"/>
+            </w:pPr>
+            <w:r>
+              <w:t xml:space="preserve">free -h                  # використання пам'яті</w:t>
+            </w:r>
+          </w:p>
+          <w:p>
+            <w:pPr>
+              <w:pStyle w:val="SourceCode"/>
+              <w:spacing w:before="0" w:after="0" w:line="200" w:lineRule="auto"/>
+            </w:pPr>
+            <w:r>
+              <w:t xml:space="preserve">uptime                   # час роботи й середнє навантаження</w:t>
+            </w:r>
+          </w:p>
+        </w:tc>
+      </w:tr>
+    </w:tbl>
+    <w:p>
+      <w:pPr>
+        <w:spacing w:before="0" w:after="0" w:line="120" w:lineRule="exact"/>
+        <w:rPr>
+          <w:sz w:val="4"/>
+          <w:szCs w:val="4"/>
+        </w:rPr>
+      </w:pPr>
     </w:p>
     <w:bookmarkEnd w:id="14"/>
     <w:bookmarkEnd w:id="15"/>
@@ -1217,119 +1413,174 @@
     </w:p>
     <w:p>
       <w:pPr>
-        <w:pStyle w:val="SourceCode"/>
-      </w:pPr>
-      <w:r>
-        <w:rPr>
-          <w:rStyle w:val="VerbatimChar"/>
-        </w:rPr>
-        <w:t xml:space="preserve">student@lab-vm:~$ uname -r</w:t>
-      </w:r>
-      <w:r>
-        <w:br/>
-      </w:r>
-      <w:r>
-        <w:rPr>
-          <w:rStyle w:val="VerbatimChar"/>
-        </w:rPr>
-        <w:t xml:space="preserve">6.8.0-45-generic</w:t>
-      </w:r>
-      <w:r>
-        <w:br/>
-      </w:r>
-      <w:r>
-        <w:br/>
-      </w:r>
-      <w:r>
-        <w:rPr>
-          <w:rStyle w:val="VerbatimChar"/>
-        </w:rPr>
-        <w:t xml:space="preserve">student@lab-vm:~$ cat /etc/os-release | head -3</w:t>
-      </w:r>
-      <w:r>
-        <w:br/>
-      </w:r>
-      <w:r>
-        <w:rPr>
-          <w:rStyle w:val="VerbatimChar"/>
-        </w:rPr>
-        <w:t xml:space="preserve">PRETTY_NAME="Ubuntu 22.04.4 LTS"</w:t>
-      </w:r>
-      <w:r>
-        <w:br/>
-      </w:r>
-      <w:r>
-        <w:rPr>
-          <w:rStyle w:val="VerbatimChar"/>
-        </w:rPr>
-        <w:t xml:space="preserve">NAME="Ubuntu"</w:t>
-      </w:r>
-      <w:r>
-        <w:br/>
-      </w:r>
-      <w:r>
-        <w:rPr>
-          <w:rStyle w:val="VerbatimChar"/>
-        </w:rPr>
-        <w:t xml:space="preserve">VERSION_ID="22.04"</w:t>
-      </w:r>
-      <w:r>
-        <w:br/>
-      </w:r>
-      <w:r>
-        <w:br/>
-      </w:r>
-      <w:r>
-        <w:rPr>
-          <w:rStyle w:val="VerbatimChar"/>
-        </w:rPr>
-        <w:t xml:space="preserve">student@lab-vm:~$ hostnamectl</w:t>
-      </w:r>
-      <w:r>
-        <w:br/>
-      </w:r>
-      <w:r>
-        <w:rPr>
-          <w:rStyle w:val="VerbatimChar"/>
-        </w:rPr>
-        <w:t xml:space="preserve"> Static hostname: lab-vm</w:t>
-      </w:r>
-      <w:r>
-        <w:br/>
-      </w:r>
-      <w:r>
-        <w:rPr>
-          <w:rStyle w:val="VerbatimChar"/>
-        </w:rPr>
-        <w:t xml:space="preserve">       Icon name: computer-vm</w:t>
-      </w:r>
-      <w:r>
-        <w:br/>
-      </w:r>
-      <w:r>
-        <w:rPr>
-          <w:rStyle w:val="VerbatimChar"/>
-        </w:rPr>
-        <w:t xml:space="preserve">      Operating System: Ubuntu 22.04.4 LTS</w:t>
-      </w:r>
-      <w:r>
-        <w:br/>
-      </w:r>
-      <w:r>
-        <w:rPr>
-          <w:rStyle w:val="VerbatimChar"/>
-        </w:rPr>
-        <w:t xml:space="preserve">          Kernel: Linux 6.8.0-45-generic</w:t>
-      </w:r>
-      <w:r>
-        <w:br/>
-      </w:r>
-      <w:r>
-        <w:rPr>
-          <w:rStyle w:val="VerbatimChar"/>
-        </w:rPr>
-        <w:t xml:space="preserve">    Architecture: x86-64</w:t>
-      </w:r>
+        <w:spacing w:before="0" w:after="0" w:line="120" w:lineRule="exact"/>
+        <w:rPr>
+          <w:sz w:val="4"/>
+          <w:szCs w:val="4"/>
+        </w:rPr>
+      </w:pPr>
+    </w:p>
+    <w:tbl>
+      <w:tblPr>
+        <w:tblStyle w:val="SourceCodeTable"/>
+        <w:tblW w:type="dxa" w:w="9637"/>
+        <w:tblInd w:w="0" w:type="dxa"/>
+        <w:tblBorders>
+          <w:top w:color="BFBFBF" w:space="0" w:sz="4" w:val="single"/>
+          <w:left w:color="BFBFBF" w:space="0" w:sz="4" w:val="single"/>
+          <w:bottom w:color="BFBFBF" w:space="0" w:sz="4" w:val="single"/>
+          <w:right w:color="BFBFBF" w:space="0" w:sz="4" w:val="single"/>
+        </w:tblBorders>
+        <w:shd w:color="auto" w:fill="F4F4F4" w:val="clear"/>
+        <w:tblLayout w:type="fixed"/>
+        <w:tblCellMar>
+          <w:top w:type="dxa" w:w="113"/>
+          <w:left w:type="dxa" w:w="113"/>
+          <w:bottom w:type="dxa" w:w="113"/>
+          <w:right w:type="dxa" w:w="113"/>
+        </w:tblCellMar>
+        <w:tblLook w:val="0000" w:firstRow="0" w:lastRow="0" w:firstColumn="0" w:lastColumn="0" w:noHBand="1" w:noVBand="1"/>
+      </w:tblPr>
+      <w:tblGrid>
+        <w:gridCol w:w="9637"/>
+      </w:tblGrid>
+      <w:tr>
+        <w:tc>
+          <w:tcPr>
+            <w:tcW w:type="dxa" w:w="9637"/>
+            <w:shd w:color="auto" w:fill="F4F4F4" w:val="clear"/>
+          </w:tcPr>
+          <w:p>
+            <w:pPr>
+              <w:pStyle w:val="SourceCode"/>
+              <w:spacing w:before="0" w:after="0" w:line="200" w:lineRule="auto"/>
+            </w:pPr>
+            <w:r>
+              <w:t xml:space="preserve">student@lab-vm:~$ uname -r</w:t>
+            </w:r>
+          </w:p>
+          <w:p>
+            <w:pPr>
+              <w:pStyle w:val="SourceCode"/>
+              <w:spacing w:before="0" w:after="0" w:line="200" w:lineRule="auto"/>
+            </w:pPr>
+            <w:r>
+              <w:t xml:space="preserve">6.8.0-45-generic</w:t>
+            </w:r>
+          </w:p>
+          <w:p>
+            <w:pPr>
+              <w:pStyle w:val="SourceCode"/>
+              <w:spacing w:before="0" w:after="0" w:line="200" w:lineRule="auto"/>
+            </w:pPr>
+          </w:p>
+          <w:p>
+            <w:pPr>
+              <w:pStyle w:val="SourceCode"/>
+              <w:spacing w:before="0" w:after="0" w:line="200" w:lineRule="auto"/>
+            </w:pPr>
+            <w:r>
+              <w:t xml:space="preserve">student@lab-vm:~$ cat /etc/os-release | head -3</w:t>
+            </w:r>
+          </w:p>
+          <w:p>
+            <w:pPr>
+              <w:pStyle w:val="SourceCode"/>
+              <w:spacing w:before="0" w:after="0" w:line="200" w:lineRule="auto"/>
+            </w:pPr>
+            <w:r>
+              <w:t xml:space="preserve">PRETTY_NAME="Ubuntu 22.04.4 LTS"</w:t>
+            </w:r>
+          </w:p>
+          <w:p>
+            <w:pPr>
+              <w:pStyle w:val="SourceCode"/>
+              <w:spacing w:before="0" w:after="0" w:line="200" w:lineRule="auto"/>
+            </w:pPr>
+            <w:r>
+              <w:t xml:space="preserve">NAME="Ubuntu"</w:t>
+            </w:r>
+          </w:p>
+          <w:p>
+            <w:pPr>
+              <w:pStyle w:val="SourceCode"/>
+              <w:spacing w:before="0" w:after="0" w:line="200" w:lineRule="auto"/>
+            </w:pPr>
+            <w:r>
+              <w:t xml:space="preserve">VERSION_ID="22.04"</w:t>
+            </w:r>
+          </w:p>
+          <w:p>
+            <w:pPr>
+              <w:pStyle w:val="SourceCode"/>
+              <w:spacing w:before="0" w:after="0" w:line="200" w:lineRule="auto"/>
+            </w:pPr>
+          </w:p>
+          <w:p>
+            <w:pPr>
+              <w:pStyle w:val="SourceCode"/>
+              <w:spacing w:before="0" w:after="0" w:line="200" w:lineRule="auto"/>
+            </w:pPr>
+            <w:r>
+              <w:t xml:space="preserve">student@lab-vm:~$ hostnamectl</w:t>
+            </w:r>
+          </w:p>
+          <w:p>
+            <w:pPr>
+              <w:pStyle w:val="SourceCode"/>
+              <w:spacing w:before="0" w:after="0" w:line="200" w:lineRule="auto"/>
+            </w:pPr>
+            <w:r>
+              <w:t xml:space="preserve"> Static hostname: lab-vm</w:t>
+            </w:r>
+          </w:p>
+          <w:p>
+            <w:pPr>
+              <w:pStyle w:val="SourceCode"/>
+              <w:spacing w:before="0" w:after="0" w:line="200" w:lineRule="auto"/>
+            </w:pPr>
+            <w:r>
+              <w:t xml:space="preserve">       Icon name: computer-vm</w:t>
+            </w:r>
+          </w:p>
+          <w:p>
+            <w:pPr>
+              <w:pStyle w:val="SourceCode"/>
+              <w:spacing w:before="0" w:after="0" w:line="200" w:lineRule="auto"/>
+            </w:pPr>
+            <w:r>
+              <w:t xml:space="preserve">      Operating System: Ubuntu 22.04.4 LTS</w:t>
+            </w:r>
+          </w:p>
+          <w:p>
+            <w:pPr>
+              <w:pStyle w:val="SourceCode"/>
+              <w:spacing w:before="0" w:after="0" w:line="200" w:lineRule="auto"/>
+            </w:pPr>
+            <w:r>
+              <w:t xml:space="preserve">          Kernel: Linux 6.8.0-45-generic</w:t>
+            </w:r>
+          </w:p>
+          <w:p>
+            <w:pPr>
+              <w:pStyle w:val="SourceCode"/>
+              <w:spacing w:before="0" w:after="0" w:line="200" w:lineRule="auto"/>
+            </w:pPr>
+            <w:r>
+              <w:t xml:space="preserve">    Architecture: x86-64</w:t>
+            </w:r>
+          </w:p>
+        </w:tc>
+      </w:tr>
+    </w:tbl>
+    <w:p>
+      <w:pPr>
+        <w:spacing w:before="0" w:after="0" w:line="120" w:lineRule="exact"/>
+        <w:rPr>
+          <w:sz w:val="4"/>
+          <w:szCs w:val="4"/>
+        </w:rPr>
+      </w:pPr>
     </w:p>
     <w:p>
       <w:pPr>
@@ -1381,86 +1632,153 @@
     </w:p>
     <w:p>
       <w:pPr>
-        <w:pStyle w:val="SourceCode"/>
-      </w:pPr>
-      <w:r>
-        <w:rPr>
-          <w:rStyle w:val="VerbatimChar"/>
-        </w:rPr>
-        <w:t xml:space="preserve">student@lab-vm:~$ pwd</w:t>
-      </w:r>
-      <w:r>
-        <w:br/>
-      </w:r>
-      <w:r>
-        <w:rPr>
-          <w:rStyle w:val="VerbatimChar"/>
-        </w:rPr>
-        <w:t xml:space="preserve">/home/student</w:t>
-      </w:r>
-      <w:r>
-        <w:br/>
-      </w:r>
-      <w:r>
-        <w:br/>
-      </w:r>
-      <w:r>
-        <w:rPr>
-          <w:rStyle w:val="VerbatimChar"/>
-        </w:rPr>
-        <w:t xml:space="preserve">student@lab-vm:~$ ls /</w:t>
-      </w:r>
-      <w:r>
-        <w:br/>
-      </w:r>
-      <w:r>
-        <w:rPr>
-          <w:rStyle w:val="VerbatimChar"/>
-        </w:rPr>
-        <w:t xml:space="preserve">bin  boot  dev  etc  home  lib  media  mnt  opt  proc  root  run  sbin  srv  sys  tmp  usr  var</w:t>
-      </w:r>
-      <w:r>
-        <w:br/>
-      </w:r>
-      <w:r>
-        <w:br/>
-      </w:r>
-      <w:r>
-        <w:rPr>
-          <w:rStyle w:val="VerbatimChar"/>
-        </w:rPr>
-        <w:t xml:space="preserve">student@lab-vm:~$ ls -lh /etc/os-release</w:t>
-      </w:r>
-      <w:r>
-        <w:br/>
-      </w:r>
-      <w:r>
-        <w:rPr>
-          <w:rStyle w:val="VerbatimChar"/>
-        </w:rPr>
-        <w:t xml:space="preserve">-rw-r--r-- 1 root root 386 Feb 28  2026 /etc/os-release</w:t>
-      </w:r>
-      <w:r>
-        <w:br/>
-      </w:r>
-      <w:r>
-        <w:br/>
-      </w:r>
-      <w:r>
-        <w:rPr>
-          <w:rStyle w:val="VerbatimChar"/>
-        </w:rPr>
-        <w:t xml:space="preserve">student@lab-vm:~$ du -sh /var/log</w:t>
-      </w:r>
-      <w:r>
-        <w:br/>
-      </w:r>
-      <w:r>
-        <w:rPr>
-          <w:rStyle w:val="VerbatimChar"/>
-        </w:rPr>
-        <w:t xml:space="preserve">248M    /var/log</w:t>
-      </w:r>
+        <w:spacing w:before="0" w:after="0" w:line="120" w:lineRule="exact"/>
+        <w:rPr>
+          <w:sz w:val="4"/>
+          <w:szCs w:val="4"/>
+        </w:rPr>
+      </w:pPr>
+    </w:p>
+    <w:tbl>
+      <w:tblPr>
+        <w:tblStyle w:val="SourceCodeTable"/>
+        <w:tblW w:type="dxa" w:w="9637"/>
+        <w:tblInd w:w="0" w:type="dxa"/>
+        <w:tblBorders>
+          <w:top w:color="BFBFBF" w:space="0" w:sz="4" w:val="single"/>
+          <w:left w:color="BFBFBF" w:space="0" w:sz="4" w:val="single"/>
+          <w:bottom w:color="BFBFBF" w:space="0" w:sz="4" w:val="single"/>
+          <w:right w:color="BFBFBF" w:space="0" w:sz="4" w:val="single"/>
+        </w:tblBorders>
+        <w:shd w:color="auto" w:fill="F4F4F4" w:val="clear"/>
+        <w:tblLayout w:type="fixed"/>
+        <w:tblCellMar>
+          <w:top w:type="dxa" w:w="113"/>
+          <w:left w:type="dxa" w:w="113"/>
+          <w:bottom w:type="dxa" w:w="113"/>
+          <w:right w:type="dxa" w:w="113"/>
+        </w:tblCellMar>
+        <w:tblLook w:val="0000" w:firstRow="0" w:lastRow="0" w:firstColumn="0" w:lastColumn="0" w:noHBand="1" w:noVBand="1"/>
+      </w:tblPr>
+      <w:tblGrid>
+        <w:gridCol w:w="9637"/>
+      </w:tblGrid>
+      <w:tr>
+        <w:tc>
+          <w:tcPr>
+            <w:tcW w:type="dxa" w:w="9637"/>
+            <w:shd w:color="auto" w:fill="F4F4F4" w:val="clear"/>
+          </w:tcPr>
+          <w:p>
+            <w:pPr>
+              <w:pStyle w:val="SourceCode"/>
+              <w:spacing w:before="0" w:after="0" w:line="200" w:lineRule="auto"/>
+            </w:pPr>
+            <w:r>
+              <w:t xml:space="preserve">student@lab-vm:~$ pwd</w:t>
+            </w:r>
+          </w:p>
+          <w:p>
+            <w:pPr>
+              <w:pStyle w:val="SourceCode"/>
+              <w:spacing w:before="0" w:after="0" w:line="200" w:lineRule="auto"/>
+            </w:pPr>
+            <w:r>
+              <w:t xml:space="preserve">/home/student</w:t>
+            </w:r>
+          </w:p>
+          <w:p>
+            <w:pPr>
+              <w:pStyle w:val="SourceCode"/>
+              <w:spacing w:before="0" w:after="0" w:line="200" w:lineRule="auto"/>
+            </w:pPr>
+          </w:p>
+          <w:p>
+            <w:pPr>
+              <w:pStyle w:val="SourceCode"/>
+              <w:spacing w:before="0" w:after="0" w:line="200" w:lineRule="auto"/>
+            </w:pPr>
+            <w:r>
+              <w:t xml:space="preserve">student@lab-vm:~$ ls /</w:t>
+            </w:r>
+          </w:p>
+          <w:p>
+            <w:pPr>
+              <w:pStyle w:val="SourceCode"/>
+              <w:spacing w:before="0" w:after="0" w:line="200" w:lineRule="auto"/>
+            </w:pPr>
+            <w:r>
+              <w:t xml:space="preserve">bin  boot  dev  etc  home  lib  media  mnt  opt</w:t>
+            </w:r>
+          </w:p>
+          <w:p>
+            <w:pPr>
+              <w:pStyle w:val="SourceCode"/>
+              <w:spacing w:before="0" w:after="0" w:line="200" w:lineRule="auto"/>
+            </w:pPr>
+            <w:r>
+              <w:t xml:space="preserve">proc  root  run  sbin  srv  sys  tmp  usr  var</w:t>
+            </w:r>
+          </w:p>
+          <w:p>
+            <w:pPr>
+              <w:pStyle w:val="SourceCode"/>
+              <w:spacing w:before="0" w:after="0" w:line="200" w:lineRule="auto"/>
+            </w:pPr>
+          </w:p>
+          <w:p>
+            <w:pPr>
+              <w:pStyle w:val="SourceCode"/>
+              <w:spacing w:before="0" w:after="0" w:line="200" w:lineRule="auto"/>
+            </w:pPr>
+            <w:r>
+              <w:t xml:space="preserve">student@lab-vm:~$ ls -lh /etc/os-release</w:t>
+            </w:r>
+          </w:p>
+          <w:p>
+            <w:pPr>
+              <w:pStyle w:val="SourceCode"/>
+              <w:spacing w:before="0" w:after="0" w:line="200" w:lineRule="auto"/>
+            </w:pPr>
+            <w:r>
+              <w:t xml:space="preserve">-rw-r--r-- 1 root root 386 Feb 28  2026 /etc/os-release</w:t>
+            </w:r>
+          </w:p>
+          <w:p>
+            <w:pPr>
+              <w:pStyle w:val="SourceCode"/>
+              <w:spacing w:before="0" w:after="0" w:line="200" w:lineRule="auto"/>
+            </w:pPr>
+          </w:p>
+          <w:p>
+            <w:pPr>
+              <w:pStyle w:val="SourceCode"/>
+              <w:spacing w:before="0" w:after="0" w:line="200" w:lineRule="auto"/>
+            </w:pPr>
+            <w:r>
+              <w:t xml:space="preserve">student@lab-vm:~$ du -sh /var/log</w:t>
+            </w:r>
+          </w:p>
+          <w:p>
+            <w:pPr>
+              <w:pStyle w:val="SourceCode"/>
+              <w:spacing w:before="0" w:after="0" w:line="200" w:lineRule="auto"/>
+            </w:pPr>
+            <w:r>
+              <w:t xml:space="preserve">248M    /var/log</w:t>
+            </w:r>
+          </w:p>
+        </w:tc>
+      </w:tr>
+    </w:tbl>
+    <w:p>
+      <w:pPr>
+        <w:spacing w:before="0" w:after="0" w:line="120" w:lineRule="exact"/>
+        <w:rPr>
+          <w:sz w:val="4"/>
+          <w:szCs w:val="4"/>
+        </w:rPr>
+      </w:pPr>
     </w:p>
     <w:p>
       <w:pPr>
@@ -1509,104 +1827,162 @@
     </w:p>
     <w:p>
       <w:pPr>
-        <w:pStyle w:val="SourceCode"/>
-      </w:pPr>
-      <w:r>
-        <w:rPr>
-          <w:rStyle w:val="VerbatimChar"/>
-        </w:rPr>
-        <w:t xml:space="preserve">student@lab-vm:~$ type cd ls</w:t>
-      </w:r>
-      <w:r>
-        <w:br/>
-      </w:r>
-      <w:r>
-        <w:rPr>
-          <w:rStyle w:val="VerbatimChar"/>
-        </w:rPr>
-        <w:t xml:space="preserve">cd is a shell builtin</w:t>
-      </w:r>
-      <w:r>
-        <w:br/>
-      </w:r>
-      <w:r>
-        <w:rPr>
-          <w:rStyle w:val="VerbatimChar"/>
-        </w:rPr>
-        <w:t xml:space="preserve">ls is aliased to `ls --color=auto'</w:t>
-      </w:r>
-      <w:r>
-        <w:br/>
-      </w:r>
-      <w:r>
-        <w:br/>
-      </w:r>
-      <w:r>
-        <w:rPr>
-          <w:rStyle w:val="VerbatimChar"/>
-        </w:rPr>
-        <w:t xml:space="preserve">student@lab-vm:~$ which ls</w:t>
-      </w:r>
-      <w:r>
-        <w:br/>
-      </w:r>
-      <w:r>
-        <w:rPr>
-          <w:rStyle w:val="VerbatimChar"/>
-        </w:rPr>
-        <w:t xml:space="preserve">/usr/bin/ls</w:t>
-      </w:r>
-      <w:r>
-        <w:br/>
-      </w:r>
-      <w:r>
-        <w:br/>
-      </w:r>
-      <w:r>
-        <w:rPr>
-          <w:rStyle w:val="VerbatimChar"/>
-        </w:rPr>
-        <w:t xml:space="preserve">student@lab-vm:~$ ls --help | head -5</w:t>
-      </w:r>
-      <w:r>
-        <w:br/>
-      </w:r>
-      <w:r>
-        <w:rPr>
-          <w:rStyle w:val="VerbatimChar"/>
-        </w:rPr>
-        <w:t xml:space="preserve">Usage: ls [OPTION]... [FILE]...</w:t>
-      </w:r>
-      <w:r>
-        <w:br/>
-      </w:r>
-      <w:r>
-        <w:rPr>
-          <w:rStyle w:val="VerbatimChar"/>
-        </w:rPr>
-        <w:t xml:space="preserve">List information about the FILEs (the default is current directory).</w:t>
-      </w:r>
-      <w:r>
-        <w:br/>
-      </w:r>
-      <w:r>
-        <w:br/>
-      </w:r>
-      <w:r>
-        <w:rPr>
-          <w:rStyle w:val="VerbatimChar"/>
-        </w:rPr>
-        <w:t xml:space="preserve">student@lab-vm:~$ whatis cp</w:t>
-      </w:r>
-      <w:r>
-        <w:br/>
-      </w:r>
-      <w:r>
-        <w:rPr>
-          <w:rStyle w:val="VerbatimChar"/>
-        </w:rPr>
-        <w:t xml:space="preserve">cp (1)               - copy files and directories</w:t>
-      </w:r>
+        <w:spacing w:before="0" w:after="0" w:line="120" w:lineRule="exact"/>
+        <w:rPr>
+          <w:sz w:val="4"/>
+          <w:szCs w:val="4"/>
+        </w:rPr>
+      </w:pPr>
+    </w:p>
+    <w:tbl>
+      <w:tblPr>
+        <w:tblStyle w:val="SourceCodeTable"/>
+        <w:tblW w:type="dxa" w:w="9637"/>
+        <w:tblInd w:w="0" w:type="dxa"/>
+        <w:tblBorders>
+          <w:top w:color="BFBFBF" w:space="0" w:sz="4" w:val="single"/>
+          <w:left w:color="BFBFBF" w:space="0" w:sz="4" w:val="single"/>
+          <w:bottom w:color="BFBFBF" w:space="0" w:sz="4" w:val="single"/>
+          <w:right w:color="BFBFBF" w:space="0" w:sz="4" w:val="single"/>
+        </w:tblBorders>
+        <w:shd w:color="auto" w:fill="F4F4F4" w:val="clear"/>
+        <w:tblLayout w:type="fixed"/>
+        <w:tblCellMar>
+          <w:top w:type="dxa" w:w="113"/>
+          <w:left w:type="dxa" w:w="113"/>
+          <w:bottom w:type="dxa" w:w="113"/>
+          <w:right w:type="dxa" w:w="113"/>
+        </w:tblCellMar>
+        <w:tblLook w:val="0000" w:firstRow="0" w:lastRow="0" w:firstColumn="0" w:lastColumn="0" w:noHBand="1" w:noVBand="1"/>
+      </w:tblPr>
+      <w:tblGrid>
+        <w:gridCol w:w="9637"/>
+      </w:tblGrid>
+      <w:tr>
+        <w:tc>
+          <w:tcPr>
+            <w:tcW w:type="dxa" w:w="9637"/>
+            <w:shd w:color="auto" w:fill="F4F4F4" w:val="clear"/>
+          </w:tcPr>
+          <w:p>
+            <w:pPr>
+              <w:pStyle w:val="SourceCode"/>
+              <w:spacing w:before="0" w:after="0" w:line="200" w:lineRule="auto"/>
+            </w:pPr>
+            <w:r>
+              <w:t xml:space="preserve">student@lab-vm:~$ type cd ls</w:t>
+            </w:r>
+          </w:p>
+          <w:p>
+            <w:pPr>
+              <w:pStyle w:val="SourceCode"/>
+              <w:spacing w:before="0" w:after="0" w:line="200" w:lineRule="auto"/>
+            </w:pPr>
+            <w:r>
+              <w:t xml:space="preserve">cd is a shell builtin</w:t>
+            </w:r>
+          </w:p>
+          <w:p>
+            <w:pPr>
+              <w:pStyle w:val="SourceCode"/>
+              <w:spacing w:before="0" w:after="0" w:line="200" w:lineRule="auto"/>
+            </w:pPr>
+            <w:r>
+              <w:t xml:space="preserve">ls is aliased to `ls --color=auto'</w:t>
+            </w:r>
+          </w:p>
+          <w:p>
+            <w:pPr>
+              <w:pStyle w:val="SourceCode"/>
+              <w:spacing w:before="0" w:after="0" w:line="200" w:lineRule="auto"/>
+            </w:pPr>
+          </w:p>
+          <w:p>
+            <w:pPr>
+              <w:pStyle w:val="SourceCode"/>
+              <w:spacing w:before="0" w:after="0" w:line="200" w:lineRule="auto"/>
+            </w:pPr>
+            <w:r>
+              <w:t xml:space="preserve">student@lab-vm:~$ which ls</w:t>
+            </w:r>
+          </w:p>
+          <w:p>
+            <w:pPr>
+              <w:pStyle w:val="SourceCode"/>
+              <w:spacing w:before="0" w:after="0" w:line="200" w:lineRule="auto"/>
+            </w:pPr>
+            <w:r>
+              <w:t xml:space="preserve">/usr/bin/ls</w:t>
+            </w:r>
+          </w:p>
+          <w:p>
+            <w:pPr>
+              <w:pStyle w:val="SourceCode"/>
+              <w:spacing w:before="0" w:after="0" w:line="200" w:lineRule="auto"/>
+            </w:pPr>
+          </w:p>
+          <w:p>
+            <w:pPr>
+              <w:pStyle w:val="SourceCode"/>
+              <w:spacing w:before="0" w:after="0" w:line="200" w:lineRule="auto"/>
+            </w:pPr>
+            <w:r>
+              <w:t xml:space="preserve">student@lab-vm:~$ ls --help | head -5</w:t>
+            </w:r>
+          </w:p>
+          <w:p>
+            <w:pPr>
+              <w:pStyle w:val="SourceCode"/>
+              <w:spacing w:before="0" w:after="0" w:line="200" w:lineRule="auto"/>
+            </w:pPr>
+            <w:r>
+              <w:t xml:space="preserve">Usage: ls [OPTION]... [FILE]...</w:t>
+            </w:r>
+          </w:p>
+          <w:p>
+            <w:pPr>
+              <w:pStyle w:val="SourceCode"/>
+              <w:spacing w:before="0" w:after="0" w:line="200" w:lineRule="auto"/>
+            </w:pPr>
+            <w:r>
+              <w:t xml:space="preserve">List information about the FILEs (the default is current directory).</w:t>
+            </w:r>
+          </w:p>
+          <w:p>
+            <w:pPr>
+              <w:pStyle w:val="SourceCode"/>
+              <w:spacing w:before="0" w:after="0" w:line="200" w:lineRule="auto"/>
+            </w:pPr>
+          </w:p>
+          <w:p>
+            <w:pPr>
+              <w:pStyle w:val="SourceCode"/>
+              <w:spacing w:before="0" w:after="0" w:line="200" w:lineRule="auto"/>
+            </w:pPr>
+            <w:r>
+              <w:t xml:space="preserve">student@lab-vm:~$ whatis cp</w:t>
+            </w:r>
+          </w:p>
+          <w:p>
+            <w:pPr>
+              <w:pStyle w:val="SourceCode"/>
+              <w:spacing w:before="0" w:after="0" w:line="200" w:lineRule="auto"/>
+            </w:pPr>
+            <w:r>
+              <w:t xml:space="preserve">cp (1)               - copy files and directories</w:t>
+            </w:r>
+          </w:p>
+        </w:tc>
+      </w:tr>
+    </w:tbl>
+    <w:p>
+      <w:pPr>
+        <w:spacing w:before="0" w:after="0" w:line="120" w:lineRule="exact"/>
+        <w:rPr>
+          <w:sz w:val="4"/>
+          <w:szCs w:val="4"/>
+        </w:rPr>
+      </w:pPr>
     </w:p>
     <w:p>
       <w:pPr>
@@ -1658,95 +2034,153 @@
     </w:p>
     <w:p>
       <w:pPr>
-        <w:pStyle w:val="SourceCode"/>
-      </w:pPr>
-      <w:r>
-        <w:rPr>
-          <w:rStyle w:val="VerbatimChar"/>
-        </w:rPr>
-        <w:t xml:space="preserve">student@lab-vm:~$ whoami</w:t>
-      </w:r>
-      <w:r>
-        <w:br/>
-      </w:r>
-      <w:r>
-        <w:rPr>
-          <w:rStyle w:val="VerbatimChar"/>
-        </w:rPr>
-        <w:t xml:space="preserve">student</w:t>
-      </w:r>
-      <w:r>
-        <w:br/>
-      </w:r>
-      <w:r>
-        <w:br/>
-      </w:r>
-      <w:r>
-        <w:rPr>
-          <w:rStyle w:val="VerbatimChar"/>
-        </w:rPr>
-        <w:t xml:space="preserve">student@lab-vm:~$ id</w:t>
-      </w:r>
-      <w:r>
-        <w:br/>
-      </w:r>
-      <w:r>
-        <w:rPr>
-          <w:rStyle w:val="VerbatimChar"/>
-        </w:rPr>
-        <w:t xml:space="preserve">uid=1000(student) gid=1000(student) groups=1000(student),27(sudo),44(video)</w:t>
-      </w:r>
-      <w:r>
-        <w:br/>
-      </w:r>
-      <w:r>
-        <w:br/>
-      </w:r>
-      <w:r>
-        <w:rPr>
-          <w:rStyle w:val="VerbatimChar"/>
-        </w:rPr>
-        <w:t xml:space="preserve">student@lab-vm:~$ cat /etc/shadow</w:t>
-      </w:r>
-      <w:r>
-        <w:br/>
-      </w:r>
-      <w:r>
-        <w:rPr>
-          <w:rStyle w:val="VerbatimChar"/>
-        </w:rPr>
-        <w:t xml:space="preserve">cat: /etc/shadow: Permission denied</w:t>
-      </w:r>
-      <w:r>
-        <w:br/>
-      </w:r>
-      <w:r>
-        <w:br/>
-      </w:r>
-      <w:r>
-        <w:rPr>
-          <w:rStyle w:val="VerbatimChar"/>
-        </w:rPr>
-        <w:t xml:space="preserve">student@lab-vm:~$ sudo head -1 /etc/shadow</w:t>
-      </w:r>
-      <w:r>
-        <w:br/>
-      </w:r>
-      <w:r>
-        <w:rPr>
-          <w:rStyle w:val="VerbatimChar"/>
-        </w:rPr>
-        <w:t xml:space="preserve">[sudo] password for student:</w:t>
-      </w:r>
-      <w:r>
-        <w:br/>
-      </w:r>
-      <w:r>
-        <w:rPr>
-          <w:rStyle w:val="VerbatimChar"/>
-        </w:rPr>
-        <w:t xml:space="preserve">root:$6$rounds=656000$...:19800:0:99999:7:::</w:t>
-      </w:r>
+        <w:spacing w:before="0" w:after="0" w:line="120" w:lineRule="exact"/>
+        <w:rPr>
+          <w:sz w:val="4"/>
+          <w:szCs w:val="4"/>
+        </w:rPr>
+      </w:pPr>
+    </w:p>
+    <w:tbl>
+      <w:tblPr>
+        <w:tblStyle w:val="SourceCodeTable"/>
+        <w:tblW w:type="dxa" w:w="9637"/>
+        <w:tblInd w:w="0" w:type="dxa"/>
+        <w:tblBorders>
+          <w:top w:color="BFBFBF" w:space="0" w:sz="4" w:val="single"/>
+          <w:left w:color="BFBFBF" w:space="0" w:sz="4" w:val="single"/>
+          <w:bottom w:color="BFBFBF" w:space="0" w:sz="4" w:val="single"/>
+          <w:right w:color="BFBFBF" w:space="0" w:sz="4" w:val="single"/>
+        </w:tblBorders>
+        <w:shd w:color="auto" w:fill="F4F4F4" w:val="clear"/>
+        <w:tblLayout w:type="fixed"/>
+        <w:tblCellMar>
+          <w:top w:type="dxa" w:w="113"/>
+          <w:left w:type="dxa" w:w="113"/>
+          <w:bottom w:type="dxa" w:w="113"/>
+          <w:right w:type="dxa" w:w="113"/>
+        </w:tblCellMar>
+        <w:tblLook w:val="0000" w:firstRow="0" w:lastRow="0" w:firstColumn="0" w:lastColumn="0" w:noHBand="1" w:noVBand="1"/>
+      </w:tblPr>
+      <w:tblGrid>
+        <w:gridCol w:w="9637"/>
+      </w:tblGrid>
+      <w:tr>
+        <w:tc>
+          <w:tcPr>
+            <w:tcW w:type="dxa" w:w="9637"/>
+            <w:shd w:color="auto" w:fill="F4F4F4" w:val="clear"/>
+          </w:tcPr>
+          <w:p>
+            <w:pPr>
+              <w:pStyle w:val="SourceCode"/>
+              <w:spacing w:before="0" w:after="0" w:line="200" w:lineRule="auto"/>
+            </w:pPr>
+            <w:r>
+              <w:t xml:space="preserve">student@lab-vm:~$ whoami</w:t>
+            </w:r>
+          </w:p>
+          <w:p>
+            <w:pPr>
+              <w:pStyle w:val="SourceCode"/>
+              <w:spacing w:before="0" w:after="0" w:line="200" w:lineRule="auto"/>
+            </w:pPr>
+            <w:r>
+              <w:t xml:space="preserve">student</w:t>
+            </w:r>
+          </w:p>
+          <w:p>
+            <w:pPr>
+              <w:pStyle w:val="SourceCode"/>
+              <w:spacing w:before="0" w:after="0" w:line="200" w:lineRule="auto"/>
+            </w:pPr>
+          </w:p>
+          <w:p>
+            <w:pPr>
+              <w:pStyle w:val="SourceCode"/>
+              <w:spacing w:before="0" w:after="0" w:line="200" w:lineRule="auto"/>
+            </w:pPr>
+            <w:r>
+              <w:t xml:space="preserve">student@lab-vm:~$ id</w:t>
+            </w:r>
+          </w:p>
+          <w:p>
+            <w:pPr>
+              <w:pStyle w:val="SourceCode"/>
+              <w:spacing w:before="0" w:after="0" w:line="200" w:lineRule="auto"/>
+            </w:pPr>
+            <w:r>
+              <w:t xml:space="preserve">uid=1000(student) gid=1000(student) groups=1000(student),27(sudo),44(video)</w:t>
+            </w:r>
+          </w:p>
+          <w:p>
+            <w:pPr>
+              <w:pStyle w:val="SourceCode"/>
+              <w:spacing w:before="0" w:after="0" w:line="200" w:lineRule="auto"/>
+            </w:pPr>
+          </w:p>
+          <w:p>
+            <w:pPr>
+              <w:pStyle w:val="SourceCode"/>
+              <w:spacing w:before="0" w:after="0" w:line="200" w:lineRule="auto"/>
+            </w:pPr>
+            <w:r>
+              <w:t xml:space="preserve">student@lab-vm:~$ cat /etc/shadow</w:t>
+            </w:r>
+          </w:p>
+          <w:p>
+            <w:pPr>
+              <w:pStyle w:val="SourceCode"/>
+              <w:spacing w:before="0" w:after="0" w:line="200" w:lineRule="auto"/>
+            </w:pPr>
+            <w:r>
+              <w:t xml:space="preserve">cat: /etc/shadow: Permission denied</w:t>
+            </w:r>
+          </w:p>
+          <w:p>
+            <w:pPr>
+              <w:pStyle w:val="SourceCode"/>
+              <w:spacing w:before="0" w:after="0" w:line="200" w:lineRule="auto"/>
+            </w:pPr>
+          </w:p>
+          <w:p>
+            <w:pPr>
+              <w:pStyle w:val="SourceCode"/>
+              <w:spacing w:before="0" w:after="0" w:line="200" w:lineRule="auto"/>
+            </w:pPr>
+            <w:r>
+              <w:t xml:space="preserve">student@lab-vm:~$ sudo head -1 /etc/shadow</w:t>
+            </w:r>
+          </w:p>
+          <w:p>
+            <w:pPr>
+              <w:pStyle w:val="SourceCode"/>
+              <w:spacing w:before="0" w:after="0" w:line="200" w:lineRule="auto"/>
+            </w:pPr>
+            <w:r>
+              <w:t xml:space="preserve">[sudo] password for student:</w:t>
+            </w:r>
+          </w:p>
+          <w:p>
+            <w:pPr>
+              <w:pStyle w:val="SourceCode"/>
+              <w:spacing w:before="0" w:after="0" w:line="200" w:lineRule="auto"/>
+            </w:pPr>
+            <w:r>
+              <w:t xml:space="preserve">root:$6$rounds=656000$...:19800:0:99999:7:::</w:t>
+            </w:r>
+          </w:p>
+        </w:tc>
+      </w:tr>
+    </w:tbl>
+    <w:p>
+      <w:pPr>
+        <w:spacing w:before="0" w:after="0" w:line="120" w:lineRule="exact"/>
+        <w:rPr>
+          <w:sz w:val="4"/>
+          <w:szCs w:val="4"/>
+        </w:rPr>
+      </w:pPr>
     </w:p>
     <w:p>
       <w:pPr>
@@ -1783,140 +2217,198 @@
     </w:p>
     <w:p>
       <w:pPr>
-        <w:pStyle w:val="SourceCode"/>
-      </w:pPr>
-      <w:r>
-        <w:rPr>
-          <w:rStyle w:val="VerbatimChar"/>
-        </w:rPr>
-        <w:t xml:space="preserve">student@lab-vm:~$ ps -p 1 -o pid,comm</w:t>
-      </w:r>
-      <w:r>
-        <w:br/>
-      </w:r>
-      <w:r>
-        <w:rPr>
-          <w:rStyle w:val="VerbatimChar"/>
-        </w:rPr>
-        <w:t xml:space="preserve">    PID COMMAND</w:t>
-      </w:r>
-      <w:r>
-        <w:br/>
-      </w:r>
-      <w:r>
-        <w:rPr>
-          <w:rStyle w:val="VerbatimChar"/>
-        </w:rPr>
-        <w:t xml:space="preserve">      1 systemd</w:t>
-      </w:r>
-      <w:r>
-        <w:br/>
-      </w:r>
-      <w:r>
-        <w:br/>
-      </w:r>
-      <w:r>
-        <w:rPr>
-          <w:rStyle w:val="VerbatimChar"/>
-        </w:rPr>
-        <w:t xml:space="preserve">student@lab-vm:~$ systemctl list-units --type=service --state=running | head -5</w:t>
-      </w:r>
-      <w:r>
-        <w:br/>
-      </w:r>
-      <w:r>
-        <w:rPr>
-          <w:rStyle w:val="VerbatimChar"/>
-        </w:rPr>
-        <w:t xml:space="preserve">  cron.service          loaded active running Regular background program processing daemon</w:t>
-      </w:r>
-      <w:r>
-        <w:br/>
-      </w:r>
-      <w:r>
-        <w:rPr>
-          <w:rStyle w:val="VerbatimChar"/>
-        </w:rPr>
-        <w:t xml:space="preserve">  dbus.service          loaded active running D-Bus System Message Bus</w:t>
-      </w:r>
-      <w:r>
-        <w:br/>
-      </w:r>
-      <w:r>
-        <w:rPr>
-          <w:rStyle w:val="VerbatimChar"/>
-        </w:rPr>
-        <w:t xml:space="preserve">  ssh.service           loaded active running OpenBSD Secure Shell server</w:t>
-      </w:r>
-      <w:r>
-        <w:br/>
-      </w:r>
-      <w:r>
-        <w:br/>
-      </w:r>
-      <w:r>
-        <w:rPr>
-          <w:rStyle w:val="VerbatimChar"/>
-        </w:rPr>
-        <w:t xml:space="preserve">student@lab-vm:~$ systemctl status cron | head -4</w:t>
-      </w:r>
-      <w:r>
-        <w:br/>
-      </w:r>
-      <w:r>
-        <w:rPr>
-          <w:rStyle w:val="VerbatimChar"/>
-        </w:rPr>
-        <w:t xml:space="preserve">● cron.service - Regular background program processing daemon</w:t>
-      </w:r>
-      <w:r>
-        <w:br/>
-      </w:r>
-      <w:r>
-        <w:rPr>
-          <w:rStyle w:val="VerbatimChar"/>
-        </w:rPr>
-        <w:t xml:space="preserve">     Loaded: loaded (/lib/systemd/system/cron.service; enabled)</w:t>
-      </w:r>
-      <w:r>
-        <w:br/>
-      </w:r>
-      <w:r>
-        <w:rPr>
-          <w:rStyle w:val="VerbatimChar"/>
-        </w:rPr>
-        <w:t xml:space="preserve">     Active: active (running) since Wed 2026-09-17 08:42:31 EEST; 2h 14min ago</w:t>
-      </w:r>
-      <w:r>
-        <w:br/>
-      </w:r>
-      <w:r>
-        <w:br/>
-      </w:r>
-      <w:r>
-        <w:rPr>
-          <w:rStyle w:val="VerbatimChar"/>
-        </w:rPr>
-        <w:t xml:space="preserve">student@lab-vm:~$ free -h | head -2</w:t>
-      </w:r>
-      <w:r>
-        <w:br/>
-      </w:r>
-      <w:r>
-        <w:rPr>
-          <w:rStyle w:val="VerbatimChar"/>
-        </w:rPr>
-        <w:t xml:space="preserve">               total        used        free      shared  buff/cache   available</w:t>
-      </w:r>
-      <w:r>
-        <w:br/>
-      </w:r>
-      <w:r>
-        <w:rPr>
-          <w:rStyle w:val="VerbatimChar"/>
-        </w:rPr>
-        <w:t xml:space="preserve">Mem:           3,8Gi       1,1Gi       1,4Gi        12Mi       1,3Gi       2,4Gi</w:t>
-      </w:r>
+        <w:spacing w:before="0" w:after="0" w:line="120" w:lineRule="exact"/>
+        <w:rPr>
+          <w:sz w:val="4"/>
+          <w:szCs w:val="4"/>
+        </w:rPr>
+      </w:pPr>
+    </w:p>
+    <w:tbl>
+      <w:tblPr>
+        <w:tblStyle w:val="SourceCodeTable"/>
+        <w:tblW w:type="dxa" w:w="9637"/>
+        <w:tblInd w:w="0" w:type="dxa"/>
+        <w:tblBorders>
+          <w:top w:color="BFBFBF" w:space="0" w:sz="4" w:val="single"/>
+          <w:left w:color="BFBFBF" w:space="0" w:sz="4" w:val="single"/>
+          <w:bottom w:color="BFBFBF" w:space="0" w:sz="4" w:val="single"/>
+          <w:right w:color="BFBFBF" w:space="0" w:sz="4" w:val="single"/>
+        </w:tblBorders>
+        <w:shd w:color="auto" w:fill="F4F4F4" w:val="clear"/>
+        <w:tblLayout w:type="fixed"/>
+        <w:tblCellMar>
+          <w:top w:type="dxa" w:w="113"/>
+          <w:left w:type="dxa" w:w="113"/>
+          <w:bottom w:type="dxa" w:w="113"/>
+          <w:right w:type="dxa" w:w="113"/>
+        </w:tblCellMar>
+        <w:tblLook w:val="0000" w:firstRow="0" w:lastRow="0" w:firstColumn="0" w:lastColumn="0" w:noHBand="1" w:noVBand="1"/>
+      </w:tblPr>
+      <w:tblGrid>
+        <w:gridCol w:w="9637"/>
+      </w:tblGrid>
+      <w:tr>
+        <w:tc>
+          <w:tcPr>
+            <w:tcW w:type="dxa" w:w="9637"/>
+            <w:shd w:color="auto" w:fill="F4F4F4" w:val="clear"/>
+          </w:tcPr>
+          <w:p>
+            <w:pPr>
+              <w:pStyle w:val="SourceCode"/>
+              <w:spacing w:before="0" w:after="0" w:line="200" w:lineRule="auto"/>
+            </w:pPr>
+            <w:r>
+              <w:t xml:space="preserve">student@lab-vm:~$ ps -p 1 -o pid,comm</w:t>
+            </w:r>
+          </w:p>
+          <w:p>
+            <w:pPr>
+              <w:pStyle w:val="SourceCode"/>
+              <w:spacing w:before="0" w:after="0" w:line="200" w:lineRule="auto"/>
+            </w:pPr>
+            <w:r>
+              <w:t xml:space="preserve">    PID COMMAND</w:t>
+            </w:r>
+          </w:p>
+          <w:p>
+            <w:pPr>
+              <w:pStyle w:val="SourceCode"/>
+              <w:spacing w:before="0" w:after="0" w:line="200" w:lineRule="auto"/>
+            </w:pPr>
+            <w:r>
+              <w:t xml:space="preserve">      1 systemd</w:t>
+            </w:r>
+          </w:p>
+          <w:p>
+            <w:pPr>
+              <w:pStyle w:val="SourceCode"/>
+              <w:spacing w:before="0" w:after="0" w:line="200" w:lineRule="auto"/>
+            </w:pPr>
+          </w:p>
+          <w:p>
+            <w:pPr>
+              <w:pStyle w:val="SourceCode"/>
+              <w:spacing w:before="0" w:after="0" w:line="200" w:lineRule="auto"/>
+            </w:pPr>
+            <w:r>
+              <w:t xml:space="preserve">student@lab-vm:~$ systemctl list-units --type=service --state=running | head -5</w:t>
+            </w:r>
+          </w:p>
+          <w:p>
+            <w:pPr>
+              <w:pStyle w:val="SourceCode"/>
+              <w:spacing w:before="0" w:after="0" w:line="200" w:lineRule="auto"/>
+            </w:pPr>
+            <w:r>
+              <w:t xml:space="preserve">  cron.service      loaded active running Regular background program processing daemon</w:t>
+            </w:r>
+          </w:p>
+          <w:p>
+            <w:pPr>
+              <w:pStyle w:val="SourceCode"/>
+              <w:spacing w:before="0" w:after="0" w:line="200" w:lineRule="auto"/>
+            </w:pPr>
+            <w:r>
+              <w:t xml:space="preserve">  dbus.service      loaded active running D-Bus System Message Bus</w:t>
+            </w:r>
+          </w:p>
+          <w:p>
+            <w:pPr>
+              <w:pStyle w:val="SourceCode"/>
+              <w:spacing w:before="0" w:after="0" w:line="200" w:lineRule="auto"/>
+            </w:pPr>
+            <w:r>
+              <w:t xml:space="preserve">  ssh.service       loaded active running OpenBSD Secure Shell server</w:t>
+            </w:r>
+          </w:p>
+          <w:p>
+            <w:pPr>
+              <w:pStyle w:val="SourceCode"/>
+              <w:spacing w:before="0" w:after="0" w:line="200" w:lineRule="auto"/>
+            </w:pPr>
+          </w:p>
+          <w:p>
+            <w:pPr>
+              <w:pStyle w:val="SourceCode"/>
+              <w:spacing w:before="0" w:after="0" w:line="200" w:lineRule="auto"/>
+            </w:pPr>
+            <w:r>
+              <w:t xml:space="preserve">student@lab-vm:~$ systemctl status cron | head -4</w:t>
+            </w:r>
+          </w:p>
+          <w:p>
+            <w:pPr>
+              <w:pStyle w:val="SourceCode"/>
+              <w:spacing w:before="0" w:after="0" w:line="200" w:lineRule="auto"/>
+            </w:pPr>
+            <w:r>
+              <w:t xml:space="preserve">● cron.service - Regular background program processing daemon</w:t>
+            </w:r>
+          </w:p>
+          <w:p>
+            <w:pPr>
+              <w:pStyle w:val="SourceCode"/>
+              <w:spacing w:before="0" w:after="0" w:line="200" w:lineRule="auto"/>
+            </w:pPr>
+            <w:r>
+              <w:t xml:space="preserve">     Loaded: loaded (/lib/systemd/system/cron.service; enabled)</w:t>
+            </w:r>
+          </w:p>
+          <w:p>
+            <w:pPr>
+              <w:pStyle w:val="SourceCode"/>
+              <w:spacing w:before="0" w:after="0" w:line="200" w:lineRule="auto"/>
+            </w:pPr>
+            <w:r>
+              <w:t xml:space="preserve">     Active: active (running) since Wed 2026-09-17 08:42:31 EEST; 2h 14min ago</w:t>
+            </w:r>
+          </w:p>
+          <w:p>
+            <w:pPr>
+              <w:pStyle w:val="SourceCode"/>
+              <w:spacing w:before="0" w:after="0" w:line="200" w:lineRule="auto"/>
+            </w:pPr>
+          </w:p>
+          <w:p>
+            <w:pPr>
+              <w:pStyle w:val="SourceCode"/>
+              <w:spacing w:before="0" w:after="0" w:line="200" w:lineRule="auto"/>
+            </w:pPr>
+            <w:r>
+              <w:t xml:space="preserve">student@lab-vm:~$ free -h | head -2</w:t>
+            </w:r>
+          </w:p>
+          <w:p>
+            <w:pPr>
+              <w:pStyle w:val="SourceCode"/>
+              <w:spacing w:before="0" w:after="0" w:line="200" w:lineRule="auto"/>
+            </w:pPr>
+            <w:r>
+              <w:t xml:space="preserve">               total        used        free      shared  buff/cache   available</w:t>
+            </w:r>
+          </w:p>
+          <w:p>
+            <w:pPr>
+              <w:pStyle w:val="SourceCode"/>
+              <w:spacing w:before="0" w:after="0" w:line="200" w:lineRule="auto"/>
+            </w:pPr>
+            <w:r>
+              <w:t xml:space="preserve">Mem:           3,8Gi       1,1Gi       1,4Gi        12Mi       1,3Gi       2,4Gi</w:t>
+            </w:r>
+          </w:p>
+        </w:tc>
+      </w:tr>
+    </w:tbl>
+    <w:p>
+      <w:pPr>
+        <w:spacing w:before="0" w:after="0" w:line="120" w:lineRule="exact"/>
+        <w:rPr>
+          <w:sz w:val="4"/>
+          <w:szCs w:val="4"/>
+        </w:rPr>
+      </w:pPr>
     </w:p>
     <w:p>
       <w:pPr>
@@ -1965,86 +2457,144 @@
     </w:p>
     <w:p>
       <w:pPr>
-        <w:pStyle w:val="SourceCode"/>
-      </w:pPr>
-      <w:r>
-        <w:rPr>
-          <w:rStyle w:val="VerbatimChar"/>
-        </w:rPr>
-        <w:t xml:space="preserve">student@lab-vm:~$ cat /proc/version</w:t>
-      </w:r>
-      <w:r>
-        <w:br/>
-      </w:r>
-      <w:r>
-        <w:rPr>
-          <w:rStyle w:val="VerbatimChar"/>
-        </w:rPr>
-        <w:t xml:space="preserve">Linux version 6.8.0-45-generic (buildd@lcy02) (gcc 11.4.0) #45-Ubuntu SMP</w:t>
-      </w:r>
-      <w:r>
-        <w:br/>
-      </w:r>
-      <w:r>
-        <w:br/>
-      </w:r>
-      <w:r>
-        <w:rPr>
-          <w:rStyle w:val="VerbatimChar"/>
-        </w:rPr>
-        <w:t xml:space="preserve">student@lab-vm:~$ cat /proc/cpuinfo | grep "model name" | head -1</w:t>
-      </w:r>
-      <w:r>
-        <w:br/>
-      </w:r>
-      <w:r>
-        <w:rPr>
-          <w:rStyle w:val="VerbatimChar"/>
-        </w:rPr>
-        <w:t xml:space="preserve">model name  : Intel(R) Core(TM) i5-10400 CPU @ 2.90GHz</w:t>
-      </w:r>
-      <w:r>
-        <w:br/>
-      </w:r>
-      <w:r>
-        <w:br/>
-      </w:r>
-      <w:r>
-        <w:rPr>
-          <w:rStyle w:val="VerbatimChar"/>
-        </w:rPr>
-        <w:t xml:space="preserve">student@lab-vm:~$ ls /proc/self</w:t>
-      </w:r>
-      <w:r>
-        <w:br/>
-      </w:r>
-      <w:r>
-        <w:rPr>
-          <w:rStyle w:val="VerbatimChar"/>
-        </w:rPr>
-        <w:t xml:space="preserve">cmdline  cwd  environ  exe  fd  maps  status  task</w:t>
-      </w:r>
-      <w:r>
-        <w:br/>
-      </w:r>
-      <w:r>
-        <w:br/>
-      </w:r>
-      <w:r>
-        <w:rPr>
-          <w:rStyle w:val="VerbatimChar"/>
-        </w:rPr>
-        <w:t xml:space="preserve">student@lab-vm:~$ cat /proc/loadavg</w:t>
-      </w:r>
-      <w:r>
-        <w:br/>
-      </w:r>
-      <w:r>
-        <w:rPr>
-          <w:rStyle w:val="VerbatimChar"/>
-        </w:rPr>
-        <w:t xml:space="preserve">0.32 0.41 0.38 2/412 3187</w:t>
-      </w:r>
+        <w:spacing w:before="0" w:after="0" w:line="120" w:lineRule="exact"/>
+        <w:rPr>
+          <w:sz w:val="4"/>
+          <w:szCs w:val="4"/>
+        </w:rPr>
+      </w:pPr>
+    </w:p>
+    <w:tbl>
+      <w:tblPr>
+        <w:tblStyle w:val="SourceCodeTable"/>
+        <w:tblW w:type="dxa" w:w="9637"/>
+        <w:tblInd w:w="0" w:type="dxa"/>
+        <w:tblBorders>
+          <w:top w:color="BFBFBF" w:space="0" w:sz="4" w:val="single"/>
+          <w:left w:color="BFBFBF" w:space="0" w:sz="4" w:val="single"/>
+          <w:bottom w:color="BFBFBF" w:space="0" w:sz="4" w:val="single"/>
+          <w:right w:color="BFBFBF" w:space="0" w:sz="4" w:val="single"/>
+        </w:tblBorders>
+        <w:shd w:color="auto" w:fill="F4F4F4" w:val="clear"/>
+        <w:tblLayout w:type="fixed"/>
+        <w:tblCellMar>
+          <w:top w:type="dxa" w:w="113"/>
+          <w:left w:type="dxa" w:w="113"/>
+          <w:bottom w:type="dxa" w:w="113"/>
+          <w:right w:type="dxa" w:w="113"/>
+        </w:tblCellMar>
+        <w:tblLook w:val="0000" w:firstRow="0" w:lastRow="0" w:firstColumn="0" w:lastColumn="0" w:noHBand="1" w:noVBand="1"/>
+      </w:tblPr>
+      <w:tblGrid>
+        <w:gridCol w:w="9637"/>
+      </w:tblGrid>
+      <w:tr>
+        <w:tc>
+          <w:tcPr>
+            <w:tcW w:type="dxa" w:w="9637"/>
+            <w:shd w:color="auto" w:fill="F4F4F4" w:val="clear"/>
+          </w:tcPr>
+          <w:p>
+            <w:pPr>
+              <w:pStyle w:val="SourceCode"/>
+              <w:spacing w:before="0" w:after="0" w:line="200" w:lineRule="auto"/>
+            </w:pPr>
+            <w:r>
+              <w:t xml:space="preserve">student@lab-vm:~$ cat /proc/version</w:t>
+            </w:r>
+          </w:p>
+          <w:p>
+            <w:pPr>
+              <w:pStyle w:val="SourceCode"/>
+              <w:spacing w:before="0" w:after="0" w:line="200" w:lineRule="auto"/>
+            </w:pPr>
+            <w:r>
+              <w:t xml:space="preserve">Linux version 6.8.0-45-generic (buildd@lcy02) (gcc 11.4.0) #45-Ubuntu SMP</w:t>
+            </w:r>
+          </w:p>
+          <w:p>
+            <w:pPr>
+              <w:pStyle w:val="SourceCode"/>
+              <w:spacing w:before="0" w:after="0" w:line="200" w:lineRule="auto"/>
+            </w:pPr>
+          </w:p>
+          <w:p>
+            <w:pPr>
+              <w:pStyle w:val="SourceCode"/>
+              <w:spacing w:before="0" w:after="0" w:line="200" w:lineRule="auto"/>
+            </w:pPr>
+            <w:r>
+              <w:t xml:space="preserve">student@lab-vm:~$ cat /proc/cpuinfo | grep "model name" | head -1</w:t>
+            </w:r>
+          </w:p>
+          <w:p>
+            <w:pPr>
+              <w:pStyle w:val="SourceCode"/>
+              <w:spacing w:before="0" w:after="0" w:line="200" w:lineRule="auto"/>
+            </w:pPr>
+            <w:r>
+              <w:t xml:space="preserve">model name  : Intel(R) Core(TM) i5-10400 CPU @ 2.90GHz</w:t>
+            </w:r>
+          </w:p>
+          <w:p>
+            <w:pPr>
+              <w:pStyle w:val="SourceCode"/>
+              <w:spacing w:before="0" w:after="0" w:line="200" w:lineRule="auto"/>
+            </w:pPr>
+          </w:p>
+          <w:p>
+            <w:pPr>
+              <w:pStyle w:val="SourceCode"/>
+              <w:spacing w:before="0" w:after="0" w:line="200" w:lineRule="auto"/>
+            </w:pPr>
+            <w:r>
+              <w:t xml:space="preserve">student@lab-vm:~$ ls /proc/self</w:t>
+            </w:r>
+          </w:p>
+          <w:p>
+            <w:pPr>
+              <w:pStyle w:val="SourceCode"/>
+              <w:spacing w:before="0" w:after="0" w:line="200" w:lineRule="auto"/>
+            </w:pPr>
+            <w:r>
+              <w:t xml:space="preserve">cmdline  cwd  environ  exe  fd  maps  status  task</w:t>
+            </w:r>
+          </w:p>
+          <w:p>
+            <w:pPr>
+              <w:pStyle w:val="SourceCode"/>
+              <w:spacing w:before="0" w:after="0" w:line="200" w:lineRule="auto"/>
+            </w:pPr>
+          </w:p>
+          <w:p>
+            <w:pPr>
+              <w:pStyle w:val="SourceCode"/>
+              <w:spacing w:before="0" w:after="0" w:line="200" w:lineRule="auto"/>
+            </w:pPr>
+            <w:r>
+              <w:t xml:space="preserve">student@lab-vm:~$ cat /proc/loadavg</w:t>
+            </w:r>
+          </w:p>
+          <w:p>
+            <w:pPr>
+              <w:pStyle w:val="SourceCode"/>
+              <w:spacing w:before="0" w:after="0" w:line="200" w:lineRule="auto"/>
+            </w:pPr>
+            <w:r>
+              <w:t xml:space="preserve">0.32 0.41 0.38 2/412 3187</w:t>
+            </w:r>
+          </w:p>
+        </w:tc>
+      </w:tr>
+    </w:tbl>
+    <w:p>
+      <w:pPr>
+        <w:spacing w:before="0" w:after="0" w:line="120" w:lineRule="exact"/>
+        <w:rPr>
+          <w:sz w:val="4"/>
+          <w:szCs w:val="4"/>
+        </w:rPr>
+      </w:pPr>
     </w:p>
     <w:p>
       <w:pPr>
@@ -6430,15 +6980,8 @@
     <w:basedOn w:val="Normal"/>
     <w:qFormat/>
     <w:pPr>
-      <w:pBdr>
-        <w:top w:color="BFBFBF" w:space="4" w:sz="4" w:val="single"/>
-        <w:left w:color="BFBFBF" w:space="4" w:sz="4" w:val="single"/>
-        <w:bottom w:color="BFBFBF" w:space="4" w:sz="4" w:val="single"/>
-        <w:right w:color="BFBFBF" w:space="4" w:sz="4" w:val="single"/>
-      </w:pBdr>
-      <w:shd w:color="auto" w:fill="F4F4F4" w:val="clear"/>
-      <w:spacing w:after="120" w:before="120" w:line="200" w:lineRule="auto"/>
-      <w:ind w:firstLine="0" w:left="284" w:right="284"/>
+      <w:spacing w:after="0" w:before="0" w:line="200" w:lineRule="auto"/>
+      <w:ind w:hanging="340" w:left="340" w:right="0"/>
       <w:jc w:val="left"/>
     </w:pPr>
     <w:rPr>
@@ -6446,6 +6989,27 @@
       <w:sz w:val="18"/>
       <w:szCs w:val="18"/>
     </w:rPr>
+  </w:style>
+  <w:style w:customStyle="1" w:styleId="SourceCodeTable" w:type="table">
+    <w:name w:val="Source Code Table"/>
+    <w:basedOn w:val="TableNormal"/>
+    <w:qFormat/>
+    <w:tblPr>
+      <w:tblInd w:type="dxa" w:w="0"/>
+      <w:tblBorders>
+        <w:top w:color="BFBFBF" w:space="0" w:sz="4" w:val="single"/>
+        <w:left w:color="BFBFBF" w:space="0" w:sz="4" w:val="single"/>
+        <w:bottom w:color="BFBFBF" w:space="0" w:sz="4" w:val="single"/>
+        <w:right w:color="BFBFBF" w:space="0" w:sz="4" w:val="single"/>
+      </w:tblBorders>
+      <w:shd w:color="auto" w:fill="F4F4F4" w:val="clear"/>
+      <w:tblCellMar>
+        <w:top w:type="dxa" w:w="113"/>
+        <w:left w:type="dxa" w:w="113"/>
+        <w:bottom w:type="dxa" w:w="113"/>
+        <w:right w:type="dxa" w:w="113"/>
+      </w:tblCellMar>
+    </w:tblPr>
   </w:style>
   <w:style w:type="paragraph" w:customStyle="1" w:styleId="TableCaption">
     <w:name w:val="TableCaption"/>

--- a/public/labs/os/pz-24/ЛР6_ОС_Принципи_функціонування_ОС_Linux.docx
+++ b/public/labs/os/pz-24/ЛР6_ОС_Принципи_функціонування_ОС_Linux.docx
@@ -107,7 +107,7 @@
         <w:pStyle w:val="FirstParagraph"/>
       </w:pPr>
       <w:r>
-        <w:t xml:space="preserve">Linux у вузькому розумінні — це лише ядро: програма, яка керує пам’яттю, процесами, файловими системами й пристроями. Усе інше, що бачить користувач, — оболонка, системні утиліти, менеджер пакетів, графічне середовище — постачається окремо. Саме тому коректна назва системи загалом — GNU/Linux, а конкретний набір «ядро + утиліти + пакети + політика оновлень» називають дистрибутивом.</w:t>
+        <w:t xml:space="preserve">Linux у вузькому розумінні — це лише ядро: програма, яка керує пам’яттю, процесами, файловими системами й пристроями. Усе інше, що бачить користувач, — оболонка, системні утиліти, менеджер пакетів, графічне середовище — постачається окремо. Значна частина цих утиліт походить із проєкту GNU, тому систему загалом часто називають GNU/Linux, а конкретний набір «ядро + утиліти + пакети + політика оновлень» — дистрибутивом.</w:t>
       </w:r>
     </w:p>
     <w:p>
@@ -271,7 +271,34 @@
         <w:t xml:space="preserve"> </w:t>
       </w:r>
       <w:r>
-        <w:t xml:space="preserve">працюють і з текстом, і з пристроєм, і з таблицею процесів.</w:t>
+        <w:t xml:space="preserve">працюють і з текстом, і з пристроєм, і з таблицею процесів. Точніше було б сказати «все має ім’я у файловій системі й відкривається через</w:t>
+      </w:r>
+      <w:r>
+        <w:t xml:space="preserve"> </w:t>
+      </w:r>
+      <w:r>
+        <w:rPr>
+          <w:rStyle w:val="VerbatimChar"/>
+        </w:rPr>
+        <w:t xml:space="preserve">open</w:t>
+      </w:r>
+      <w:r>
+        <w:t xml:space="preserve">»: винятки є — мережеві інтерфейси, наприклад, файлів у</w:t>
+      </w:r>
+      <w:r>
+        <w:t xml:space="preserve"> </w:t>
+      </w:r>
+      <w:r>
+        <w:rPr>
+          <w:rStyle w:val="VerbatimChar"/>
+        </w:rPr>
+        <w:t xml:space="preserve">/dev</w:t>
+      </w:r>
+      <w:r>
+        <w:t xml:space="preserve"> </w:t>
+      </w:r>
+      <w:r>
+        <w:t xml:space="preserve">не мають.</w:t>
       </w:r>
     </w:p>
     <w:p>
@@ -331,30 +358,18 @@
               <w:rPr>
                 <w:rStyle w:val="VerbatimChar"/>
               </w:rPr>
-              <w:t xml:space="preserve">/bin</w:t>
-            </w:r>
-            <w:r>
-              <w:t xml:space="preserve">,</w:t>
-            </w:r>
-            <w:r>
-              <w:t xml:space="preserve"> </w:t>
-            </w:r>
-            <w:r>
-              <w:rPr>
-                <w:rStyle w:val="VerbatimChar"/>
-              </w:rPr>
-              <w:t xml:space="preserve">/usr/bin</w:t>
-            </w:r>
-          </w:p>
-        </w:tc>
-        <w:tc>
-          <w:tcPr/>
-          <w:p>
-            <w:pPr>
-              <w:pStyle w:val="Compact"/>
-            </w:pPr>
-            <w:r>
-              <w:t xml:space="preserve">виконувані файли команд, доступних усім користувачам</w:t>
+              <w:t xml:space="preserve">/</w:t>
+            </w:r>
+          </w:p>
+        </w:tc>
+        <w:tc>
+          <w:tcPr/>
+          <w:p>
+            <w:pPr>
+              <w:pStyle w:val="Compact"/>
+            </w:pPr>
+            <w:r>
+              <w:t xml:space="preserve">корінь: єдине дерево, в яке монтуються всі диски й розділи</w:t>
             </w:r>
           </w:p>
         </w:tc>
@@ -370,30 +385,18 @@
               <w:rPr>
                 <w:rStyle w:val="VerbatimChar"/>
               </w:rPr>
-              <w:t xml:space="preserve">/sbin</w:t>
-            </w:r>
-            <w:r>
-              <w:t xml:space="preserve">,</w:t>
-            </w:r>
-            <w:r>
-              <w:t xml:space="preserve"> </w:t>
-            </w:r>
-            <w:r>
-              <w:rPr>
-                <w:rStyle w:val="VerbatimChar"/>
-              </w:rPr>
-              <w:t xml:space="preserve">/usr/sbin</w:t>
-            </w:r>
-          </w:p>
-        </w:tc>
-        <w:tc>
-          <w:tcPr/>
-          <w:p>
-            <w:pPr>
-              <w:pStyle w:val="Compact"/>
-            </w:pPr>
-            <w:r>
-              <w:t xml:space="preserve">системні утиліти, потрібні адміністраторові</w:t>
+              <w:t xml:space="preserve">/usr</w:t>
+            </w:r>
+          </w:p>
+        </w:tc>
+        <w:tc>
+          <w:tcPr/>
+          <w:p>
+            <w:pPr>
+              <w:pStyle w:val="Compact"/>
+            </w:pPr>
+            <w:r>
+              <w:t xml:space="preserve">програми, бібліотеки й документація, встановлені з пакетів; лише для читання в звичайній роботі</w:t>
             </w:r>
           </w:p>
         </w:tc>
@@ -409,18 +412,30 @@
               <w:rPr>
                 <w:rStyle w:val="VerbatimChar"/>
               </w:rPr>
-              <w:t xml:space="preserve">/etc</w:t>
-            </w:r>
-          </w:p>
-        </w:tc>
-        <w:tc>
-          <w:tcPr/>
-          <w:p>
-            <w:pPr>
-              <w:pStyle w:val="Compact"/>
-            </w:pPr>
-            <w:r>
-              <w:t xml:space="preserve">текстові файли конфігурації системи та служб</w:t>
+              <w:t xml:space="preserve">/bin</w:t>
+            </w:r>
+            <w:r>
+              <w:t xml:space="preserve">,</w:t>
+            </w:r>
+            <w:r>
+              <w:t xml:space="preserve"> </w:t>
+            </w:r>
+            <w:r>
+              <w:rPr>
+                <w:rStyle w:val="VerbatimChar"/>
+              </w:rPr>
+              <w:t xml:space="preserve">/usr/bin</w:t>
+            </w:r>
+          </w:p>
+        </w:tc>
+        <w:tc>
+          <w:tcPr/>
+          <w:p>
+            <w:pPr>
+              <w:pStyle w:val="Compact"/>
+            </w:pPr>
+            <w:r>
+              <w:t xml:space="preserve">виконувані файли команд, доступних усім користувачам</w:t>
             </w:r>
           </w:p>
         </w:tc>
@@ -436,18 +451,30 @@
               <w:rPr>
                 <w:rStyle w:val="VerbatimChar"/>
               </w:rPr>
-              <w:t xml:space="preserve">/home</w:t>
-            </w:r>
-          </w:p>
-        </w:tc>
-        <w:tc>
-          <w:tcPr/>
-          <w:p>
-            <w:pPr>
-              <w:pStyle w:val="Compact"/>
-            </w:pPr>
-            <w:r>
-              <w:t xml:space="preserve">домашні каталоги користувачів</w:t>
+              <w:t xml:space="preserve">/sbin</w:t>
+            </w:r>
+            <w:r>
+              <w:t xml:space="preserve">,</w:t>
+            </w:r>
+            <w:r>
+              <w:t xml:space="preserve"> </w:t>
+            </w:r>
+            <w:r>
+              <w:rPr>
+                <w:rStyle w:val="VerbatimChar"/>
+              </w:rPr>
+              <w:t xml:space="preserve">/usr/sbin</w:t>
+            </w:r>
+          </w:p>
+        </w:tc>
+        <w:tc>
+          <w:tcPr/>
+          <w:p>
+            <w:pPr>
+              <w:pStyle w:val="Compact"/>
+            </w:pPr>
+            <w:r>
+              <w:t xml:space="preserve">системні утиліти, потрібні адміністраторові</w:t>
             </w:r>
           </w:p>
         </w:tc>
@@ -463,18 +490,30 @@
               <w:rPr>
                 <w:rStyle w:val="VerbatimChar"/>
               </w:rPr>
-              <w:t xml:space="preserve">/root</w:t>
-            </w:r>
-          </w:p>
-        </w:tc>
-        <w:tc>
-          <w:tcPr/>
-          <w:p>
-            <w:pPr>
-              <w:pStyle w:val="Compact"/>
-            </w:pPr>
-            <w:r>
-              <w:t xml:space="preserve">домашній каталог адміністратора root</w:t>
+              <w:t xml:space="preserve">/lib</w:t>
+            </w:r>
+            <w:r>
+              <w:t xml:space="preserve">,</w:t>
+            </w:r>
+            <w:r>
+              <w:t xml:space="preserve"> </w:t>
+            </w:r>
+            <w:r>
+              <w:rPr>
+                <w:rStyle w:val="VerbatimChar"/>
+              </w:rPr>
+              <w:t xml:space="preserve">/usr/lib</w:t>
+            </w:r>
+          </w:p>
+        </w:tc>
+        <w:tc>
+          <w:tcPr/>
+          <w:p>
+            <w:pPr>
+              <w:pStyle w:val="Compact"/>
+            </w:pPr>
+            <w:r>
+              <w:t xml:space="preserve">спільні бібліотеки та модулі ядра</w:t>
             </w:r>
           </w:p>
         </w:tc>
@@ -490,18 +529,18 @@
               <w:rPr>
                 <w:rStyle w:val="VerbatimChar"/>
               </w:rPr>
-              <w:t xml:space="preserve">/var</w:t>
-            </w:r>
-          </w:p>
-        </w:tc>
-        <w:tc>
-          <w:tcPr/>
-          <w:p>
-            <w:pPr>
-              <w:pStyle w:val="Compact"/>
-            </w:pPr>
-            <w:r>
-              <w:t xml:space="preserve">змінні дані: журнали, черги, кеші</w:t>
+              <w:t xml:space="preserve">/boot</w:t>
+            </w:r>
+          </w:p>
+        </w:tc>
+        <w:tc>
+          <w:tcPr/>
+          <w:p>
+            <w:pPr>
+              <w:pStyle w:val="Compact"/>
+            </w:pPr>
+            <w:r>
+              <w:t xml:space="preserve">ядро, початковий образ initramfs і файли завантажувача</w:t>
             </w:r>
           </w:p>
         </w:tc>
@@ -517,18 +556,18 @@
               <w:rPr>
                 <w:rStyle w:val="VerbatimChar"/>
               </w:rPr>
-              <w:t xml:space="preserve">/tmp</w:t>
-            </w:r>
-          </w:p>
-        </w:tc>
-        <w:tc>
-          <w:tcPr/>
-          <w:p>
-            <w:pPr>
-              <w:pStyle w:val="Compact"/>
-            </w:pPr>
-            <w:r>
-              <w:t xml:space="preserve">тимчасові файли, очищаються під час перезавантаження</w:t>
+              <w:t xml:space="preserve">/etc</w:t>
+            </w:r>
+          </w:p>
+        </w:tc>
+        <w:tc>
+          <w:tcPr/>
+          <w:p>
+            <w:pPr>
+              <w:pStyle w:val="Compact"/>
+            </w:pPr>
+            <w:r>
+              <w:t xml:space="preserve">текстові файли конфігурації системи та служб</w:t>
             </w:r>
           </w:p>
         </w:tc>
@@ -544,18 +583,18 @@
               <w:rPr>
                 <w:rStyle w:val="VerbatimChar"/>
               </w:rPr>
-              <w:t xml:space="preserve">/dev</w:t>
-            </w:r>
-          </w:p>
-        </w:tc>
-        <w:tc>
-          <w:tcPr/>
-          <w:p>
-            <w:pPr>
-              <w:pStyle w:val="Compact"/>
-            </w:pPr>
-            <w:r>
-              <w:t xml:space="preserve">файли пристроїв</w:t>
+              <w:t xml:space="preserve">/home</w:t>
+            </w:r>
+          </w:p>
+        </w:tc>
+        <w:tc>
+          <w:tcPr/>
+          <w:p>
+            <w:pPr>
+              <w:pStyle w:val="Compact"/>
+            </w:pPr>
+            <w:r>
+              <w:t xml:space="preserve">домашні каталоги користувачів</w:t>
             </w:r>
           </w:p>
         </w:tc>
@@ -571,18 +610,18 @@
               <w:rPr>
                 <w:rStyle w:val="VerbatimChar"/>
               </w:rPr>
-              <w:t xml:space="preserve">/proc</w:t>
-            </w:r>
-          </w:p>
-        </w:tc>
-        <w:tc>
-          <w:tcPr/>
-          <w:p>
-            <w:pPr>
-              <w:pStyle w:val="Compact"/>
-            </w:pPr>
-            <w:r>
-              <w:t xml:space="preserve">віртуальна файлова система: відомості про ядро та процеси</w:t>
+              <w:t xml:space="preserve">/root</w:t>
+            </w:r>
+          </w:p>
+        </w:tc>
+        <w:tc>
+          <w:tcPr/>
+          <w:p>
+            <w:pPr>
+              <w:pStyle w:val="Compact"/>
+            </w:pPr>
+            <w:r>
+              <w:t xml:space="preserve">домашній каталог адміністратора root</w:t>
             </w:r>
           </w:p>
         </w:tc>
@@ -598,18 +637,18 @@
               <w:rPr>
                 <w:rStyle w:val="VerbatimChar"/>
               </w:rPr>
-              <w:t xml:space="preserve">/sys</w:t>
-            </w:r>
-          </w:p>
-        </w:tc>
-        <w:tc>
-          <w:tcPr/>
-          <w:p>
-            <w:pPr>
-              <w:pStyle w:val="Compact"/>
-            </w:pPr>
-            <w:r>
-              <w:t xml:space="preserve">віртуальна файлова система: пристрої та драйвери</w:t>
+              <w:t xml:space="preserve">/var</w:t>
+            </w:r>
+          </w:p>
+        </w:tc>
+        <w:tc>
+          <w:tcPr/>
+          <w:p>
+            <w:pPr>
+              <w:pStyle w:val="Compact"/>
+            </w:pPr>
+            <w:r>
+              <w:t xml:space="preserve">змінні дані: журнали, черги, кеші</w:t>
             </w:r>
           </w:p>
         </w:tc>
@@ -625,6 +664,195 @@
               <w:rPr>
                 <w:rStyle w:val="VerbatimChar"/>
               </w:rPr>
+              <w:t xml:space="preserve">/tmp</w:t>
+            </w:r>
+          </w:p>
+        </w:tc>
+        <w:tc>
+          <w:tcPr/>
+          <w:p>
+            <w:pPr>
+              <w:pStyle w:val="Compact"/>
+            </w:pPr>
+            <w:r>
+              <w:t xml:space="preserve">тимчасові файли, зазвичай очищаються під час перезавантаження</w:t>
+            </w:r>
+          </w:p>
+        </w:tc>
+      </w:tr>
+      <w:tr>
+        <w:tc>
+          <w:tcPr/>
+          <w:p>
+            <w:pPr>
+              <w:pStyle w:val="Compact"/>
+            </w:pPr>
+            <w:r>
+              <w:rPr>
+                <w:rStyle w:val="VerbatimChar"/>
+              </w:rPr>
+              <w:t xml:space="preserve">/run</w:t>
+            </w:r>
+          </w:p>
+        </w:tc>
+        <w:tc>
+          <w:tcPr/>
+          <w:p>
+            <w:pPr>
+              <w:pStyle w:val="Compact"/>
+            </w:pPr>
+            <w:r>
+              <w:t xml:space="preserve">стан системи з моменту завантаження: PID-файли, сокети; живе в пам’яті</w:t>
+            </w:r>
+          </w:p>
+        </w:tc>
+      </w:tr>
+      <w:tr>
+        <w:tc>
+          <w:tcPr/>
+          <w:p>
+            <w:pPr>
+              <w:pStyle w:val="Compact"/>
+            </w:pPr>
+            <w:r>
+              <w:rPr>
+                <w:rStyle w:val="VerbatimChar"/>
+              </w:rPr>
+              <w:t xml:space="preserve">/opt</w:t>
+            </w:r>
+          </w:p>
+        </w:tc>
+        <w:tc>
+          <w:tcPr/>
+          <w:p>
+            <w:pPr>
+              <w:pStyle w:val="Compact"/>
+            </w:pPr>
+            <w:r>
+              <w:t xml:space="preserve">окремі пакети сторонніх постачальників, кожен у власному підкаталозі</w:t>
+            </w:r>
+          </w:p>
+        </w:tc>
+      </w:tr>
+      <w:tr>
+        <w:tc>
+          <w:tcPr/>
+          <w:p>
+            <w:pPr>
+              <w:pStyle w:val="Compact"/>
+            </w:pPr>
+            <w:r>
+              <w:rPr>
+                <w:rStyle w:val="VerbatimChar"/>
+              </w:rPr>
+              <w:t xml:space="preserve">/srv</w:t>
+            </w:r>
+          </w:p>
+        </w:tc>
+        <w:tc>
+          <w:tcPr/>
+          <w:p>
+            <w:pPr>
+              <w:pStyle w:val="Compact"/>
+            </w:pPr>
+            <w:r>
+              <w:t xml:space="preserve">дані служб, які система надає назовні: вебсайти, FTP-архіви</w:t>
+            </w:r>
+          </w:p>
+        </w:tc>
+      </w:tr>
+      <w:tr>
+        <w:tc>
+          <w:tcPr/>
+          <w:p>
+            <w:pPr>
+              <w:pStyle w:val="Compact"/>
+            </w:pPr>
+            <w:r>
+              <w:rPr>
+                <w:rStyle w:val="VerbatimChar"/>
+              </w:rPr>
+              <w:t xml:space="preserve">/dev</w:t>
+            </w:r>
+          </w:p>
+        </w:tc>
+        <w:tc>
+          <w:tcPr/>
+          <w:p>
+            <w:pPr>
+              <w:pStyle w:val="Compact"/>
+            </w:pPr>
+            <w:r>
+              <w:t xml:space="preserve">файли пристроїв</w:t>
+            </w:r>
+          </w:p>
+        </w:tc>
+      </w:tr>
+      <w:tr>
+        <w:tc>
+          <w:tcPr/>
+          <w:p>
+            <w:pPr>
+              <w:pStyle w:val="Compact"/>
+            </w:pPr>
+            <w:r>
+              <w:rPr>
+                <w:rStyle w:val="VerbatimChar"/>
+              </w:rPr>
+              <w:t xml:space="preserve">/proc</w:t>
+            </w:r>
+          </w:p>
+        </w:tc>
+        <w:tc>
+          <w:tcPr/>
+          <w:p>
+            <w:pPr>
+              <w:pStyle w:val="Compact"/>
+            </w:pPr>
+            <w:r>
+              <w:t xml:space="preserve">віртуальна файлова система: відомості про ядро та процеси</w:t>
+            </w:r>
+          </w:p>
+        </w:tc>
+      </w:tr>
+      <w:tr>
+        <w:tc>
+          <w:tcPr/>
+          <w:p>
+            <w:pPr>
+              <w:pStyle w:val="Compact"/>
+            </w:pPr>
+            <w:r>
+              <w:rPr>
+                <w:rStyle w:val="VerbatimChar"/>
+              </w:rPr>
+              <w:t xml:space="preserve">/sys</w:t>
+            </w:r>
+          </w:p>
+        </w:tc>
+        <w:tc>
+          <w:tcPr/>
+          <w:p>
+            <w:pPr>
+              <w:pStyle w:val="Compact"/>
+            </w:pPr>
+            <w:r>
+              <w:t xml:space="preserve">віртуальна файлова система: пристрої та драйвери</w:t>
+            </w:r>
+          </w:p>
+        </w:tc>
+      </w:tr>
+      <w:tr>
+        <w:tc>
+          <w:tcPr/>
+          <w:p>
+            <w:pPr>
+              <w:pStyle w:val="Compact"/>
+            </w:pPr>
+            <w:r>
+              <w:rPr>
+                <w:rStyle w:val="VerbatimChar"/>
+              </w:rPr>
               <w:t xml:space="preserve">/mnt</w:t>
             </w:r>
             <w:r>
@@ -648,7 +876,37 @@
               <w:pStyle w:val="Compact"/>
             </w:pPr>
             <w:r>
-              <w:t xml:space="preserve">точки монтування змінних і тимчасових носіїв</w:t>
+              <w:t xml:space="preserve">точки монтування:</w:t>
+            </w:r>
+            <w:r>
+              <w:t xml:space="preserve"> </w:t>
+            </w:r>
+            <w:r>
+              <w:rPr>
+                <w:rStyle w:val="VerbatimChar"/>
+              </w:rPr>
+              <w:t xml:space="preserve">/mnt</w:t>
+            </w:r>
+            <w:r>
+              <w:t xml:space="preserve"> </w:t>
+            </w:r>
+            <w:r>
+              <w:t xml:space="preserve">— для ручного монтування,</w:t>
+            </w:r>
+            <w:r>
+              <w:t xml:space="preserve"> </w:t>
+            </w:r>
+            <w:r>
+              <w:rPr>
+                <w:rStyle w:val="VerbatimChar"/>
+              </w:rPr>
+              <w:t xml:space="preserve">/media</w:t>
+            </w:r>
+            <w:r>
+              <w:t xml:space="preserve"> </w:t>
+            </w:r>
+            <w:r>
+              <w:t xml:space="preserve">— для флешок і дисків, які система монтує сама</w:t>
             </w:r>
           </w:p>
         </w:tc>
@@ -659,7 +917,106 @@
         <w:pStyle w:val="BodyText"/>
       </w:pPr>
       <w:r>
-        <w:t xml:space="preserve">Структуру каталогів описує стандарт FHS (Filesystem Hierarchy Standard), тому в різних дистрибутивах вона однакова: навичка орієнтування переноситься з Ubuntu на Fedora без перенавчання.</w:t>
+        <w:t xml:space="preserve">Структуру каталогів описує стандарт FHS (Filesystem Hierarchy Standard, версія 3.0 від 2015 року), тому в різних дистрибутивах вона майже однакова: навичка орієнтування переноситься з Ubuntu на Fedora без перенавчання. Одна сучасна відмінність від класичного FHS: у Ubuntu, Debian, Fedora й Arch каталоги</w:t>
+      </w:r>
+      <w:r>
+        <w:t xml:space="preserve"> </w:t>
+      </w:r>
+      <w:r>
+        <w:rPr>
+          <w:rStyle w:val="VerbatimChar"/>
+        </w:rPr>
+        <w:t xml:space="preserve">/bin</w:t>
+      </w:r>
+      <w:r>
+        <w:t xml:space="preserve">,</w:t>
+      </w:r>
+      <w:r>
+        <w:t xml:space="preserve"> </w:t>
+      </w:r>
+      <w:r>
+        <w:rPr>
+          <w:rStyle w:val="VerbatimChar"/>
+        </w:rPr>
+        <w:t xml:space="preserve">/sbin</w:t>
+      </w:r>
+      <w:r>
+        <w:t xml:space="preserve"> </w:t>
+      </w:r>
+      <w:r>
+        <w:t xml:space="preserve">і</w:t>
+      </w:r>
+      <w:r>
+        <w:t xml:space="preserve"> </w:t>
+      </w:r>
+      <w:r>
+        <w:rPr>
+          <w:rStyle w:val="VerbatimChar"/>
+        </w:rPr>
+        <w:t xml:space="preserve">/lib</w:t>
+      </w:r>
+      <w:r>
+        <w:t xml:space="preserve"> </w:t>
+      </w:r>
+      <w:r>
+        <w:t xml:space="preserve">стали символьними посиланнями на відповідні підкаталоги</w:t>
+      </w:r>
+      <w:r>
+        <w:t xml:space="preserve"> </w:t>
+      </w:r>
+      <w:r>
+        <w:rPr>
+          <w:rStyle w:val="VerbatimChar"/>
+        </w:rPr>
+        <w:t xml:space="preserve">/usr</w:t>
+      </w:r>
+      <w:r>
+        <w:t xml:space="preserve"> </w:t>
+      </w:r>
+      <w:r>
+        <w:t xml:space="preserve">(так зване об’єднання</w:t>
+      </w:r>
+      <w:r>
+        <w:t xml:space="preserve"> </w:t>
+      </w:r>
+      <w:r>
+        <w:rPr>
+          <w:rStyle w:val="VerbatimChar"/>
+        </w:rPr>
+        <w:t xml:space="preserve">/usr</w:t>
+      </w:r>
+      <w:r>
+        <w:t xml:space="preserve">, usrmerge). Колись</w:t>
+      </w:r>
+      <w:r>
+        <w:t xml:space="preserve"> </w:t>
+      </w:r>
+      <w:r>
+        <w:rPr>
+          <w:rStyle w:val="VerbatimChar"/>
+        </w:rPr>
+        <w:t xml:space="preserve">/bin</w:t>
+      </w:r>
+      <w:r>
+        <w:t xml:space="preserve"> </w:t>
+      </w:r>
+      <w:r>
+        <w:t xml:space="preserve">лежав на маленькому першому диску, а</w:t>
+      </w:r>
+      <w:r>
+        <w:t xml:space="preserve"> </w:t>
+      </w:r>
+      <w:r>
+        <w:rPr>
+          <w:rStyle w:val="VerbatimChar"/>
+        </w:rPr>
+        <w:t xml:space="preserve">/usr</w:t>
+      </w:r>
+      <w:r>
+        <w:t xml:space="preserve"> </w:t>
+      </w:r>
+      <w:r>
+        <w:t xml:space="preserve">— на другому, і без другого диска система мала хоча б завантажитися; сьогодні цей поділ втратив сенс.</w:t>
       </w:r>
     </w:p>
     <w:bookmarkEnd w:id="10"/>
@@ -677,7 +1034,37 @@
         <w:pStyle w:val="FirstParagraph"/>
       </w:pPr>
       <w:r>
-        <w:t xml:space="preserve">Оболонка (shell) — програма, що приймає команди користувача й передає їх ядру через системні виклики. Типова оболонка сучасних дистрибутивів — bash. Команда має сталу будову: ім’я, ключі, аргументи.</w:t>
+        <w:t xml:space="preserve">Оболонка (shell) — звичайна програма, яка читає рядок, розбирає його на слова, підставляє змінні й шаблони імен файлів, а тоді запускає потрібну програму системними викликами</w:t>
+      </w:r>
+      <w:r>
+        <w:t xml:space="preserve"> </w:t>
+      </w:r>
+      <w:r>
+        <w:rPr>
+          <w:rStyle w:val="VerbatimChar"/>
+        </w:rPr>
+        <w:t xml:space="preserve">fork</w:t>
+      </w:r>
+      <w:r>
+        <w:t xml:space="preserve"> </w:t>
+      </w:r>
+      <w:r>
+        <w:t xml:space="preserve">і</w:t>
+      </w:r>
+      <w:r>
+        <w:t xml:space="preserve"> </w:t>
+      </w:r>
+      <w:r>
+        <w:rPr>
+          <w:rStyle w:val="VerbatimChar"/>
+        </w:rPr>
+        <w:t xml:space="preserve">execve</w:t>
+      </w:r>
+      <w:r>
+        <w:t xml:space="preserve"> </w:t>
+      </w:r>
+      <w:r>
+        <w:t xml:space="preserve">і чекає на її завершення. Типова інтерактивна оболонка сучасних дистрибутивів — bash. Команда має сталу будову: ім’я, ключі, аргументи.</w:t>
       </w:r>
     </w:p>
     <w:p>
@@ -814,7 +1201,19 @@
         <w:t xml:space="preserve">/usr/bin</w:t>
       </w:r>
       <w:r>
-        <w:t xml:space="preserve">. Вбудованими є лише ті, що змінюють стан самої оболонки, наприклад</w:t>
+        <w:t xml:space="preserve">, які вона шукає в каталогах зі змінної</w:t>
+      </w:r>
+      <w:r>
+        <w:t xml:space="preserve"> </w:t>
+      </w:r>
+      <w:r>
+        <w:rPr>
+          <w:rStyle w:val="VerbatimChar"/>
+        </w:rPr>
+        <w:t xml:space="preserve">PATH</w:t>
+      </w:r>
+      <w:r>
+        <w:t xml:space="preserve">. Вбудованими обов’язково є команди, що змінюють стан самої оболонки:</w:t>
       </w:r>
       <w:r>
         <w:t xml:space="preserve"> </w:t>
@@ -826,7 +1225,58 @@
         <w:t xml:space="preserve">cd</w:t>
       </w:r>
       <w:r>
-        <w:t xml:space="preserve">. Перевірити природу команди дозволяє</w:t>
+        <w:t xml:space="preserve">,</w:t>
+      </w:r>
+      <w:r>
+        <w:t xml:space="preserve"> </w:t>
+      </w:r>
+      <w:r>
+        <w:rPr>
+          <w:rStyle w:val="VerbatimChar"/>
+        </w:rPr>
+        <w:t xml:space="preserve">export</w:t>
+      </w:r>
+      <w:r>
+        <w:t xml:space="preserve">,</w:t>
+      </w:r>
+      <w:r>
+        <w:t xml:space="preserve"> </w:t>
+      </w:r>
+      <w:r>
+        <w:rPr>
+          <w:rStyle w:val="VerbatimChar"/>
+        </w:rPr>
+        <w:t xml:space="preserve">exit</w:t>
+      </w:r>
+      <w:r>
+        <w:t xml:space="preserve">. Окрема програма цього зробити не може — вона працює в дочірньому процесі й змінила б поточний каталог лише собі. Деякі інші команди, як-от</w:t>
+      </w:r>
+      <w:r>
+        <w:t xml:space="preserve"> </w:t>
+      </w:r>
+      <w:r>
+        <w:rPr>
+          <w:rStyle w:val="VerbatimChar"/>
+        </w:rPr>
+        <w:t xml:space="preserve">echo</w:t>
+      </w:r>
+      <w:r>
+        <w:t xml:space="preserve"> </w:t>
+      </w:r>
+      <w:r>
+        <w:t xml:space="preserve">чи</w:t>
+      </w:r>
+      <w:r>
+        <w:t xml:space="preserve"> </w:t>
+      </w:r>
+      <w:r>
+        <w:rPr>
+          <w:rStyle w:val="VerbatimChar"/>
+        </w:rPr>
+        <w:t xml:space="preserve">pwd</w:t>
+      </w:r>
+      <w:r>
+        <w:t xml:space="preserve">, вбудовані заради швидкості, хоча в системі є й однойменні програми. Перевірити природу команди дозволяє</w:t>
       </w:r>
       <w:r>
         <w:t xml:space="preserve"> </w:t>
@@ -838,294 +1288,22 @@
         <w:t xml:space="preserve">type</w:t>
       </w:r>
       <w:r>
-        <w:t xml:space="preserve">.</w:t>
-      </w:r>
-    </w:p>
-    <w:bookmarkEnd w:id="11"/>
-    <w:bookmarkStart w:id="12" w:name="довідка-як-частина-системи"/>
-    <w:p>
-      <w:pPr>
-        <w:pStyle w:val="Heading3"/>
-      </w:pPr>
-      <w:r>
-        <w:t xml:space="preserve">4 Довідка як частина системи</w:t>
-      </w:r>
-    </w:p>
-    <w:p>
-      <w:pPr>
-        <w:pStyle w:val="FirstParagraph"/>
-      </w:pPr>
-      <w:r>
-        <w:t xml:space="preserve">Linux зберігає документацію локально, тому довідка доступна без мережі. Це принципова навичка: замість пошуку в інтернеті адміністратор дивиться сторінку</w:t>
-      </w:r>
-      <w:r>
-        <w:t xml:space="preserve"> </w:t>
-      </w:r>
-      <w:r>
-        <w:rPr>
-          <w:rStyle w:val="VerbatimChar"/>
-        </w:rPr>
-        <w:t xml:space="preserve">man</w:t>
-      </w:r>
-      <w:r>
-        <w:t xml:space="preserve"> </w:t>
-      </w:r>
-      <w:r>
-        <w:t xml:space="preserve">тієї версії команди, яка справді встановлена.</w:t>
-      </w:r>
-    </w:p>
-    <w:p>
-      <w:pPr>
-        <w:pStyle w:val="TableCaption"/>
-      </w:pPr>
-      <w:r>
-        <w:t xml:space="preserve">Таблиця 2 — Джерела довідки</w:t>
-      </w:r>
-    </w:p>
-    <w:tbl>
-      <w:tblPr>
-        <w:tblStyle w:val="Table"/>
-        <w:tblW w:type="dxa" w:w="9637"/>
-        <w:tblLook w:firstRow="1" w:lastRow="0" w:firstColumn="0" w:lastColumn="0" w:noHBand="0" w:noVBand="0" w:val="0020"/>
-        <w:tblLayout w:type="fixed"/>
-      </w:tblPr>
-      <w:tblGrid>
-        <w:gridCol w:w="4819"/>
-        <w:gridCol w:w="4818"/>
-      </w:tblGrid>
-      <w:tr>
-        <w:trPr>
-          <w:tblHeader w:val="on"/>
-        </w:trPr>
-        <w:tc>
-          <w:tcPr/>
-          <w:p>
-            <w:pPr>
-              <w:pStyle w:val="Compact"/>
-            </w:pPr>
-            <w:r>
-              <w:t xml:space="preserve">Команда</w:t>
-            </w:r>
-          </w:p>
-        </w:tc>
-        <w:tc>
-          <w:tcPr/>
-          <w:p>
-            <w:pPr>
-              <w:pStyle w:val="Compact"/>
-            </w:pPr>
-            <w:r>
-              <w:t xml:space="preserve">Що показує</w:t>
-            </w:r>
-          </w:p>
-        </w:tc>
-      </w:tr>
-      <w:tr>
-        <w:tc>
-          <w:tcPr/>
-          <w:p>
-            <w:pPr>
-              <w:pStyle w:val="Compact"/>
-            </w:pPr>
-            <w:r>
-              <w:rPr>
-                <w:rStyle w:val="VerbatimChar"/>
-              </w:rPr>
-              <w:t xml:space="preserve">man ls</w:t>
-            </w:r>
-          </w:p>
-        </w:tc>
-        <w:tc>
-          <w:tcPr/>
-          <w:p>
-            <w:pPr>
-              <w:pStyle w:val="Compact"/>
-            </w:pPr>
-            <w:r>
-              <w:t xml:space="preserve">повна сторінка посібника з розділами й ключами</w:t>
-            </w:r>
-          </w:p>
-        </w:tc>
-      </w:tr>
-      <w:tr>
-        <w:tc>
-          <w:tcPr/>
-          <w:p>
-            <w:pPr>
-              <w:pStyle w:val="Compact"/>
-            </w:pPr>
-            <w:r>
-              <w:rPr>
-                <w:rStyle w:val="VerbatimChar"/>
-              </w:rPr>
-              <w:t xml:space="preserve">ls --help</w:t>
-            </w:r>
-          </w:p>
-        </w:tc>
-        <w:tc>
-          <w:tcPr/>
-          <w:p>
-            <w:pPr>
-              <w:pStyle w:val="Compact"/>
-            </w:pPr>
-            <w:r>
-              <w:t xml:space="preserve">стислий перелік ключів самої програми</w:t>
-            </w:r>
-          </w:p>
-        </w:tc>
-      </w:tr>
-      <w:tr>
-        <w:tc>
-          <w:tcPr/>
-          <w:p>
-            <w:pPr>
-              <w:pStyle w:val="Compact"/>
-            </w:pPr>
-            <w:r>
-              <w:rPr>
-                <w:rStyle w:val="VerbatimChar"/>
-              </w:rPr>
-              <w:t xml:space="preserve">apropos копіювання</w:t>
-            </w:r>
-          </w:p>
-        </w:tc>
-        <w:tc>
-          <w:tcPr/>
-          <w:p>
-            <w:pPr>
-              <w:pStyle w:val="Compact"/>
-            </w:pPr>
-            <w:r>
-              <w:t xml:space="preserve">пошук команд за словом в описі</w:t>
-            </w:r>
-          </w:p>
-        </w:tc>
-      </w:tr>
-      <w:tr>
-        <w:tc>
-          <w:tcPr/>
-          <w:p>
-            <w:pPr>
-              <w:pStyle w:val="Compact"/>
-            </w:pPr>
-            <w:r>
-              <w:rPr>
-                <w:rStyle w:val="VerbatimChar"/>
-              </w:rPr>
-              <w:t xml:space="preserve">whatis cp</w:t>
-            </w:r>
-          </w:p>
-        </w:tc>
-        <w:tc>
-          <w:tcPr/>
-          <w:p>
-            <w:pPr>
-              <w:pStyle w:val="Compact"/>
-            </w:pPr>
-            <w:r>
-              <w:t xml:space="preserve">однорядковий опис команди</w:t>
-            </w:r>
-          </w:p>
-        </w:tc>
-      </w:tr>
-      <w:tr>
-        <w:tc>
-          <w:tcPr/>
-          <w:p>
-            <w:pPr>
-              <w:pStyle w:val="Compact"/>
-            </w:pPr>
-            <w:r>
-              <w:rPr>
-                <w:rStyle w:val="VerbatimChar"/>
-              </w:rPr>
-              <w:t xml:space="preserve">type cd</w:t>
-            </w:r>
-          </w:p>
-        </w:tc>
-        <w:tc>
-          <w:tcPr/>
-          <w:p>
-            <w:pPr>
-              <w:pStyle w:val="Compact"/>
-            </w:pPr>
-            <w:r>
-              <w:t xml:space="preserve">чим є команда: вбудованою, програмою чи псевдонімом</w:t>
-            </w:r>
-          </w:p>
-        </w:tc>
-      </w:tr>
-      <w:tr>
-        <w:tc>
-          <w:tcPr/>
-          <w:p>
-            <w:pPr>
-              <w:pStyle w:val="Compact"/>
-            </w:pPr>
-            <w:r>
-              <w:rPr>
-                <w:rStyle w:val="VerbatimChar"/>
-              </w:rPr>
-              <w:t xml:space="preserve">which ls</w:t>
-            </w:r>
-          </w:p>
-        </w:tc>
-        <w:tc>
-          <w:tcPr/>
-          <w:p>
-            <w:pPr>
-              <w:pStyle w:val="Compact"/>
-            </w:pPr>
-            <w:r>
-              <w:t xml:space="preserve">повний шлях до виконуваного файлу</w:t>
-            </w:r>
-          </w:p>
-        </w:tc>
-      </w:tr>
-    </w:tbl>
-    <w:bookmarkEnd w:id="12"/>
-    <w:bookmarkStart w:id="13" w:name="користувачі-root-і-sudo"/>
-    <w:p>
-      <w:pPr>
-        <w:pStyle w:val="Heading3"/>
-      </w:pPr>
-      <w:r>
-        <w:t xml:space="preserve">5 Користувачі, root і sudo</w:t>
-      </w:r>
-    </w:p>
-    <w:p>
-      <w:pPr>
-        <w:pStyle w:val="FirstParagraph"/>
-      </w:pPr>
-      <w:r>
-        <w:t xml:space="preserve">Linux спроєктовано як багатокористувацьку систему: кожен процес виконується від імені певного користувача й отримує лише його права. Адміністратор</w:t>
-      </w:r>
-      <w:r>
-        <w:t xml:space="preserve"> </w:t>
-      </w:r>
-      <w:r>
-        <w:rPr>
-          <w:rStyle w:val="VerbatimChar"/>
-        </w:rPr>
-        <w:t xml:space="preserve">root</w:t>
-      </w:r>
-      <w:r>
-        <w:t xml:space="preserve"> </w:t>
-      </w:r>
-      <w:r>
-        <w:t xml:space="preserve">має необмежені права, тому щоденна робота під ним вважається помилкою. Натомість окремі дії виконують через</w:t>
-      </w:r>
-      <w:r>
-        <w:t xml:space="preserve"> </w:t>
-      </w:r>
-      <w:r>
-        <w:rPr>
-          <w:rStyle w:val="VerbatimChar"/>
-        </w:rPr>
-        <w:t xml:space="preserve">sudo</w:t>
-      </w:r>
-      <w:r>
-        <w:t xml:space="preserve">, який підвищує права для однієї команди й записує факт підвищення в журнал.</w:t>
+        <w:t xml:space="preserve">, а</w:t>
+      </w:r>
+      <w:r>
+        <w:t xml:space="preserve"> </w:t>
+      </w:r>
+      <w:r>
+        <w:rPr>
+          <w:rStyle w:val="VerbatimChar"/>
+        </w:rPr>
+        <w:t xml:space="preserve">type -a</w:t>
+      </w:r>
+      <w:r>
+        <w:t xml:space="preserve"> </w:t>
+      </w:r>
+      <w:r>
+        <w:t xml:space="preserve">покаже всі варіанти.</w:t>
       </w:r>
     </w:p>
     <w:p>
@@ -1173,43 +1351,16 @@
               <w:spacing w:before="0" w:after="0" w:line="200" w:lineRule="auto"/>
             </w:pPr>
             <w:r>
-              <w:t xml:space="preserve">whoami                   # поточний користувач</w:t>
-            </w:r>
-          </w:p>
-          <w:p>
-            <w:pPr>
-              <w:pStyle w:val="SourceCode"/>
-              <w:spacing w:before="0" w:after="0" w:line="200" w:lineRule="auto"/>
-            </w:pPr>
-            <w:r>
-              <w:t xml:space="preserve">id                       # UID, GID і список груп</w:t>
-            </w:r>
-          </w:p>
-          <w:p>
-            <w:pPr>
-              <w:pStyle w:val="SourceCode"/>
-              <w:spacing w:before="0" w:after="0" w:line="200" w:lineRule="auto"/>
-            </w:pPr>
-            <w:r>
-              <w:t xml:space="preserve">groups                   # лише групи</w:t>
-            </w:r>
-          </w:p>
-          <w:p>
-            <w:pPr>
-              <w:pStyle w:val="SourceCode"/>
-              <w:spacing w:before="0" w:after="0" w:line="200" w:lineRule="auto"/>
-            </w:pPr>
-            <w:r>
-              <w:t xml:space="preserve">sudo -l                  # які команди дозволені через sudo</w:t>
-            </w:r>
-          </w:p>
-          <w:p>
-            <w:pPr>
-              <w:pStyle w:val="SourceCode"/>
-              <w:spacing w:before="0" w:after="0" w:line="200" w:lineRule="auto"/>
-            </w:pPr>
-            <w:r>
-              <w:t xml:space="preserve">sudo systemctl status ssh</w:t>
+              <w:t xml:space="preserve">echo $PATH               # де оболонка шукає програми</w:t>
+            </w:r>
+          </w:p>
+          <w:p>
+            <w:pPr>
+              <w:pStyle w:val="SourceCode"/>
+              <w:spacing w:before="0" w:after="0" w:line="200" w:lineRule="auto"/>
+            </w:pPr>
+            <w:r>
+              <w:t xml:space="preserve">type -a echo             # echo is a shell builtin, echo is /usr/bin/echo</w:t>
             </w:r>
           </w:p>
         </w:tc>
@@ -1224,14 +1375,14 @@
         </w:rPr>
       </w:pPr>
     </w:p>
-    <w:bookmarkEnd w:id="13"/>
-    <w:bookmarkStart w:id="14" w:name="процеси-та-systemd"/>
+    <w:bookmarkEnd w:id="11"/>
+    <w:bookmarkStart w:id="12" w:name="довідка-як-частина-системи"/>
     <w:p>
       <w:pPr>
         <w:pStyle w:val="Heading3"/>
       </w:pPr>
       <w:r>
-        <w:t xml:space="preserve">6 Процеси та systemd</w:t>
+        <w:t xml:space="preserve">4 Довідка як частина системи</w:t>
       </w:r>
     </w:p>
     <w:p>
@@ -1239,34 +1390,450 @@
         <w:pStyle w:val="FirstParagraph"/>
       </w:pPr>
       <w:r>
-        <w:t xml:space="preserve">Кожна програма, яка виконується, є процесом із власним ідентифікатором PID. Перший процес системи має PID 1: у сучасних дистрибутивах це</w:t>
-      </w:r>
-      <w:r>
-        <w:t xml:space="preserve"> </w:t>
-      </w:r>
-      <w:r>
-        <w:rPr>
-          <w:rStyle w:val="VerbatimChar"/>
-        </w:rPr>
-        <w:t xml:space="preserve">systemd</w:t>
-      </w:r>
-      <w:r>
-        <w:t xml:space="preserve"> </w:t>
-      </w:r>
-      <w:r>
-        <w:t xml:space="preserve">— менеджер служб, який запускає решту й наглядає за їхнім станом. Саме тому перевірка стану будь-якої служби починається з</w:t>
-      </w:r>
-      <w:r>
-        <w:t xml:space="preserve"> </w:t>
-      </w:r>
-      <w:r>
-        <w:rPr>
-          <w:rStyle w:val="VerbatimChar"/>
-        </w:rPr>
-        <w:t xml:space="preserve">systemctl</w:t>
+        <w:t xml:space="preserve">Linux зберігає документацію локально, тому довідка доступна без мережі. Це принципова навичка: замість пошуку в інтернеті адміністратор дивиться сторінку</w:t>
+      </w:r>
+      <w:r>
+        <w:t xml:space="preserve"> </w:t>
+      </w:r>
+      <w:r>
+        <w:rPr>
+          <w:rStyle w:val="VerbatimChar"/>
+        </w:rPr>
+        <w:t xml:space="preserve">man</w:t>
+      </w:r>
+      <w:r>
+        <w:t xml:space="preserve"> </w:t>
+      </w:r>
+      <w:r>
+        <w:t xml:space="preserve">тієї версії команди, яка справді встановлена. Сторінки поділено на розділи: 1 — команди користувача, 5 — формати файлів конфігурації, 8 — команди адміністрування. Тому</w:t>
+      </w:r>
+      <w:r>
+        <w:t xml:space="preserve"> </w:t>
+      </w:r>
+      <w:r>
+        <w:rPr>
+          <w:rStyle w:val="VerbatimChar"/>
+        </w:rPr>
+        <w:t xml:space="preserve">man passwd</w:t>
+      </w:r>
+      <w:r>
+        <w:t xml:space="preserve"> </w:t>
+      </w:r>
+      <w:r>
+        <w:t xml:space="preserve">відкриє опис команди, а</w:t>
+      </w:r>
+      <w:r>
+        <w:t xml:space="preserve"> </w:t>
+      </w:r>
+      <w:r>
+        <w:rPr>
+          <w:rStyle w:val="VerbatimChar"/>
+        </w:rPr>
+        <w:t xml:space="preserve">man 5 passwd</w:t>
+      </w:r>
+      <w:r>
+        <w:t xml:space="preserve"> </w:t>
+      </w:r>
+      <w:r>
+        <w:t xml:space="preserve">— будову файлу</w:t>
+      </w:r>
+      <w:r>
+        <w:t xml:space="preserve"> </w:t>
+      </w:r>
+      <w:r>
+        <w:rPr>
+          <w:rStyle w:val="VerbatimChar"/>
+        </w:rPr>
+        <w:t xml:space="preserve">/etc/passwd</w:t>
+      </w:r>
+      <w:r>
+        <w:t xml:space="preserve">. Описи сторінок англійською, тож і шукати за</w:t>
+      </w:r>
+      <w:r>
+        <w:t xml:space="preserve"> </w:t>
+      </w:r>
+      <w:r>
+        <w:rPr>
+          <w:rStyle w:val="VerbatimChar"/>
+        </w:rPr>
+        <w:t xml:space="preserve">apropos</w:t>
+      </w:r>
+      <w:r>
+        <w:t xml:space="preserve"> </w:t>
+      </w:r>
+      <w:r>
+        <w:t xml:space="preserve">треба англійськими словами. Якщо</w:t>
+      </w:r>
+      <w:r>
+        <w:t xml:space="preserve"> </w:t>
+      </w:r>
+      <w:r>
+        <w:rPr>
+          <w:rStyle w:val="VerbatimChar"/>
+        </w:rPr>
+        <w:t xml:space="preserve">man</w:t>
+      </w:r>
+      <w:r>
+        <w:t xml:space="preserve"> </w:t>
+      </w:r>
+      <w:r>
+        <w:t xml:space="preserve">повідомляє, що сторінки вилучено з мінімальної інсталяції Ubuntu, їх повертає команда</w:t>
+      </w:r>
+      <w:r>
+        <w:t xml:space="preserve"> </w:t>
+      </w:r>
+      <w:r>
+        <w:rPr>
+          <w:rStyle w:val="VerbatimChar"/>
+        </w:rPr>
+        <w:t xml:space="preserve">sudo unminimize</w:t>
       </w:r>
       <w:r>
         <w:t xml:space="preserve">.</w:t>
+      </w:r>
+    </w:p>
+    <w:p>
+      <w:pPr>
+        <w:pStyle w:val="TableCaption"/>
+      </w:pPr>
+      <w:r>
+        <w:t xml:space="preserve">Таблиця 2 — Джерела довідки</w:t>
+      </w:r>
+    </w:p>
+    <w:tbl>
+      <w:tblPr>
+        <w:tblStyle w:val="Table"/>
+        <w:tblW w:type="dxa" w:w="9637"/>
+        <w:tblLook w:firstRow="1" w:lastRow="0" w:firstColumn="0" w:lastColumn="0" w:noHBand="0" w:noVBand="0" w:val="0020"/>
+        <w:tblLayout w:type="fixed"/>
+      </w:tblPr>
+      <w:tblGrid>
+        <w:gridCol w:w="4819"/>
+        <w:gridCol w:w="4818"/>
+      </w:tblGrid>
+      <w:tr>
+        <w:trPr>
+          <w:tblHeader w:val="on"/>
+        </w:trPr>
+        <w:tc>
+          <w:tcPr/>
+          <w:p>
+            <w:pPr>
+              <w:pStyle w:val="Compact"/>
+            </w:pPr>
+            <w:r>
+              <w:t xml:space="preserve">Команда</w:t>
+            </w:r>
+          </w:p>
+        </w:tc>
+        <w:tc>
+          <w:tcPr/>
+          <w:p>
+            <w:pPr>
+              <w:pStyle w:val="Compact"/>
+            </w:pPr>
+            <w:r>
+              <w:t xml:space="preserve">Що показує</w:t>
+            </w:r>
+          </w:p>
+        </w:tc>
+      </w:tr>
+      <w:tr>
+        <w:tc>
+          <w:tcPr/>
+          <w:p>
+            <w:pPr>
+              <w:pStyle w:val="Compact"/>
+            </w:pPr>
+            <w:r>
+              <w:rPr>
+                <w:rStyle w:val="VerbatimChar"/>
+              </w:rPr>
+              <w:t xml:space="preserve">man ls</w:t>
+            </w:r>
+          </w:p>
+        </w:tc>
+        <w:tc>
+          <w:tcPr/>
+          <w:p>
+            <w:pPr>
+              <w:pStyle w:val="Compact"/>
+            </w:pPr>
+            <w:r>
+              <w:t xml:space="preserve">повна сторінка посібника з розділами й ключами</w:t>
+            </w:r>
+          </w:p>
+        </w:tc>
+      </w:tr>
+      <w:tr>
+        <w:tc>
+          <w:tcPr/>
+          <w:p>
+            <w:pPr>
+              <w:pStyle w:val="Compact"/>
+            </w:pPr>
+            <w:r>
+              <w:rPr>
+                <w:rStyle w:val="VerbatimChar"/>
+              </w:rPr>
+              <w:t xml:space="preserve">ls --help</w:t>
+            </w:r>
+          </w:p>
+        </w:tc>
+        <w:tc>
+          <w:tcPr/>
+          <w:p>
+            <w:pPr>
+              <w:pStyle w:val="Compact"/>
+            </w:pPr>
+            <w:r>
+              <w:t xml:space="preserve">стислий перелік ключів самої програми</w:t>
+            </w:r>
+          </w:p>
+        </w:tc>
+      </w:tr>
+      <w:tr>
+        <w:tc>
+          <w:tcPr/>
+          <w:p>
+            <w:pPr>
+              <w:pStyle w:val="Compact"/>
+            </w:pPr>
+            <w:r>
+              <w:rPr>
+                <w:rStyle w:val="VerbatimChar"/>
+              </w:rPr>
+              <w:t xml:space="preserve">man 5 passwd</w:t>
+            </w:r>
+          </w:p>
+        </w:tc>
+        <w:tc>
+          <w:tcPr/>
+          <w:p>
+            <w:pPr>
+              <w:pStyle w:val="Compact"/>
+            </w:pPr>
+            <w:r>
+              <w:t xml:space="preserve">сторінка з певного розділу посібника</w:t>
+            </w:r>
+          </w:p>
+        </w:tc>
+      </w:tr>
+      <w:tr>
+        <w:tc>
+          <w:tcPr/>
+          <w:p>
+            <w:pPr>
+              <w:pStyle w:val="Compact"/>
+            </w:pPr>
+            <w:r>
+              <w:rPr>
+                <w:rStyle w:val="VerbatimChar"/>
+              </w:rPr>
+              <w:t xml:space="preserve">apropos copy</w:t>
+            </w:r>
+          </w:p>
+        </w:tc>
+        <w:tc>
+          <w:tcPr/>
+          <w:p>
+            <w:pPr>
+              <w:pStyle w:val="Compact"/>
+            </w:pPr>
+            <w:r>
+              <w:t xml:space="preserve">пошук команд за словом в описі</w:t>
+            </w:r>
+          </w:p>
+        </w:tc>
+      </w:tr>
+      <w:tr>
+        <w:tc>
+          <w:tcPr/>
+          <w:p>
+            <w:pPr>
+              <w:pStyle w:val="Compact"/>
+            </w:pPr>
+            <w:r>
+              <w:rPr>
+                <w:rStyle w:val="VerbatimChar"/>
+              </w:rPr>
+              <w:t xml:space="preserve">whatis cp</w:t>
+            </w:r>
+          </w:p>
+        </w:tc>
+        <w:tc>
+          <w:tcPr/>
+          <w:p>
+            <w:pPr>
+              <w:pStyle w:val="Compact"/>
+            </w:pPr>
+            <w:r>
+              <w:t xml:space="preserve">однорядковий опис команди</w:t>
+            </w:r>
+          </w:p>
+        </w:tc>
+      </w:tr>
+      <w:tr>
+        <w:tc>
+          <w:tcPr/>
+          <w:p>
+            <w:pPr>
+              <w:pStyle w:val="Compact"/>
+            </w:pPr>
+            <w:r>
+              <w:rPr>
+                <w:rStyle w:val="VerbatimChar"/>
+              </w:rPr>
+              <w:t xml:space="preserve">type cd</w:t>
+            </w:r>
+          </w:p>
+        </w:tc>
+        <w:tc>
+          <w:tcPr/>
+          <w:p>
+            <w:pPr>
+              <w:pStyle w:val="Compact"/>
+            </w:pPr>
+            <w:r>
+              <w:t xml:space="preserve">чим є команда: вбудованою, програмою чи псевдонімом</w:t>
+            </w:r>
+          </w:p>
+        </w:tc>
+      </w:tr>
+      <w:tr>
+        <w:tc>
+          <w:tcPr/>
+          <w:p>
+            <w:pPr>
+              <w:pStyle w:val="Compact"/>
+            </w:pPr>
+            <w:r>
+              <w:rPr>
+                <w:rStyle w:val="VerbatimChar"/>
+              </w:rPr>
+              <w:t xml:space="preserve">which ls</w:t>
+            </w:r>
+          </w:p>
+        </w:tc>
+        <w:tc>
+          <w:tcPr/>
+          <w:p>
+            <w:pPr>
+              <w:pStyle w:val="Compact"/>
+            </w:pPr>
+            <w:r>
+              <w:t xml:space="preserve">повний шлях до виконуваного файлу</w:t>
+            </w:r>
+          </w:p>
+        </w:tc>
+      </w:tr>
+    </w:tbl>
+    <w:bookmarkEnd w:id="12"/>
+    <w:bookmarkStart w:id="13" w:name="користувачі-root-і-sudo"/>
+    <w:p>
+      <w:pPr>
+        <w:pStyle w:val="Heading3"/>
+      </w:pPr>
+      <w:r>
+        <w:t xml:space="preserve">5 Користувачі, root і sudo</w:t>
+      </w:r>
+    </w:p>
+    <w:p>
+      <w:pPr>
+        <w:pStyle w:val="FirstParagraph"/>
+      </w:pPr>
+      <w:r>
+        <w:t xml:space="preserve">Linux спроєктовано як багатокористувацьку систему: кожен процес виконується від імені певного користувача й отримує лише його права. Адміністратор</w:t>
+      </w:r>
+      <w:r>
+        <w:t xml:space="preserve"> </w:t>
+      </w:r>
+      <w:r>
+        <w:rPr>
+          <w:rStyle w:val="VerbatimChar"/>
+        </w:rPr>
+        <w:t xml:space="preserve">root</w:t>
+      </w:r>
+      <w:r>
+        <w:t xml:space="preserve"> </w:t>
+      </w:r>
+      <w:r>
+        <w:t xml:space="preserve">(UID 0) має необмежені права, тому щоденна робота під ним вважається помилкою: одна описка в</w:t>
+      </w:r>
+      <w:r>
+        <w:t xml:space="preserve"> </w:t>
+      </w:r>
+      <w:r>
+        <w:rPr>
+          <w:rStyle w:val="VerbatimChar"/>
+        </w:rPr>
+        <w:t xml:space="preserve">rm</w:t>
+      </w:r>
+      <w:r>
+        <w:t xml:space="preserve"> </w:t>
+      </w:r>
+      <w:r>
+        <w:t xml:space="preserve">— і система втрачена. Натомість окремі дії виконують через</w:t>
+      </w:r>
+      <w:r>
+        <w:t xml:space="preserve"> </w:t>
+      </w:r>
+      <w:r>
+        <w:rPr>
+          <w:rStyle w:val="VerbatimChar"/>
+        </w:rPr>
+        <w:t xml:space="preserve">sudo</w:t>
+      </w:r>
+      <w:r>
+        <w:t xml:space="preserve">, який підвищує права для однієї команди й записує факт підвищення в журнал. Хто має право на</w:t>
+      </w:r>
+      <w:r>
+        <w:t xml:space="preserve"> </w:t>
+      </w:r>
+      <w:r>
+        <w:rPr>
+          <w:rStyle w:val="VerbatimChar"/>
+        </w:rPr>
+        <w:t xml:space="preserve">sudo</w:t>
+      </w:r>
+      <w:r>
+        <w:t xml:space="preserve">, визначає файл</w:t>
+      </w:r>
+      <w:r>
+        <w:t xml:space="preserve"> </w:t>
+      </w:r>
+      <w:r>
+        <w:rPr>
+          <w:rStyle w:val="VerbatimChar"/>
+        </w:rPr>
+        <w:t xml:space="preserve">/etc/sudoers</w:t>
+      </w:r>
+      <w:r>
+        <w:t xml:space="preserve">: в Ubuntu і Debian це члени групи</w:t>
+      </w:r>
+      <w:r>
+        <w:t xml:space="preserve"> </w:t>
+      </w:r>
+      <w:r>
+        <w:rPr>
+          <w:rStyle w:val="VerbatimChar"/>
+        </w:rPr>
+        <w:t xml:space="preserve">sudo</w:t>
+      </w:r>
+      <w:r>
+        <w:t xml:space="preserve">, у Fedora й RHEL — групи</w:t>
+      </w:r>
+      <w:r>
+        <w:t xml:space="preserve"> </w:t>
+      </w:r>
+      <w:r>
+        <w:rPr>
+          <w:rStyle w:val="VerbatimChar"/>
+        </w:rPr>
+        <w:t xml:space="preserve">wheel</w:t>
+      </w:r>
+      <w:r>
+        <w:t xml:space="preserve">. В Ubuntu вхід під root паролем узагалі вимкнено.</w:t>
       </w:r>
     </w:p>
     <w:p>
@@ -1314,61 +1881,43 @@
               <w:spacing w:before="0" w:after="0" w:line="200" w:lineRule="auto"/>
             </w:pPr>
             <w:r>
-              <w:t xml:space="preserve">ps aux | head            # перелік процесів</w:t>
-            </w:r>
-          </w:p>
-          <w:p>
-            <w:pPr>
-              <w:pStyle w:val="SourceCode"/>
-              <w:spacing w:before="0" w:after="0" w:line="200" w:lineRule="auto"/>
-            </w:pPr>
-            <w:r>
-              <w:t xml:space="preserve">ps -ef --forest | head -20</w:t>
-            </w:r>
-          </w:p>
-          <w:p>
-            <w:pPr>
-              <w:pStyle w:val="SourceCode"/>
-              <w:spacing w:before="0" w:after="0" w:line="200" w:lineRule="auto"/>
-            </w:pPr>
-            <w:r>
-              <w:t xml:space="preserve">systemctl status         # загальний стан системи</w:t>
-            </w:r>
-          </w:p>
-          <w:p>
-            <w:pPr>
-              <w:pStyle w:val="SourceCode"/>
-              <w:spacing w:before="0" w:after="0" w:line="200" w:lineRule="auto"/>
-            </w:pPr>
-            <w:r>
-              <w:t xml:space="preserve">systemctl list-units --type=service --state=running | head</w:t>
-            </w:r>
-          </w:p>
-          <w:p>
-            <w:pPr>
-              <w:pStyle w:val="SourceCode"/>
-              <w:spacing w:before="0" w:after="0" w:line="200" w:lineRule="auto"/>
-            </w:pPr>
-            <w:r>
-              <w:t xml:space="preserve">journalctl -b -p err     # помилки з моменту завантаження</w:t>
-            </w:r>
-          </w:p>
-          <w:p>
-            <w:pPr>
-              <w:pStyle w:val="SourceCode"/>
-              <w:spacing w:before="0" w:after="0" w:line="200" w:lineRule="auto"/>
-            </w:pPr>
-            <w:r>
-              <w:t xml:space="preserve">free -h                  # використання пам'яті</w:t>
-            </w:r>
-          </w:p>
-          <w:p>
-            <w:pPr>
-              <w:pStyle w:val="SourceCode"/>
-              <w:spacing w:before="0" w:after="0" w:line="200" w:lineRule="auto"/>
-            </w:pPr>
-            <w:r>
-              <w:t xml:space="preserve">uptime                   # час роботи й середнє навантаження</w:t>
+              <w:t xml:space="preserve">whoami                   # поточний користувач</w:t>
+            </w:r>
+          </w:p>
+          <w:p>
+            <w:pPr>
+              <w:pStyle w:val="SourceCode"/>
+              <w:spacing w:before="0" w:after="0" w:line="200" w:lineRule="auto"/>
+            </w:pPr>
+            <w:r>
+              <w:t xml:space="preserve">id                       # UID, GID і список груп</w:t>
+            </w:r>
+          </w:p>
+          <w:p>
+            <w:pPr>
+              <w:pStyle w:val="SourceCode"/>
+              <w:spacing w:before="0" w:after="0" w:line="200" w:lineRule="auto"/>
+            </w:pPr>
+            <w:r>
+              <w:t xml:space="preserve">groups                   # лише групи</w:t>
+            </w:r>
+          </w:p>
+          <w:p>
+            <w:pPr>
+              <w:pStyle w:val="SourceCode"/>
+              <w:spacing w:before="0" w:after="0" w:line="200" w:lineRule="auto"/>
+            </w:pPr>
+            <w:r>
+              <w:t xml:space="preserve">sudo -l                  # які команди дозволені через sudo</w:t>
+            </w:r>
+          </w:p>
+          <w:p>
+            <w:pPr>
+              <w:pStyle w:val="SourceCode"/>
+              <w:spacing w:before="0" w:after="0" w:line="200" w:lineRule="auto"/>
+            </w:pPr>
+            <w:r>
+              <w:t xml:space="preserve">sudo journalctl _COMM=sudo -n 3   # журнал показує, хто й що робив через sudo</w:t>
             </w:r>
           </w:p>
         </w:tc>
@@ -1383,15 +1932,14 @@
         </w:rPr>
       </w:pPr>
     </w:p>
-    <w:bookmarkEnd w:id="14"/>
-    <w:bookmarkEnd w:id="15"/>
-    <w:bookmarkStart w:id="22" w:name="приклад-виконання"/>
-    <w:p>
-      <w:pPr>
-        <w:pStyle w:val="Heading2"/>
-      </w:pPr>
-      <w:r>
-        <w:t xml:space="preserve">Приклад виконання</w:t>
+    <w:bookmarkEnd w:id="13"/>
+    <w:bookmarkStart w:id="14" w:name="процеси-та-systemd"/>
+    <w:p>
+      <w:pPr>
+        <w:pStyle w:val="Heading3"/>
+      </w:pPr>
+      <w:r>
+        <w:t xml:space="preserve">6 Процеси та systemd</w:t>
       </w:r>
     </w:p>
     <w:p>
@@ -1399,16 +1947,61 @@
         <w:pStyle w:val="FirstParagraph"/>
       </w:pPr>
       <w:r>
-        <w:t xml:space="preserve">Нижче наведено послідовність дій для довільної системи. Конкретні значення на вашій машині будуть іншими — у звіт вносяться саме ваші результати.</w:t>
-      </w:r>
-    </w:p>
-    <w:bookmarkStart w:id="16" w:name="крок-1.-паспорт-системи"/>
-    <w:p>
-      <w:pPr>
-        <w:pStyle w:val="Heading3"/>
-      </w:pPr>
-      <w:r>
-        <w:t xml:space="preserve">Крок 1. Паспорт системи</w:t>
+        <w:t xml:space="preserve">Кожна програма, яка виконується, є процесом із власним ідентифікатором PID. Перший процес простору користувача ядро запускає саме, і він отримує PID 1: у більшості сучасних дистрибутивів це</w:t>
+      </w:r>
+      <w:r>
+        <w:t xml:space="preserve"> </w:t>
+      </w:r>
+      <w:r>
+        <w:rPr>
+          <w:rStyle w:val="VerbatimChar"/>
+        </w:rPr>
+        <w:t xml:space="preserve">systemd</w:t>
+      </w:r>
+      <w:r>
+        <w:t xml:space="preserve"> </w:t>
+      </w:r>
+      <w:r>
+        <w:t xml:space="preserve">— менеджер служб, який запускає решту й наглядає за їхнім станом. Якщо процес із PID 1 завершиться, ядро зупиниться з повідомленням kernel panic. Потоки самого ядра походять від окремого процесу</w:t>
+      </w:r>
+      <w:r>
+        <w:t xml:space="preserve"> </w:t>
+      </w:r>
+      <w:r>
+        <w:rPr>
+          <w:rStyle w:val="VerbatimChar"/>
+        </w:rPr>
+        <w:t xml:space="preserve">kthreadd</w:t>
+      </w:r>
+      <w:r>
+        <w:t xml:space="preserve"> </w:t>
+      </w:r>
+      <w:r>
+        <w:t xml:space="preserve">з PID 2. Перевірка стану будь-якої служби починається з</w:t>
+      </w:r>
+      <w:r>
+        <w:t xml:space="preserve"> </w:t>
+      </w:r>
+      <w:r>
+        <w:rPr>
+          <w:rStyle w:val="VerbatimChar"/>
+        </w:rPr>
+        <w:t xml:space="preserve">systemctl</w:t>
+      </w:r>
+      <w:r>
+        <w:t xml:space="preserve">, а її журналу — з</w:t>
+      </w:r>
+      <w:r>
+        <w:t xml:space="preserve"> </w:t>
+      </w:r>
+      <w:r>
+        <w:rPr>
+          <w:rStyle w:val="VerbatimChar"/>
+        </w:rPr>
+        <w:t xml:space="preserve">journalctl -u ім'я</w:t>
+      </w:r>
+      <w:r>
+        <w:t xml:space="preserve">.</w:t>
       </w:r>
     </w:p>
     <w:p>
@@ -1456,118 +2049,61 @@
               <w:spacing w:before="0" w:after="0" w:line="200" w:lineRule="auto"/>
             </w:pPr>
             <w:r>
-              <w:t xml:space="preserve">student@lab-vm:~$ uname -r</w:t>
-            </w:r>
-          </w:p>
-          <w:p>
-            <w:pPr>
-              <w:pStyle w:val="SourceCode"/>
-              <w:spacing w:before="0" w:after="0" w:line="200" w:lineRule="auto"/>
-            </w:pPr>
-            <w:r>
-              <w:t xml:space="preserve">6.8.0-45-generic</w:t>
-            </w:r>
-          </w:p>
-          <w:p>
-            <w:pPr>
-              <w:pStyle w:val="SourceCode"/>
-              <w:spacing w:before="0" w:after="0" w:line="200" w:lineRule="auto"/>
-            </w:pPr>
-          </w:p>
-          <w:p>
-            <w:pPr>
-              <w:pStyle w:val="SourceCode"/>
-              <w:spacing w:before="0" w:after="0" w:line="200" w:lineRule="auto"/>
-            </w:pPr>
-            <w:r>
-              <w:t xml:space="preserve">student@lab-vm:~$ cat /etc/os-release | head -3</w:t>
-            </w:r>
-          </w:p>
-          <w:p>
-            <w:pPr>
-              <w:pStyle w:val="SourceCode"/>
-              <w:spacing w:before="0" w:after="0" w:line="200" w:lineRule="auto"/>
-            </w:pPr>
-            <w:r>
-              <w:t xml:space="preserve">PRETTY_NAME="Ubuntu 22.04.4 LTS"</w:t>
-            </w:r>
-          </w:p>
-          <w:p>
-            <w:pPr>
-              <w:pStyle w:val="SourceCode"/>
-              <w:spacing w:before="0" w:after="0" w:line="200" w:lineRule="auto"/>
-            </w:pPr>
-            <w:r>
-              <w:t xml:space="preserve">NAME="Ubuntu"</w:t>
-            </w:r>
-          </w:p>
-          <w:p>
-            <w:pPr>
-              <w:pStyle w:val="SourceCode"/>
-              <w:spacing w:before="0" w:after="0" w:line="200" w:lineRule="auto"/>
-            </w:pPr>
-            <w:r>
-              <w:t xml:space="preserve">VERSION_ID="22.04"</w:t>
-            </w:r>
-          </w:p>
-          <w:p>
-            <w:pPr>
-              <w:pStyle w:val="SourceCode"/>
-              <w:spacing w:before="0" w:after="0" w:line="200" w:lineRule="auto"/>
-            </w:pPr>
-          </w:p>
-          <w:p>
-            <w:pPr>
-              <w:pStyle w:val="SourceCode"/>
-              <w:spacing w:before="0" w:after="0" w:line="200" w:lineRule="auto"/>
-            </w:pPr>
-            <w:r>
-              <w:t xml:space="preserve">student@lab-vm:~$ hostnamectl</w:t>
-            </w:r>
-          </w:p>
-          <w:p>
-            <w:pPr>
-              <w:pStyle w:val="SourceCode"/>
-              <w:spacing w:before="0" w:after="0" w:line="200" w:lineRule="auto"/>
-            </w:pPr>
-            <w:r>
-              <w:t xml:space="preserve"> Static hostname: lab-vm</w:t>
-            </w:r>
-          </w:p>
-          <w:p>
-            <w:pPr>
-              <w:pStyle w:val="SourceCode"/>
-              <w:spacing w:before="0" w:after="0" w:line="200" w:lineRule="auto"/>
-            </w:pPr>
-            <w:r>
-              <w:t xml:space="preserve">       Icon name: computer-vm</w:t>
-            </w:r>
-          </w:p>
-          <w:p>
-            <w:pPr>
-              <w:pStyle w:val="SourceCode"/>
-              <w:spacing w:before="0" w:after="0" w:line="200" w:lineRule="auto"/>
-            </w:pPr>
-            <w:r>
-              <w:t xml:space="preserve">      Operating System: Ubuntu 22.04.4 LTS</w:t>
-            </w:r>
-          </w:p>
-          <w:p>
-            <w:pPr>
-              <w:pStyle w:val="SourceCode"/>
-              <w:spacing w:before="0" w:after="0" w:line="200" w:lineRule="auto"/>
-            </w:pPr>
-            <w:r>
-              <w:t xml:space="preserve">          Kernel: Linux 6.8.0-45-generic</w:t>
-            </w:r>
-          </w:p>
-          <w:p>
-            <w:pPr>
-              <w:pStyle w:val="SourceCode"/>
-              <w:spacing w:before="0" w:after="0" w:line="200" w:lineRule="auto"/>
-            </w:pPr>
-            <w:r>
-              <w:t xml:space="preserve">    Architecture: x86-64</w:t>
+              <w:t xml:space="preserve">ps aux | head            # перелік процесів</w:t>
+            </w:r>
+          </w:p>
+          <w:p>
+            <w:pPr>
+              <w:pStyle w:val="SourceCode"/>
+              <w:spacing w:before="0" w:after="0" w:line="200" w:lineRule="auto"/>
+            </w:pPr>
+            <w:r>
+              <w:t xml:space="preserve">ps -ef --forest | head -20</w:t>
+            </w:r>
+          </w:p>
+          <w:p>
+            <w:pPr>
+              <w:pStyle w:val="SourceCode"/>
+              <w:spacing w:before="0" w:after="0" w:line="200" w:lineRule="auto"/>
+            </w:pPr>
+            <w:r>
+              <w:t xml:space="preserve">systemctl status         # загальний стан системи</w:t>
+            </w:r>
+          </w:p>
+          <w:p>
+            <w:pPr>
+              <w:pStyle w:val="SourceCode"/>
+              <w:spacing w:before="0" w:after="0" w:line="200" w:lineRule="auto"/>
+            </w:pPr>
+            <w:r>
+              <w:t xml:space="preserve">systemctl list-units --type=service --state=running | head</w:t>
+            </w:r>
+          </w:p>
+          <w:p>
+            <w:pPr>
+              <w:pStyle w:val="SourceCode"/>
+              <w:spacing w:before="0" w:after="0" w:line="200" w:lineRule="auto"/>
+            </w:pPr>
+            <w:r>
+              <w:t xml:space="preserve">journalctl -b -p err     # помилки з моменту завантаження</w:t>
+            </w:r>
+          </w:p>
+          <w:p>
+            <w:pPr>
+              <w:pStyle w:val="SourceCode"/>
+              <w:spacing w:before="0" w:after="0" w:line="200" w:lineRule="auto"/>
+            </w:pPr>
+            <w:r>
+              <w:t xml:space="preserve">free -h                  # використання пам'яті</w:t>
+            </w:r>
+          </w:p>
+          <w:p>
+            <w:pPr>
+              <w:pStyle w:val="SourceCode"/>
+              <w:spacing w:before="0" w:after="0" w:line="200" w:lineRule="auto"/>
+            </w:pPr>
+            <w:r>
+              <w:t xml:space="preserve">uptime                   # час роботи й середнє навантаження</w:t>
             </w:r>
           </w:p>
         </w:tc>
@@ -1582,52 +2118,32 @@
         </w:rPr>
       </w:pPr>
     </w:p>
+    <w:bookmarkEnd w:id="14"/>
+    <w:bookmarkEnd w:id="15"/>
+    <w:bookmarkStart w:id="22" w:name="приклад-виконання"/>
+    <w:p>
+      <w:pPr>
+        <w:pStyle w:val="Heading2"/>
+      </w:pPr>
+      <w:r>
+        <w:t xml:space="preserve">Приклад виконання</w:t>
+      </w:r>
+    </w:p>
     <w:p>
       <w:pPr>
         <w:pStyle w:val="FirstParagraph"/>
       </w:pPr>
       <w:r>
-        <w:t xml:space="preserve">Версія ядра</w:t>
-      </w:r>
-      <w:r>
-        <w:t xml:space="preserve"> </w:t>
-      </w:r>
-      <w:r>
-        <w:rPr>
-          <w:rStyle w:val="VerbatimChar"/>
-        </w:rPr>
-        <w:t xml:space="preserve">6.8.0</w:t>
-      </w:r>
-      <w:r>
-        <w:t xml:space="preserve"> </w:t>
-      </w:r>
-      <w:r>
-        <w:t xml:space="preserve">і версія дистрибутива</w:t>
-      </w:r>
-      <w:r>
-        <w:t xml:space="preserve"> </w:t>
-      </w:r>
-      <w:r>
-        <w:rPr>
-          <w:rStyle w:val="VerbatimChar"/>
-        </w:rPr>
-        <w:t xml:space="preserve">22.04</w:t>
-      </w:r>
-      <w:r>
-        <w:t xml:space="preserve"> </w:t>
-      </w:r>
-      <w:r>
-        <w:t xml:space="preserve">не збігаються й не мають збігатися: перша належить проєкту Linux, друга — Canonical.</w:t>
-      </w:r>
-    </w:p>
-    <w:bookmarkEnd w:id="16"/>
-    <w:bookmarkStart w:id="17" w:name="крок-2.-орієнтування-у-файловій-системі"/>
+        <w:t xml:space="preserve">Нижче наведено послідовність дій для довільної системи. Конкретні значення на вашій машині будуть іншими — у звіт вносяться саме ваші результати.</w:t>
+      </w:r>
+    </w:p>
+    <w:bookmarkStart w:id="16" w:name="крок-1.-паспорт-системи"/>
     <w:p>
       <w:pPr>
         <w:pStyle w:val="Heading3"/>
       </w:pPr>
       <w:r>
-        <w:t xml:space="preserve">Крок 2. Орієнтування у файловій системі</w:t>
+        <w:t xml:space="preserve">Крок 1. Паспорт системи</w:t>
       </w:r>
     </w:p>
     <w:p>
@@ -1675,97 +2191,109 @@
               <w:spacing w:before="0" w:after="0" w:line="200" w:lineRule="auto"/>
             </w:pPr>
             <w:r>
-              <w:t xml:space="preserve">student@lab-vm:~$ pwd</w:t>
-            </w:r>
-          </w:p>
-          <w:p>
-            <w:pPr>
-              <w:pStyle w:val="SourceCode"/>
-              <w:spacing w:before="0" w:after="0" w:line="200" w:lineRule="auto"/>
-            </w:pPr>
-            <w:r>
-              <w:t xml:space="preserve">/home/student</w:t>
-            </w:r>
-          </w:p>
-          <w:p>
-            <w:pPr>
-              <w:pStyle w:val="SourceCode"/>
-              <w:spacing w:before="0" w:after="0" w:line="200" w:lineRule="auto"/>
-            </w:pPr>
-          </w:p>
-          <w:p>
-            <w:pPr>
-              <w:pStyle w:val="SourceCode"/>
-              <w:spacing w:before="0" w:after="0" w:line="200" w:lineRule="auto"/>
-            </w:pPr>
-            <w:r>
-              <w:t xml:space="preserve">student@lab-vm:~$ ls /</w:t>
-            </w:r>
-          </w:p>
-          <w:p>
-            <w:pPr>
-              <w:pStyle w:val="SourceCode"/>
-              <w:spacing w:before="0" w:after="0" w:line="200" w:lineRule="auto"/>
-            </w:pPr>
-            <w:r>
-              <w:t xml:space="preserve">bin  boot  dev  etc  home  lib  media  mnt  opt</w:t>
-            </w:r>
-          </w:p>
-          <w:p>
-            <w:pPr>
-              <w:pStyle w:val="SourceCode"/>
-              <w:spacing w:before="0" w:after="0" w:line="200" w:lineRule="auto"/>
-            </w:pPr>
-            <w:r>
-              <w:t xml:space="preserve">proc  root  run  sbin  srv  sys  tmp  usr  var</w:t>
-            </w:r>
-          </w:p>
-          <w:p>
-            <w:pPr>
-              <w:pStyle w:val="SourceCode"/>
-              <w:spacing w:before="0" w:after="0" w:line="200" w:lineRule="auto"/>
-            </w:pPr>
-          </w:p>
-          <w:p>
-            <w:pPr>
-              <w:pStyle w:val="SourceCode"/>
-              <w:spacing w:before="0" w:after="0" w:line="200" w:lineRule="auto"/>
-            </w:pPr>
-            <w:r>
-              <w:t xml:space="preserve">student@lab-vm:~$ ls -lh /etc/os-release</w:t>
-            </w:r>
-          </w:p>
-          <w:p>
-            <w:pPr>
-              <w:pStyle w:val="SourceCode"/>
-              <w:spacing w:before="0" w:after="0" w:line="200" w:lineRule="auto"/>
-            </w:pPr>
-            <w:r>
-              <w:t xml:space="preserve">-rw-r--r-- 1 root root 386 Feb 28  2026 /etc/os-release</w:t>
-            </w:r>
-          </w:p>
-          <w:p>
-            <w:pPr>
-              <w:pStyle w:val="SourceCode"/>
-              <w:spacing w:before="0" w:after="0" w:line="200" w:lineRule="auto"/>
-            </w:pPr>
-          </w:p>
-          <w:p>
-            <w:pPr>
-              <w:pStyle w:val="SourceCode"/>
-              <w:spacing w:before="0" w:after="0" w:line="200" w:lineRule="auto"/>
-            </w:pPr>
-            <w:r>
-              <w:t xml:space="preserve">student@lab-vm:~$ du -sh /var/log</w:t>
-            </w:r>
-          </w:p>
-          <w:p>
-            <w:pPr>
-              <w:pStyle w:val="SourceCode"/>
-              <w:spacing w:before="0" w:after="0" w:line="200" w:lineRule="auto"/>
-            </w:pPr>
-            <w:r>
-              <w:t xml:space="preserve">248M    /var/log</w:t>
+              <w:t xml:space="preserve">student@lab-vm:~$ uname -r</w:t>
+            </w:r>
+          </w:p>
+          <w:p>
+            <w:pPr>
+              <w:pStyle w:val="SourceCode"/>
+              <w:spacing w:before="0" w:after="0" w:line="200" w:lineRule="auto"/>
+            </w:pPr>
+            <w:r>
+              <w:t xml:space="preserve">6.8.0-45-generic</w:t>
+            </w:r>
+          </w:p>
+          <w:p>
+            <w:pPr>
+              <w:pStyle w:val="SourceCode"/>
+              <w:spacing w:before="0" w:after="0" w:line="200" w:lineRule="auto"/>
+            </w:pPr>
+          </w:p>
+          <w:p>
+            <w:pPr>
+              <w:pStyle w:val="SourceCode"/>
+              <w:spacing w:before="0" w:after="0" w:line="200" w:lineRule="auto"/>
+            </w:pPr>
+            <w:r>
+              <w:t xml:space="preserve">student@lab-vm:~$ head -3 /etc/os-release</w:t>
+            </w:r>
+          </w:p>
+          <w:p>
+            <w:pPr>
+              <w:pStyle w:val="SourceCode"/>
+              <w:spacing w:before="0" w:after="0" w:line="200" w:lineRule="auto"/>
+            </w:pPr>
+            <w:r>
+              <w:t xml:space="preserve">PRETTY_NAME="Ubuntu 24.04.1 LTS"</w:t>
+            </w:r>
+          </w:p>
+          <w:p>
+            <w:pPr>
+              <w:pStyle w:val="SourceCode"/>
+              <w:spacing w:before="0" w:after="0" w:line="200" w:lineRule="auto"/>
+            </w:pPr>
+            <w:r>
+              <w:t xml:space="preserve">NAME="Ubuntu"</w:t>
+            </w:r>
+          </w:p>
+          <w:p>
+            <w:pPr>
+              <w:pStyle w:val="SourceCode"/>
+              <w:spacing w:before="0" w:after="0" w:line="200" w:lineRule="auto"/>
+            </w:pPr>
+            <w:r>
+              <w:t xml:space="preserve">VERSION_ID="24.04"</w:t>
+            </w:r>
+          </w:p>
+          <w:p>
+            <w:pPr>
+              <w:pStyle w:val="SourceCode"/>
+              <w:spacing w:before="0" w:after="0" w:line="200" w:lineRule="auto"/>
+            </w:pPr>
+          </w:p>
+          <w:p>
+            <w:pPr>
+              <w:pStyle w:val="SourceCode"/>
+              <w:spacing w:before="0" w:after="0" w:line="200" w:lineRule="auto"/>
+            </w:pPr>
+            <w:r>
+              <w:t xml:space="preserve">student@lab-vm:~$ hostnamectl | grep -E 'Virt|Operating|Kernel|Arch'</w:t>
+            </w:r>
+          </w:p>
+          <w:p>
+            <w:pPr>
+              <w:pStyle w:val="SourceCode"/>
+              <w:spacing w:before="0" w:after="0" w:line="200" w:lineRule="auto"/>
+            </w:pPr>
+            <w:r>
+              <w:t xml:space="preserve">  Virtualization: oracle</w:t>
+            </w:r>
+          </w:p>
+          <w:p>
+            <w:pPr>
+              <w:pStyle w:val="SourceCode"/>
+              <w:spacing w:before="0" w:after="0" w:line="200" w:lineRule="auto"/>
+            </w:pPr>
+            <w:r>
+              <w:t xml:space="preserve">Operating System: Ubuntu 24.04.1 LTS</w:t>
+            </w:r>
+          </w:p>
+          <w:p>
+            <w:pPr>
+              <w:pStyle w:val="SourceCode"/>
+              <w:spacing w:before="0" w:after="0" w:line="200" w:lineRule="auto"/>
+            </w:pPr>
+            <w:r>
+              <w:t xml:space="preserve">          Kernel: Linux 6.8.0-45-generic</w:t>
+            </w:r>
+          </w:p>
+          <w:p>
+            <w:pPr>
+              <w:pStyle w:val="SourceCode"/>
+              <w:spacing w:before="0" w:after="0" w:line="200" w:lineRule="auto"/>
+            </w:pPr>
+            <w:r>
+              <w:t xml:space="preserve">    Architecture: x86-64</w:t>
             </w:r>
           </w:p>
         </w:tc>
@@ -1785,44 +2313,77 @@
         <w:pStyle w:val="FirstParagraph"/>
       </w:pPr>
       <w:r>
-        <w:t xml:space="preserve">Запис</w:t>
-      </w:r>
-      <w:r>
-        <w:t xml:space="preserve"> </w:t>
-      </w:r>
-      <w:r>
-        <w:rPr>
-          <w:rStyle w:val="VerbatimChar"/>
-        </w:rPr>
-        <w:t xml:space="preserve">-rw-r--r--</w:t>
-      </w:r>
-      <w:r>
-        <w:t xml:space="preserve"> </w:t>
-      </w:r>
-      <w:r>
-        <w:t xml:space="preserve">показує права: власник може читати й писати, решта — лише читати. Власником конфігураційного файлу є</w:t>
-      </w:r>
-      <w:r>
-        <w:t xml:space="preserve"> </w:t>
-      </w:r>
-      <w:r>
-        <w:rPr>
-          <w:rStyle w:val="VerbatimChar"/>
-        </w:rPr>
-        <w:t xml:space="preserve">root</w:t>
-      </w:r>
-      <w:r>
-        <w:t xml:space="preserve">, тому звичайний користувач змінити його не зможе.</w:t>
-      </w:r>
-    </w:p>
-    <w:bookmarkEnd w:id="17"/>
-    <w:bookmarkStart w:id="18" w:name="крок-3.-структура-команди-та-довідка"/>
+        <w:t xml:space="preserve">Версія ядра</w:t>
+      </w:r>
+      <w:r>
+        <w:t xml:space="preserve"> </w:t>
+      </w:r>
+      <w:r>
+        <w:rPr>
+          <w:rStyle w:val="VerbatimChar"/>
+        </w:rPr>
+        <w:t xml:space="preserve">6.8.0</w:t>
+      </w:r>
+      <w:r>
+        <w:t xml:space="preserve"> </w:t>
+      </w:r>
+      <w:r>
+        <w:t xml:space="preserve">і версія дистрибутива</w:t>
+      </w:r>
+      <w:r>
+        <w:t xml:space="preserve"> </w:t>
+      </w:r>
+      <w:r>
+        <w:rPr>
+          <w:rStyle w:val="VerbatimChar"/>
+        </w:rPr>
+        <w:t xml:space="preserve">24.04</w:t>
+      </w:r>
+      <w:r>
+        <w:t xml:space="preserve"> </w:t>
+      </w:r>
+      <w:r>
+        <w:t xml:space="preserve">не збігаються й не мають збігатися: перша належить проєкту Linux, друга — Canonical. Суфікс</w:t>
+      </w:r>
+      <w:r>
+        <w:t xml:space="preserve"> </w:t>
+      </w:r>
+      <w:r>
+        <w:rPr>
+          <w:rStyle w:val="VerbatimChar"/>
+        </w:rPr>
+        <w:t xml:space="preserve">-45-generic</w:t>
+      </w:r>
+      <w:r>
+        <w:t xml:space="preserve"> </w:t>
+      </w:r>
+      <w:r>
+        <w:t xml:space="preserve">означає 45-ту збірку цього ядра в Ubuntu з конфігурацією для звичайних ПК. Значення</w:t>
+      </w:r>
+      <w:r>
+        <w:t xml:space="preserve"> </w:t>
+      </w:r>
+      <w:r>
+        <w:rPr>
+          <w:rStyle w:val="VerbatimChar"/>
+        </w:rPr>
+        <w:t xml:space="preserve">oracle</w:t>
+      </w:r>
+      <w:r>
+        <w:t xml:space="preserve"> </w:t>
+      </w:r>
+      <w:r>
+        <w:t xml:space="preserve">в полі Virtualization — система працює у VirtualBox (на фізичному комп’ютері цього рядка немає).</w:t>
+      </w:r>
+    </w:p>
+    <w:bookmarkEnd w:id="16"/>
+    <w:bookmarkStart w:id="17" w:name="крок-2.-орієнтування-у-файловій-системі"/>
     <w:p>
       <w:pPr>
         <w:pStyle w:val="Heading3"/>
       </w:pPr>
       <w:r>
-        <w:t xml:space="preserve">Крок 3. Структура команди та довідка</w:t>
+        <w:t xml:space="preserve">Крок 2. Орієнтування у файловій системі</w:t>
       </w:r>
     </w:p>
     <w:p>
@@ -1870,106 +2431,157 @@
               <w:spacing w:before="0" w:after="0" w:line="200" w:lineRule="auto"/>
             </w:pPr>
             <w:r>
-              <w:t xml:space="preserve">student@lab-vm:~$ type cd ls</w:t>
-            </w:r>
-          </w:p>
-          <w:p>
-            <w:pPr>
-              <w:pStyle w:val="SourceCode"/>
-              <w:spacing w:before="0" w:after="0" w:line="200" w:lineRule="auto"/>
-            </w:pPr>
-            <w:r>
-              <w:t xml:space="preserve">cd is a shell builtin</w:t>
-            </w:r>
-          </w:p>
-          <w:p>
-            <w:pPr>
-              <w:pStyle w:val="SourceCode"/>
-              <w:spacing w:before="0" w:after="0" w:line="200" w:lineRule="auto"/>
-            </w:pPr>
-            <w:r>
-              <w:t xml:space="preserve">ls is aliased to `ls --color=auto'</w:t>
-            </w:r>
-          </w:p>
-          <w:p>
-            <w:pPr>
-              <w:pStyle w:val="SourceCode"/>
-              <w:spacing w:before="0" w:after="0" w:line="200" w:lineRule="auto"/>
-            </w:pPr>
-          </w:p>
-          <w:p>
-            <w:pPr>
-              <w:pStyle w:val="SourceCode"/>
-              <w:spacing w:before="0" w:after="0" w:line="200" w:lineRule="auto"/>
-            </w:pPr>
-            <w:r>
-              <w:t xml:space="preserve">student@lab-vm:~$ which ls</w:t>
-            </w:r>
-          </w:p>
-          <w:p>
-            <w:pPr>
-              <w:pStyle w:val="SourceCode"/>
-              <w:spacing w:before="0" w:after="0" w:line="200" w:lineRule="auto"/>
-            </w:pPr>
-            <w:r>
-              <w:t xml:space="preserve">/usr/bin/ls</w:t>
-            </w:r>
-          </w:p>
-          <w:p>
-            <w:pPr>
-              <w:pStyle w:val="SourceCode"/>
-              <w:spacing w:before="0" w:after="0" w:line="200" w:lineRule="auto"/>
-            </w:pPr>
-          </w:p>
-          <w:p>
-            <w:pPr>
-              <w:pStyle w:val="SourceCode"/>
-              <w:spacing w:before="0" w:after="0" w:line="200" w:lineRule="auto"/>
-            </w:pPr>
-            <w:r>
-              <w:t xml:space="preserve">student@lab-vm:~$ ls --help | head -5</w:t>
-            </w:r>
-          </w:p>
-          <w:p>
-            <w:pPr>
-              <w:pStyle w:val="SourceCode"/>
-              <w:spacing w:before="0" w:after="0" w:line="200" w:lineRule="auto"/>
-            </w:pPr>
-            <w:r>
-              <w:t xml:space="preserve">Usage: ls [OPTION]... [FILE]...</w:t>
-            </w:r>
-          </w:p>
-          <w:p>
-            <w:pPr>
-              <w:pStyle w:val="SourceCode"/>
-              <w:spacing w:before="0" w:after="0" w:line="200" w:lineRule="auto"/>
-            </w:pPr>
-            <w:r>
-              <w:t xml:space="preserve">List information about the FILEs (the default is current directory).</w:t>
-            </w:r>
-          </w:p>
-          <w:p>
-            <w:pPr>
-              <w:pStyle w:val="SourceCode"/>
-              <w:spacing w:before="0" w:after="0" w:line="200" w:lineRule="auto"/>
-            </w:pPr>
-          </w:p>
-          <w:p>
-            <w:pPr>
-              <w:pStyle w:val="SourceCode"/>
-              <w:spacing w:before="0" w:after="0" w:line="200" w:lineRule="auto"/>
-            </w:pPr>
-            <w:r>
-              <w:t xml:space="preserve">student@lab-vm:~$ whatis cp</w:t>
-            </w:r>
-          </w:p>
-          <w:p>
-            <w:pPr>
-              <w:pStyle w:val="SourceCode"/>
-              <w:spacing w:before="0" w:after="0" w:line="200" w:lineRule="auto"/>
-            </w:pPr>
-            <w:r>
-              <w:t xml:space="preserve">cp (1)               - copy files and directories</w:t>
+              <w:t xml:space="preserve">student@lab-vm:~$ pwd</w:t>
+            </w:r>
+          </w:p>
+          <w:p>
+            <w:pPr>
+              <w:pStyle w:val="SourceCode"/>
+              <w:spacing w:before="0" w:after="0" w:line="200" w:lineRule="auto"/>
+            </w:pPr>
+            <w:r>
+              <w:t xml:space="preserve">/home/student</w:t>
+            </w:r>
+          </w:p>
+          <w:p>
+            <w:pPr>
+              <w:pStyle w:val="SourceCode"/>
+              <w:spacing w:before="0" w:after="0" w:line="200" w:lineRule="auto"/>
+            </w:pPr>
+          </w:p>
+          <w:p>
+            <w:pPr>
+              <w:pStyle w:val="SourceCode"/>
+              <w:spacing w:before="0" w:after="0" w:line="200" w:lineRule="auto"/>
+            </w:pPr>
+            <w:r>
+              <w:t xml:space="preserve">student@lab-vm:~$ ls /</w:t>
+            </w:r>
+          </w:p>
+          <w:p>
+            <w:pPr>
+              <w:pStyle w:val="SourceCode"/>
+              <w:spacing w:before="0" w:after="0" w:line="200" w:lineRule="auto"/>
+            </w:pPr>
+            <w:r>
+              <w:t xml:space="preserve">bin   dev  home  lib64       media  opt   root  sbin  srv       sys  usr</w:t>
+            </w:r>
+          </w:p>
+          <w:p>
+            <w:pPr>
+              <w:pStyle w:val="SourceCode"/>
+              <w:spacing w:before="0" w:after="0" w:line="200" w:lineRule="auto"/>
+            </w:pPr>
+            <w:r>
+              <w:t xml:space="preserve">boot  etc  lib   lost+found  mnt    proc  run   snap  swap.img  tmp  var</w:t>
+            </w:r>
+          </w:p>
+          <w:p>
+            <w:pPr>
+              <w:pStyle w:val="SourceCode"/>
+              <w:spacing w:before="0" w:after="0" w:line="200" w:lineRule="auto"/>
+            </w:pPr>
+          </w:p>
+          <w:p>
+            <w:pPr>
+              <w:pStyle w:val="SourceCode"/>
+              <w:spacing w:before="0" w:after="0" w:line="200" w:lineRule="auto"/>
+            </w:pPr>
+            <w:r>
+              <w:t xml:space="preserve">student@lab-vm:~$ ls -l / | grep '^l'</w:t>
+            </w:r>
+          </w:p>
+          <w:p>
+            <w:pPr>
+              <w:pStyle w:val="SourceCode"/>
+              <w:spacing w:before="0" w:after="0" w:line="200" w:lineRule="auto"/>
+            </w:pPr>
+            <w:r>
+              <w:t xml:space="preserve">lrwxrwxrwx   1 root root     7 Apr 22  2024 bin -&gt; usr/bin</w:t>
+            </w:r>
+          </w:p>
+          <w:p>
+            <w:pPr>
+              <w:pStyle w:val="SourceCode"/>
+              <w:spacing w:before="0" w:after="0" w:line="200" w:lineRule="auto"/>
+            </w:pPr>
+            <w:r>
+              <w:t xml:space="preserve">lrwxrwxrwx   1 root root     7 Apr 22  2024 lib -&gt; usr/lib</w:t>
+            </w:r>
+          </w:p>
+          <w:p>
+            <w:pPr>
+              <w:pStyle w:val="SourceCode"/>
+              <w:spacing w:before="0" w:after="0" w:line="200" w:lineRule="auto"/>
+            </w:pPr>
+            <w:r>
+              <w:t xml:space="preserve">lrwxrwxrwx   1 root root     9 Apr 22  2024 lib64 -&gt; usr/lib64</w:t>
+            </w:r>
+          </w:p>
+          <w:p>
+            <w:pPr>
+              <w:pStyle w:val="SourceCode"/>
+              <w:spacing w:before="0" w:after="0" w:line="200" w:lineRule="auto"/>
+            </w:pPr>
+            <w:r>
+              <w:t xml:space="preserve">lrwxrwxrwx   1 root root     8 Apr 22  2024 sbin -&gt; usr/sbin</w:t>
+            </w:r>
+          </w:p>
+          <w:p>
+            <w:pPr>
+              <w:pStyle w:val="SourceCode"/>
+              <w:spacing w:before="0" w:after="0" w:line="200" w:lineRule="auto"/>
+            </w:pPr>
+          </w:p>
+          <w:p>
+            <w:pPr>
+              <w:pStyle w:val="SourceCode"/>
+              <w:spacing w:before="0" w:after="0" w:line="200" w:lineRule="auto"/>
+            </w:pPr>
+            <w:r>
+              <w:t xml:space="preserve">student@lab-vm:~$ ls -l /etc/passwd /etc/shadow</w:t>
+            </w:r>
+          </w:p>
+          <w:p>
+            <w:pPr>
+              <w:pStyle w:val="SourceCode"/>
+              <w:spacing w:before="0" w:after="0" w:line="200" w:lineRule="auto"/>
+            </w:pPr>
+            <w:r>
+              <w:t xml:space="preserve">-rw-r--r-- 1 root root   2911 Sep 17 08:40 /etc/passwd</w:t>
+            </w:r>
+          </w:p>
+          <w:p>
+            <w:pPr>
+              <w:pStyle w:val="SourceCode"/>
+              <w:spacing w:before="0" w:after="0" w:line="200" w:lineRule="auto"/>
+            </w:pPr>
+            <w:r>
+              <w:t xml:space="preserve">-rw-r----- 1 root shadow 1453 Sep 17 08:40 /etc/shadow</w:t>
+            </w:r>
+          </w:p>
+          <w:p>
+            <w:pPr>
+              <w:pStyle w:val="SourceCode"/>
+              <w:spacing w:before="0" w:after="0" w:line="200" w:lineRule="auto"/>
+            </w:pPr>
+          </w:p>
+          <w:p>
+            <w:pPr>
+              <w:pStyle w:val="SourceCode"/>
+              <w:spacing w:before="0" w:after="0" w:line="200" w:lineRule="auto"/>
+            </w:pPr>
+            <w:r>
+              <w:t xml:space="preserve">student@lab-vm:~$ sudo du -sh /var/log</w:t>
+            </w:r>
+          </w:p>
+          <w:p>
+            <w:pPr>
+              <w:pStyle w:val="SourceCode"/>
+              <w:spacing w:before="0" w:after="0" w:line="200" w:lineRule="auto"/>
+            </w:pPr>
+            <w:r>
+              <w:t xml:space="preserve">248M    /var/log</w:t>
             </w:r>
           </w:p>
         </w:tc>
@@ -1989,47 +2601,158 @@
         <w:pStyle w:val="FirstParagraph"/>
       </w:pPr>
       <w:r>
-        <w:t xml:space="preserve">Команда</w:t>
-      </w:r>
-      <w:r>
-        <w:t xml:space="preserve"> </w:t>
-      </w:r>
-      <w:r>
-        <w:rPr>
-          <w:rStyle w:val="VerbatimChar"/>
-        </w:rPr>
-        <w:t xml:space="preserve">cd</w:t>
-      </w:r>
-      <w:r>
-        <w:t xml:space="preserve"> </w:t>
-      </w:r>
-      <w:r>
-        <w:t xml:space="preserve">вбудована в оболонку, бо змінює її власний стан — поточний каталог;</w:t>
-      </w:r>
-      <w:r>
-        <w:t xml:space="preserve"> </w:t>
-      </w:r>
-      <w:r>
-        <w:rPr>
-          <w:rStyle w:val="VerbatimChar"/>
-        </w:rPr>
-        <w:t xml:space="preserve">ls</w:t>
-      </w:r>
-      <w:r>
-        <w:t xml:space="preserve"> </w:t>
-      </w:r>
-      <w:r>
-        <w:t xml:space="preserve">є окремою програмою, і в системі є її повний шлях.</w:t>
-      </w:r>
-    </w:p>
-    <w:bookmarkEnd w:id="18"/>
-    <w:bookmarkStart w:id="19" w:name="крок-4.-користувач-і-права"/>
+        <w:t xml:space="preserve">Перший символ</w:t>
+      </w:r>
+      <w:r>
+        <w:t xml:space="preserve"> </w:t>
+      </w:r>
+      <w:r>
+        <w:rPr>
+          <w:rStyle w:val="VerbatimChar"/>
+        </w:rPr>
+        <w:t xml:space="preserve">l</w:t>
+      </w:r>
+      <w:r>
+        <w:t xml:space="preserve"> </w:t>
+      </w:r>
+      <w:r>
+        <w:t xml:space="preserve">у записі означає символьне посилання:</w:t>
+      </w:r>
+      <w:r>
+        <w:t xml:space="preserve"> </w:t>
+      </w:r>
+      <w:r>
+        <w:rPr>
+          <w:rStyle w:val="VerbatimChar"/>
+        </w:rPr>
+        <w:t xml:space="preserve">/bin</w:t>
+      </w:r>
+      <w:r>
+        <w:t xml:space="preserve"> </w:t>
+      </w:r>
+      <w:r>
+        <w:t xml:space="preserve">— це лише вказівник на</w:t>
+      </w:r>
+      <w:r>
+        <w:t xml:space="preserve"> </w:t>
+      </w:r>
+      <w:r>
+        <w:rPr>
+          <w:rStyle w:val="VerbatimChar"/>
+        </w:rPr>
+        <w:t xml:space="preserve">/usr/bin</w:t>
+      </w:r>
+      <w:r>
+        <w:t xml:space="preserve"> </w:t>
+      </w:r>
+      <w:r>
+        <w:t xml:space="preserve">(об’єднання</w:t>
+      </w:r>
+      <w:r>
+        <w:t xml:space="preserve"> </w:t>
+      </w:r>
+      <w:r>
+        <w:rPr>
+          <w:rStyle w:val="VerbatimChar"/>
+        </w:rPr>
+        <w:t xml:space="preserve">/usr</w:t>
+      </w:r>
+      <w:r>
+        <w:t xml:space="preserve">). Запис</w:t>
+      </w:r>
+      <w:r>
+        <w:t xml:space="preserve"> </w:t>
+      </w:r>
+      <w:r>
+        <w:rPr>
+          <w:rStyle w:val="VerbatimChar"/>
+        </w:rPr>
+        <w:t xml:space="preserve">-rw-r--r--</w:t>
+      </w:r>
+      <w:r>
+        <w:t xml:space="preserve"> </w:t>
+      </w:r>
+      <w:r>
+        <w:t xml:space="preserve">показує права: власник може читати й писати, решта — лише читати. Файл</w:t>
+      </w:r>
+      <w:r>
+        <w:t xml:space="preserve"> </w:t>
+      </w:r>
+      <w:r>
+        <w:rPr>
+          <w:rStyle w:val="VerbatimChar"/>
+        </w:rPr>
+        <w:t xml:space="preserve">/etc/passwd</w:t>
+      </w:r>
+      <w:r>
+        <w:t xml:space="preserve"> </w:t>
+      </w:r>
+      <w:r>
+        <w:t xml:space="preserve">читають усі, бо програмам потрібно перетворювати UID на імена, а хеші паролів винесено в</w:t>
+      </w:r>
+      <w:r>
+        <w:t xml:space="preserve"> </w:t>
+      </w:r>
+      <w:r>
+        <w:rPr>
+          <w:rStyle w:val="VerbatimChar"/>
+        </w:rPr>
+        <w:t xml:space="preserve">/etc/shadow</w:t>
+      </w:r>
+      <w:r>
+        <w:t xml:space="preserve">, який читає лише root і група</w:t>
+      </w:r>
+      <w:r>
+        <w:t xml:space="preserve"> </w:t>
+      </w:r>
+      <w:r>
+        <w:rPr>
+          <w:rStyle w:val="VerbatimChar"/>
+        </w:rPr>
+        <w:t xml:space="preserve">shadow</w:t>
+      </w:r>
+      <w:r>
+        <w:t xml:space="preserve">. Склад кореня трохи відрізняється між дистрибутивами:</w:t>
+      </w:r>
+      <w:r>
+        <w:t xml:space="preserve"> </w:t>
+      </w:r>
+      <w:r>
+        <w:rPr>
+          <w:rStyle w:val="VerbatimChar"/>
+        </w:rPr>
+        <w:t xml:space="preserve">snap</w:t>
+      </w:r>
+      <w:r>
+        <w:t xml:space="preserve"> </w:t>
+      </w:r>
+      <w:r>
+        <w:t xml:space="preserve">і</w:t>
+      </w:r>
+      <w:r>
+        <w:t xml:space="preserve"> </w:t>
+      </w:r>
+      <w:r>
+        <w:rPr>
+          <w:rStyle w:val="VerbatimChar"/>
+        </w:rPr>
+        <w:t xml:space="preserve">swap.img</w:t>
+      </w:r>
+      <w:r>
+        <w:t xml:space="preserve"> </w:t>
+      </w:r>
+      <w:r>
+        <w:t xml:space="preserve">— особливості Ubuntu.</w:t>
+      </w:r>
+    </w:p>
+    <w:bookmarkEnd w:id="17"/>
+    <w:bookmarkStart w:id="18" w:name="крок-3.-структура-команди-та-довідка"/>
     <w:p>
       <w:pPr>
         <w:pStyle w:val="Heading3"/>
       </w:pPr>
       <w:r>
-        <w:t xml:space="preserve">Крок 4. Користувач і права</w:t>
+        <w:t xml:space="preserve">Крок 3. Структура команди та довідка</w:t>
       </w:r>
     </w:p>
     <w:p>
@@ -2077,97 +2800,106 @@
               <w:spacing w:before="0" w:after="0" w:line="200" w:lineRule="auto"/>
             </w:pPr>
             <w:r>
-              <w:t xml:space="preserve">student@lab-vm:~$ whoami</w:t>
-            </w:r>
-          </w:p>
-          <w:p>
-            <w:pPr>
-              <w:pStyle w:val="SourceCode"/>
-              <w:spacing w:before="0" w:after="0" w:line="200" w:lineRule="auto"/>
-            </w:pPr>
-            <w:r>
-              <w:t xml:space="preserve">student</w:t>
-            </w:r>
-          </w:p>
-          <w:p>
-            <w:pPr>
-              <w:pStyle w:val="SourceCode"/>
-              <w:spacing w:before="0" w:after="0" w:line="200" w:lineRule="auto"/>
-            </w:pPr>
-          </w:p>
-          <w:p>
-            <w:pPr>
-              <w:pStyle w:val="SourceCode"/>
-              <w:spacing w:before="0" w:after="0" w:line="200" w:lineRule="auto"/>
-            </w:pPr>
-            <w:r>
-              <w:t xml:space="preserve">student@lab-vm:~$ id</w:t>
-            </w:r>
-          </w:p>
-          <w:p>
-            <w:pPr>
-              <w:pStyle w:val="SourceCode"/>
-              <w:spacing w:before="0" w:after="0" w:line="200" w:lineRule="auto"/>
-            </w:pPr>
-            <w:r>
-              <w:t xml:space="preserve">uid=1000(student) gid=1000(student) groups=1000(student),27(sudo),44(video)</w:t>
-            </w:r>
-          </w:p>
-          <w:p>
-            <w:pPr>
-              <w:pStyle w:val="SourceCode"/>
-              <w:spacing w:before="0" w:after="0" w:line="200" w:lineRule="auto"/>
-            </w:pPr>
-          </w:p>
-          <w:p>
-            <w:pPr>
-              <w:pStyle w:val="SourceCode"/>
-              <w:spacing w:before="0" w:after="0" w:line="200" w:lineRule="auto"/>
-            </w:pPr>
-            <w:r>
-              <w:t xml:space="preserve">student@lab-vm:~$ cat /etc/shadow</w:t>
-            </w:r>
-          </w:p>
-          <w:p>
-            <w:pPr>
-              <w:pStyle w:val="SourceCode"/>
-              <w:spacing w:before="0" w:after="0" w:line="200" w:lineRule="auto"/>
-            </w:pPr>
-            <w:r>
-              <w:t xml:space="preserve">cat: /etc/shadow: Permission denied</w:t>
-            </w:r>
-          </w:p>
-          <w:p>
-            <w:pPr>
-              <w:pStyle w:val="SourceCode"/>
-              <w:spacing w:before="0" w:after="0" w:line="200" w:lineRule="auto"/>
-            </w:pPr>
-          </w:p>
-          <w:p>
-            <w:pPr>
-              <w:pStyle w:val="SourceCode"/>
-              <w:spacing w:before="0" w:after="0" w:line="200" w:lineRule="auto"/>
-            </w:pPr>
-            <w:r>
-              <w:t xml:space="preserve">student@lab-vm:~$ sudo head -1 /etc/shadow</w:t>
-            </w:r>
-          </w:p>
-          <w:p>
-            <w:pPr>
-              <w:pStyle w:val="SourceCode"/>
-              <w:spacing w:before="0" w:after="0" w:line="200" w:lineRule="auto"/>
-            </w:pPr>
-            <w:r>
-              <w:t xml:space="preserve">[sudo] password for student:</w:t>
-            </w:r>
-          </w:p>
-          <w:p>
-            <w:pPr>
-              <w:pStyle w:val="SourceCode"/>
-              <w:spacing w:before="0" w:after="0" w:line="200" w:lineRule="auto"/>
-            </w:pPr>
-            <w:r>
-              <w:t xml:space="preserve">root:$6$rounds=656000$...:19800:0:99999:7:::</w:t>
+              <w:t xml:space="preserve">student@lab-vm:~$ type cd ls</w:t>
+            </w:r>
+          </w:p>
+          <w:p>
+            <w:pPr>
+              <w:pStyle w:val="SourceCode"/>
+              <w:spacing w:before="0" w:after="0" w:line="200" w:lineRule="auto"/>
+            </w:pPr>
+            <w:r>
+              <w:t xml:space="preserve">cd is a shell builtin</w:t>
+            </w:r>
+          </w:p>
+          <w:p>
+            <w:pPr>
+              <w:pStyle w:val="SourceCode"/>
+              <w:spacing w:before="0" w:after="0" w:line="200" w:lineRule="auto"/>
+            </w:pPr>
+            <w:r>
+              <w:t xml:space="preserve">ls is aliased to `ls --color=auto'</w:t>
+            </w:r>
+          </w:p>
+          <w:p>
+            <w:pPr>
+              <w:pStyle w:val="SourceCode"/>
+              <w:spacing w:before="0" w:after="0" w:line="200" w:lineRule="auto"/>
+            </w:pPr>
+          </w:p>
+          <w:p>
+            <w:pPr>
+              <w:pStyle w:val="SourceCode"/>
+              <w:spacing w:before="0" w:after="0" w:line="200" w:lineRule="auto"/>
+            </w:pPr>
+            <w:r>
+              <w:t xml:space="preserve">student@lab-vm:~$ which ls</w:t>
+            </w:r>
+          </w:p>
+          <w:p>
+            <w:pPr>
+              <w:pStyle w:val="SourceCode"/>
+              <w:spacing w:before="0" w:after="0" w:line="200" w:lineRule="auto"/>
+            </w:pPr>
+            <w:r>
+              <w:t xml:space="preserve">/usr/bin/ls</w:t>
+            </w:r>
+          </w:p>
+          <w:p>
+            <w:pPr>
+              <w:pStyle w:val="SourceCode"/>
+              <w:spacing w:before="0" w:after="0" w:line="200" w:lineRule="auto"/>
+            </w:pPr>
+          </w:p>
+          <w:p>
+            <w:pPr>
+              <w:pStyle w:val="SourceCode"/>
+              <w:spacing w:before="0" w:after="0" w:line="200" w:lineRule="auto"/>
+            </w:pPr>
+            <w:r>
+              <w:t xml:space="preserve">student@lab-vm:~$ ls --help | head -2</w:t>
+            </w:r>
+          </w:p>
+          <w:p>
+            <w:pPr>
+              <w:pStyle w:val="SourceCode"/>
+              <w:spacing w:before="0" w:after="0" w:line="200" w:lineRule="auto"/>
+            </w:pPr>
+            <w:r>
+              <w:t xml:space="preserve">Usage: ls [OPTION]... [FILE]...</w:t>
+            </w:r>
+          </w:p>
+          <w:p>
+            <w:pPr>
+              <w:pStyle w:val="SourceCode"/>
+              <w:spacing w:before="0" w:after="0" w:line="200" w:lineRule="auto"/>
+            </w:pPr>
+            <w:r>
+              <w:t xml:space="preserve">List information about the FILEs (the current directory by default).</w:t>
+            </w:r>
+          </w:p>
+          <w:p>
+            <w:pPr>
+              <w:pStyle w:val="SourceCode"/>
+              <w:spacing w:before="0" w:after="0" w:line="200" w:lineRule="auto"/>
+            </w:pPr>
+          </w:p>
+          <w:p>
+            <w:pPr>
+              <w:pStyle w:val="SourceCode"/>
+              <w:spacing w:before="0" w:after="0" w:line="200" w:lineRule="auto"/>
+            </w:pPr>
+            <w:r>
+              <w:t xml:space="preserve">student@lab-vm:~$ whatis cp</w:t>
+            </w:r>
+          </w:p>
+          <w:p>
+            <w:pPr>
+              <w:pStyle w:val="SourceCode"/>
+              <w:spacing w:before="0" w:after="0" w:line="200" w:lineRule="auto"/>
+            </w:pPr>
+            <w:r>
+              <w:t xml:space="preserve">cp (1)               - copy files and directories</w:t>
             </w:r>
           </w:p>
         </w:tc>
@@ -2187,32 +2919,77 @@
         <w:pStyle w:val="FirstParagraph"/>
       </w:pPr>
       <w:r>
-        <w:t xml:space="preserve">Та сама команда без</w:t>
-      </w:r>
-      <w:r>
-        <w:t xml:space="preserve"> </w:t>
-      </w:r>
-      <w:r>
-        <w:rPr>
-          <w:rStyle w:val="VerbatimChar"/>
-        </w:rPr>
-        <w:t xml:space="preserve">sudo</w:t>
-      </w:r>
-      <w:r>
-        <w:t xml:space="preserve"> </w:t>
-      </w:r>
-      <w:r>
-        <w:t xml:space="preserve">і з ним дає різний результат: система перевіряє права на кожну операцію читання, а не лише під час входу.</w:t>
-      </w:r>
-    </w:p>
-    <w:bookmarkEnd w:id="19"/>
-    <w:bookmarkStart w:id="20" w:name="крок-5.-процеси-та-служби"/>
+        <w:t xml:space="preserve">Команда</w:t>
+      </w:r>
+      <w:r>
+        <w:t xml:space="preserve"> </w:t>
+      </w:r>
+      <w:r>
+        <w:rPr>
+          <w:rStyle w:val="VerbatimChar"/>
+        </w:rPr>
+        <w:t xml:space="preserve">cd</w:t>
+      </w:r>
+      <w:r>
+        <w:t xml:space="preserve"> </w:t>
+      </w:r>
+      <w:r>
+        <w:t xml:space="preserve">вбудована в оболонку, бо змінює її власний стан — поточний каталог;</w:t>
+      </w:r>
+      <w:r>
+        <w:t xml:space="preserve"> </w:t>
+      </w:r>
+      <w:r>
+        <w:rPr>
+          <w:rStyle w:val="VerbatimChar"/>
+        </w:rPr>
+        <w:t xml:space="preserve">ls</w:t>
+      </w:r>
+      <w:r>
+        <w:t xml:space="preserve"> </w:t>
+      </w:r>
+      <w:r>
+        <w:t xml:space="preserve">є окремою програмою, і в системі є її повний шлях. Ubuntu до того ж визначає для</w:t>
+      </w:r>
+      <w:r>
+        <w:t xml:space="preserve"> </w:t>
+      </w:r>
+      <w:r>
+        <w:rPr>
+          <w:rStyle w:val="VerbatimChar"/>
+        </w:rPr>
+        <w:t xml:space="preserve">ls</w:t>
+      </w:r>
+      <w:r>
+        <w:t xml:space="preserve"> </w:t>
+      </w:r>
+      <w:r>
+        <w:t xml:space="preserve">псевдонім із ключем</w:t>
+      </w:r>
+      <w:r>
+        <w:t xml:space="preserve"> </w:t>
+      </w:r>
+      <w:r>
+        <w:rPr>
+          <w:rStyle w:val="VerbatimChar"/>
+        </w:rPr>
+        <w:t xml:space="preserve">--color=auto</w:t>
+      </w:r>
+      <w:r>
+        <w:t xml:space="preserve"> </w:t>
+      </w:r>
+      <w:r>
+        <w:t xml:space="preserve">— звідси кольоровий вивід.</w:t>
+      </w:r>
+    </w:p>
+    <w:bookmarkEnd w:id="18"/>
+    <w:bookmarkStart w:id="19" w:name="крок-4.-користувач-і-права"/>
     <w:p>
       <w:pPr>
         <w:pStyle w:val="Heading3"/>
       </w:pPr>
       <w:r>
-        <w:t xml:space="preserve">Крок 5. Процеси та служби</w:t>
+        <w:t xml:space="preserve">Крок 4. Користувач і права</w:t>
       </w:r>
     </w:p>
     <w:p>
@@ -2260,142 +3037,121 @@
               <w:spacing w:before="0" w:after="0" w:line="200" w:lineRule="auto"/>
             </w:pPr>
             <w:r>
-              <w:t xml:space="preserve">student@lab-vm:~$ ps -p 1 -o pid,comm</w:t>
-            </w:r>
-          </w:p>
-          <w:p>
-            <w:pPr>
-              <w:pStyle w:val="SourceCode"/>
-              <w:spacing w:before="0" w:after="0" w:line="200" w:lineRule="auto"/>
-            </w:pPr>
-            <w:r>
-              <w:t xml:space="preserve">    PID COMMAND</w:t>
-            </w:r>
-          </w:p>
-          <w:p>
-            <w:pPr>
-              <w:pStyle w:val="SourceCode"/>
-              <w:spacing w:before="0" w:after="0" w:line="200" w:lineRule="auto"/>
-            </w:pPr>
-            <w:r>
-              <w:t xml:space="preserve">      1 systemd</w:t>
-            </w:r>
-          </w:p>
-          <w:p>
-            <w:pPr>
-              <w:pStyle w:val="SourceCode"/>
-              <w:spacing w:before="0" w:after="0" w:line="200" w:lineRule="auto"/>
-            </w:pPr>
-          </w:p>
-          <w:p>
-            <w:pPr>
-              <w:pStyle w:val="SourceCode"/>
-              <w:spacing w:before="0" w:after="0" w:line="200" w:lineRule="auto"/>
-            </w:pPr>
-            <w:r>
-              <w:t xml:space="preserve">student@lab-vm:~$ systemctl list-units --type=service --state=running | head -5</w:t>
-            </w:r>
-          </w:p>
-          <w:p>
-            <w:pPr>
-              <w:pStyle w:val="SourceCode"/>
-              <w:spacing w:before="0" w:after="0" w:line="200" w:lineRule="auto"/>
-            </w:pPr>
-            <w:r>
-              <w:t xml:space="preserve">  cron.service      loaded active running Regular background program processing daemon</w:t>
-            </w:r>
-          </w:p>
-          <w:p>
-            <w:pPr>
-              <w:pStyle w:val="SourceCode"/>
-              <w:spacing w:before="0" w:after="0" w:line="200" w:lineRule="auto"/>
-            </w:pPr>
-            <w:r>
-              <w:t xml:space="preserve">  dbus.service      loaded active running D-Bus System Message Bus</w:t>
-            </w:r>
-          </w:p>
-          <w:p>
-            <w:pPr>
-              <w:pStyle w:val="SourceCode"/>
-              <w:spacing w:before="0" w:after="0" w:line="200" w:lineRule="auto"/>
-            </w:pPr>
-            <w:r>
-              <w:t xml:space="preserve">  ssh.service       loaded active running OpenBSD Secure Shell server</w:t>
-            </w:r>
-          </w:p>
-          <w:p>
-            <w:pPr>
-              <w:pStyle w:val="SourceCode"/>
-              <w:spacing w:before="0" w:after="0" w:line="200" w:lineRule="auto"/>
-            </w:pPr>
-          </w:p>
-          <w:p>
-            <w:pPr>
-              <w:pStyle w:val="SourceCode"/>
-              <w:spacing w:before="0" w:after="0" w:line="200" w:lineRule="auto"/>
-            </w:pPr>
-            <w:r>
-              <w:t xml:space="preserve">student@lab-vm:~$ systemctl status cron | head -4</w:t>
-            </w:r>
-          </w:p>
-          <w:p>
-            <w:pPr>
-              <w:pStyle w:val="SourceCode"/>
-              <w:spacing w:before="0" w:after="0" w:line="200" w:lineRule="auto"/>
-            </w:pPr>
-            <w:r>
-              <w:t xml:space="preserve">● cron.service - Regular background program processing daemon</w:t>
-            </w:r>
-          </w:p>
-          <w:p>
-            <w:pPr>
-              <w:pStyle w:val="SourceCode"/>
-              <w:spacing w:before="0" w:after="0" w:line="200" w:lineRule="auto"/>
-            </w:pPr>
-            <w:r>
-              <w:t xml:space="preserve">     Loaded: loaded (/lib/systemd/system/cron.service; enabled)</w:t>
-            </w:r>
-          </w:p>
-          <w:p>
-            <w:pPr>
-              <w:pStyle w:val="SourceCode"/>
-              <w:spacing w:before="0" w:after="0" w:line="200" w:lineRule="auto"/>
-            </w:pPr>
-            <w:r>
-              <w:t xml:space="preserve">     Active: active (running) since Wed 2026-09-17 08:42:31 EEST; 2h 14min ago</w:t>
-            </w:r>
-          </w:p>
-          <w:p>
-            <w:pPr>
-              <w:pStyle w:val="SourceCode"/>
-              <w:spacing w:before="0" w:after="0" w:line="200" w:lineRule="auto"/>
-            </w:pPr>
-          </w:p>
-          <w:p>
-            <w:pPr>
-              <w:pStyle w:val="SourceCode"/>
-              <w:spacing w:before="0" w:after="0" w:line="200" w:lineRule="auto"/>
-            </w:pPr>
-            <w:r>
-              <w:t xml:space="preserve">student@lab-vm:~$ free -h | head -2</w:t>
-            </w:r>
-          </w:p>
-          <w:p>
-            <w:pPr>
-              <w:pStyle w:val="SourceCode"/>
-              <w:spacing w:before="0" w:after="0" w:line="200" w:lineRule="auto"/>
-            </w:pPr>
-            <w:r>
-              <w:t xml:space="preserve">               total        used        free      shared  buff/cache   available</w:t>
-            </w:r>
-          </w:p>
-          <w:p>
-            <w:pPr>
-              <w:pStyle w:val="SourceCode"/>
-              <w:spacing w:before="0" w:after="0" w:line="200" w:lineRule="auto"/>
-            </w:pPr>
-            <w:r>
-              <w:t xml:space="preserve">Mem:           3,8Gi       1,1Gi       1,4Gi        12Mi       1,3Gi       2,4Gi</w:t>
+              <w:t xml:space="preserve">student@lab-vm:~$ whoami</w:t>
+            </w:r>
+          </w:p>
+          <w:p>
+            <w:pPr>
+              <w:pStyle w:val="SourceCode"/>
+              <w:spacing w:before="0" w:after="0" w:line="200" w:lineRule="auto"/>
+            </w:pPr>
+            <w:r>
+              <w:t xml:space="preserve">student</w:t>
+            </w:r>
+          </w:p>
+          <w:p>
+            <w:pPr>
+              <w:pStyle w:val="SourceCode"/>
+              <w:spacing w:before="0" w:after="0" w:line="200" w:lineRule="auto"/>
+            </w:pPr>
+          </w:p>
+          <w:p>
+            <w:pPr>
+              <w:pStyle w:val="SourceCode"/>
+              <w:spacing w:before="0" w:after="0" w:line="200" w:lineRule="auto"/>
+            </w:pPr>
+            <w:r>
+              <w:t xml:space="preserve">student@lab-vm:~$ id</w:t>
+            </w:r>
+          </w:p>
+          <w:p>
+            <w:pPr>
+              <w:pStyle w:val="SourceCode"/>
+              <w:spacing w:before="0" w:after="0" w:line="200" w:lineRule="auto"/>
+            </w:pPr>
+            <w:r>
+              <w:t xml:space="preserve">uid=1000(student) gid=1000(student) groups=1000(student),4(adm),27(sudo)</w:t>
+            </w:r>
+          </w:p>
+          <w:p>
+            <w:pPr>
+              <w:pStyle w:val="SourceCode"/>
+              <w:spacing w:before="0" w:after="0" w:line="200" w:lineRule="auto"/>
+            </w:pPr>
+          </w:p>
+          <w:p>
+            <w:pPr>
+              <w:pStyle w:val="SourceCode"/>
+              <w:spacing w:before="0" w:after="0" w:line="200" w:lineRule="auto"/>
+            </w:pPr>
+            <w:r>
+              <w:t xml:space="preserve">student@lab-vm:~$ head -1 /etc/shadow</w:t>
+            </w:r>
+          </w:p>
+          <w:p>
+            <w:pPr>
+              <w:pStyle w:val="SourceCode"/>
+              <w:spacing w:before="0" w:after="0" w:line="200" w:lineRule="auto"/>
+            </w:pPr>
+            <w:r>
+              <w:t xml:space="preserve">head: cannot open '/etc/shadow' for reading: Permission denied</w:t>
+            </w:r>
+          </w:p>
+          <w:p>
+            <w:pPr>
+              <w:pStyle w:val="SourceCode"/>
+              <w:spacing w:before="0" w:after="0" w:line="200" w:lineRule="auto"/>
+            </w:pPr>
+          </w:p>
+          <w:p>
+            <w:pPr>
+              <w:pStyle w:val="SourceCode"/>
+              <w:spacing w:before="0" w:after="0" w:line="200" w:lineRule="auto"/>
+            </w:pPr>
+            <w:r>
+              <w:t xml:space="preserve">student@lab-vm:~$ sudo head -1 /etc/shadow</w:t>
+            </w:r>
+          </w:p>
+          <w:p>
+            <w:pPr>
+              <w:pStyle w:val="SourceCode"/>
+              <w:spacing w:before="0" w:after="0" w:line="200" w:lineRule="auto"/>
+            </w:pPr>
+            <w:r>
+              <w:t xml:space="preserve">[sudo] password for student:</w:t>
+            </w:r>
+          </w:p>
+          <w:p>
+            <w:pPr>
+              <w:pStyle w:val="SourceCode"/>
+              <w:spacing w:before="0" w:after="0" w:line="200" w:lineRule="auto"/>
+            </w:pPr>
+            <w:r>
+              <w:t xml:space="preserve">root:*:19835:0:99999:7:::</w:t>
+            </w:r>
+          </w:p>
+          <w:p>
+            <w:pPr>
+              <w:pStyle w:val="SourceCode"/>
+              <w:spacing w:before="0" w:after="0" w:line="200" w:lineRule="auto"/>
+            </w:pPr>
+          </w:p>
+          <w:p>
+            <w:pPr>
+              <w:pStyle w:val="SourceCode"/>
+              <w:spacing w:before="0" w:after="0" w:line="200" w:lineRule="auto"/>
+            </w:pPr>
+            <w:r>
+              <w:t xml:space="preserve">student@lab-vm:~$ sudo grep '^student' /etc/shadow | cut -c1-16</w:t>
+            </w:r>
+          </w:p>
+          <w:p>
+            <w:pPr>
+              <w:pStyle w:val="SourceCode"/>
+              <w:spacing w:before="0" w:after="0" w:line="200" w:lineRule="auto"/>
+            </w:pPr>
+            <w:r>
+              <w:t xml:space="preserve">student:$y$j9T$Q</w:t>
             </w:r>
           </w:p>
         </w:tc>
@@ -2415,44 +3171,47 @@
         <w:pStyle w:val="FirstParagraph"/>
       </w:pPr>
       <w:r>
-        <w:t xml:space="preserve">Процес із PID 1 —</w:t>
-      </w:r>
-      <w:r>
-        <w:t xml:space="preserve"> </w:t>
-      </w:r>
-      <w:r>
-        <w:rPr>
-          <w:rStyle w:val="VerbatimChar"/>
-        </w:rPr>
-        <w:t xml:space="preserve">systemd</w:t>
-      </w:r>
-      <w:r>
-        <w:t xml:space="preserve">: саме він запустив усі інші процеси, тому в дереві</w:t>
-      </w:r>
-      <w:r>
-        <w:t xml:space="preserve"> </w:t>
-      </w:r>
-      <w:r>
-        <w:rPr>
-          <w:rStyle w:val="VerbatimChar"/>
-        </w:rPr>
-        <w:t xml:space="preserve">ps -ef --forest</w:t>
-      </w:r>
-      <w:r>
-        <w:t xml:space="preserve"> </w:t>
-      </w:r>
-      <w:r>
-        <w:t xml:space="preserve">він стоїть у корені.</w:t>
-      </w:r>
-    </w:p>
-    <w:bookmarkEnd w:id="20"/>
-    <w:bookmarkStart w:id="21" w:name="крок-6.-ядро-очима-файлової-системи"/>
+        <w:t xml:space="preserve">Та сама команда без</w:t>
+      </w:r>
+      <w:r>
+        <w:t xml:space="preserve"> </w:t>
+      </w:r>
+      <w:r>
+        <w:rPr>
+          <w:rStyle w:val="VerbatimChar"/>
+        </w:rPr>
+        <w:t xml:space="preserve">sudo</w:t>
+      </w:r>
+      <w:r>
+        <w:t xml:space="preserve"> </w:t>
+      </w:r>
+      <w:r>
+        <w:t xml:space="preserve">і з ним дає різний результат: ядро перевіряє права під час кожного відкриття файлу, а не лише під час входу. Зірочка в полі пароля root означає, що входу під root паролем немає. Пароль користувача зберігається не сам, а як хеш: префікс</w:t>
+      </w:r>
+      <w:r>
+        <w:t xml:space="preserve"> </w:t>
+      </w:r>
+      <w:r>
+        <w:rPr>
+          <w:rStyle w:val="VerbatimChar"/>
+        </w:rPr>
+        <w:t xml:space="preserve">$y$</w:t>
+      </w:r>
+      <w:r>
+        <w:t xml:space="preserve"> </w:t>
+      </w:r>
+      <w:r>
+        <w:t xml:space="preserve">позначає алгоритм yescrypt, стандартний у Debian 11+ і Ubuntu 22.04+.</w:t>
+      </w:r>
+    </w:p>
+    <w:bookmarkEnd w:id="19"/>
+    <w:bookmarkStart w:id="20" w:name="крок-5.-процеси-та-служби"/>
     <w:p>
       <w:pPr>
         <w:pStyle w:val="Heading3"/>
       </w:pPr>
       <w:r>
-        <w:t xml:space="preserve">Крок 6. Ядро очима файлової системи</w:t>
+        <w:t xml:space="preserve">Крок 5. Процеси та служби</w:t>
       </w:r>
     </w:p>
     <w:p>
@@ -2500,88 +3259,142 @@
               <w:spacing w:before="0" w:after="0" w:line="200" w:lineRule="auto"/>
             </w:pPr>
             <w:r>
-              <w:t xml:space="preserve">student@lab-vm:~$ cat /proc/version</w:t>
-            </w:r>
-          </w:p>
-          <w:p>
-            <w:pPr>
-              <w:pStyle w:val="SourceCode"/>
-              <w:spacing w:before="0" w:after="0" w:line="200" w:lineRule="auto"/>
-            </w:pPr>
-            <w:r>
-              <w:t xml:space="preserve">Linux version 6.8.0-45-generic (buildd@lcy02) (gcc 11.4.0) #45-Ubuntu SMP</w:t>
-            </w:r>
-          </w:p>
-          <w:p>
-            <w:pPr>
-              <w:pStyle w:val="SourceCode"/>
-              <w:spacing w:before="0" w:after="0" w:line="200" w:lineRule="auto"/>
-            </w:pPr>
-          </w:p>
-          <w:p>
-            <w:pPr>
-              <w:pStyle w:val="SourceCode"/>
-              <w:spacing w:before="0" w:after="0" w:line="200" w:lineRule="auto"/>
-            </w:pPr>
-            <w:r>
-              <w:t xml:space="preserve">student@lab-vm:~$ cat /proc/cpuinfo | grep "model name" | head -1</w:t>
-            </w:r>
-          </w:p>
-          <w:p>
-            <w:pPr>
-              <w:pStyle w:val="SourceCode"/>
-              <w:spacing w:before="0" w:after="0" w:line="200" w:lineRule="auto"/>
-            </w:pPr>
-            <w:r>
-              <w:t xml:space="preserve">model name  : Intel(R) Core(TM) i5-10400 CPU @ 2.90GHz</w:t>
-            </w:r>
-          </w:p>
-          <w:p>
-            <w:pPr>
-              <w:pStyle w:val="SourceCode"/>
-              <w:spacing w:before="0" w:after="0" w:line="200" w:lineRule="auto"/>
-            </w:pPr>
-          </w:p>
-          <w:p>
-            <w:pPr>
-              <w:pStyle w:val="SourceCode"/>
-              <w:spacing w:before="0" w:after="0" w:line="200" w:lineRule="auto"/>
-            </w:pPr>
-            <w:r>
-              <w:t xml:space="preserve">student@lab-vm:~$ ls /proc/self</w:t>
-            </w:r>
-          </w:p>
-          <w:p>
-            <w:pPr>
-              <w:pStyle w:val="SourceCode"/>
-              <w:spacing w:before="0" w:after="0" w:line="200" w:lineRule="auto"/>
-            </w:pPr>
-            <w:r>
-              <w:t xml:space="preserve">cmdline  cwd  environ  exe  fd  maps  status  task</w:t>
-            </w:r>
-          </w:p>
-          <w:p>
-            <w:pPr>
-              <w:pStyle w:val="SourceCode"/>
-              <w:spacing w:before="0" w:after="0" w:line="200" w:lineRule="auto"/>
-            </w:pPr>
-          </w:p>
-          <w:p>
-            <w:pPr>
-              <w:pStyle w:val="SourceCode"/>
-              <w:spacing w:before="0" w:after="0" w:line="200" w:lineRule="auto"/>
-            </w:pPr>
-            <w:r>
-              <w:t xml:space="preserve">student@lab-vm:~$ cat /proc/loadavg</w:t>
-            </w:r>
-          </w:p>
-          <w:p>
-            <w:pPr>
-              <w:pStyle w:val="SourceCode"/>
-              <w:spacing w:before="0" w:after="0" w:line="200" w:lineRule="auto"/>
-            </w:pPr>
-            <w:r>
-              <w:t xml:space="preserve">0.32 0.41 0.38 2/412 3187</w:t>
+              <w:t xml:space="preserve">student@lab-vm:~$ ps -p 1 -o pid,comm</w:t>
+            </w:r>
+          </w:p>
+          <w:p>
+            <w:pPr>
+              <w:pStyle w:val="SourceCode"/>
+              <w:spacing w:before="0" w:after="0" w:line="200" w:lineRule="auto"/>
+            </w:pPr>
+            <w:r>
+              <w:t xml:space="preserve">    PID COMMAND</w:t>
+            </w:r>
+          </w:p>
+          <w:p>
+            <w:pPr>
+              <w:pStyle w:val="SourceCode"/>
+              <w:spacing w:before="0" w:after="0" w:line="200" w:lineRule="auto"/>
+            </w:pPr>
+            <w:r>
+              <w:t xml:space="preserve">      1 systemd</w:t>
+            </w:r>
+          </w:p>
+          <w:p>
+            <w:pPr>
+              <w:pStyle w:val="SourceCode"/>
+              <w:spacing w:before="0" w:after="0" w:line="200" w:lineRule="auto"/>
+            </w:pPr>
+          </w:p>
+          <w:p>
+            <w:pPr>
+              <w:pStyle w:val="SourceCode"/>
+              <w:spacing w:before="0" w:after="0" w:line="200" w:lineRule="auto"/>
+            </w:pPr>
+            <w:r>
+              <w:t xml:space="preserve">student@lab-vm:~$ systemctl -t service --state=running --no-legend | head -3</w:t>
+            </w:r>
+          </w:p>
+          <w:p>
+            <w:pPr>
+              <w:pStyle w:val="SourceCode"/>
+              <w:spacing w:before="0" w:after="0" w:line="200" w:lineRule="auto"/>
+            </w:pPr>
+            <w:r>
+              <w:t xml:space="preserve">  cron.service      loaded active running Regular background program processing daemon</w:t>
+            </w:r>
+          </w:p>
+          <w:p>
+            <w:pPr>
+              <w:pStyle w:val="SourceCode"/>
+              <w:spacing w:before="0" w:after="0" w:line="200" w:lineRule="auto"/>
+            </w:pPr>
+            <w:r>
+              <w:t xml:space="preserve">  dbus.service      loaded active running D-Bus System Message Bus</w:t>
+            </w:r>
+          </w:p>
+          <w:p>
+            <w:pPr>
+              <w:pStyle w:val="SourceCode"/>
+              <w:spacing w:before="0" w:after="0" w:line="200" w:lineRule="auto"/>
+            </w:pPr>
+            <w:r>
+              <w:t xml:space="preserve">  ssh.service       loaded active running OpenBSD Secure Shell server</w:t>
+            </w:r>
+          </w:p>
+          <w:p>
+            <w:pPr>
+              <w:pStyle w:val="SourceCode"/>
+              <w:spacing w:before="0" w:after="0" w:line="200" w:lineRule="auto"/>
+            </w:pPr>
+          </w:p>
+          <w:p>
+            <w:pPr>
+              <w:pStyle w:val="SourceCode"/>
+              <w:spacing w:before="0" w:after="0" w:line="200" w:lineRule="auto"/>
+            </w:pPr>
+            <w:r>
+              <w:t xml:space="preserve">student@lab-vm:~$ systemctl status cron | head -4</w:t>
+            </w:r>
+          </w:p>
+          <w:p>
+            <w:pPr>
+              <w:pStyle w:val="SourceCode"/>
+              <w:spacing w:before="0" w:after="0" w:line="200" w:lineRule="auto"/>
+            </w:pPr>
+            <w:r>
+              <w:t xml:space="preserve">● cron.service - Regular background program processing daemon</w:t>
+            </w:r>
+          </w:p>
+          <w:p>
+            <w:pPr>
+              <w:pStyle w:val="SourceCode"/>
+              <w:spacing w:before="0" w:after="0" w:line="200" w:lineRule="auto"/>
+            </w:pPr>
+            <w:r>
+              <w:t xml:space="preserve">     Loaded: loaded (/usr/lib/systemd/system/cron.service; enabled; preset: enabled)</w:t>
+            </w:r>
+          </w:p>
+          <w:p>
+            <w:pPr>
+              <w:pStyle w:val="SourceCode"/>
+              <w:spacing w:before="0" w:after="0" w:line="200" w:lineRule="auto"/>
+            </w:pPr>
+            <w:r>
+              <w:t xml:space="preserve">     Active: active (running) since Thu 2026-09-17 08:42:31 EEST; 2h 14min ago</w:t>
+            </w:r>
+          </w:p>
+          <w:p>
+            <w:pPr>
+              <w:pStyle w:val="SourceCode"/>
+              <w:spacing w:before="0" w:after="0" w:line="200" w:lineRule="auto"/>
+            </w:pPr>
+          </w:p>
+          <w:p>
+            <w:pPr>
+              <w:pStyle w:val="SourceCode"/>
+              <w:spacing w:before="0" w:after="0" w:line="200" w:lineRule="auto"/>
+            </w:pPr>
+            <w:r>
+              <w:t xml:space="preserve">student@lab-vm:~$ free -h | head -2</w:t>
+            </w:r>
+          </w:p>
+          <w:p>
+            <w:pPr>
+              <w:pStyle w:val="SourceCode"/>
+              <w:spacing w:before="0" w:after="0" w:line="200" w:lineRule="auto"/>
+            </w:pPr>
+            <w:r>
+              <w:t xml:space="preserve">               total        used        free      shared  buff/cache   available</w:t>
+            </w:r>
+          </w:p>
+          <w:p>
+            <w:pPr>
+              <w:pStyle w:val="SourceCode"/>
+              <w:spacing w:before="0" w:after="0" w:line="200" w:lineRule="auto"/>
+            </w:pPr>
+            <w:r>
+              <w:t xml:space="preserve">Mem:           3,8Gi       1,1Gi       1,4Gi        12Mi       1,3Gi       2,4Gi</w:t>
             </w:r>
           </w:p>
         </w:tc>
@@ -2601,6 +3414,294 @@
         <w:pStyle w:val="FirstParagraph"/>
       </w:pPr>
       <w:r>
+        <w:t xml:space="preserve">Процес із PID 1 —</w:t>
+      </w:r>
+      <w:r>
+        <w:t xml:space="preserve"> </w:t>
+      </w:r>
+      <w:r>
+        <w:rPr>
+          <w:rStyle w:val="VerbatimChar"/>
+        </w:rPr>
+        <w:t xml:space="preserve">systemd</w:t>
+      </w:r>
+      <w:r>
+        <w:t xml:space="preserve">: саме він запустив усі служби й сеанси користувачів, тому в дереві</w:t>
+      </w:r>
+      <w:r>
+        <w:t xml:space="preserve"> </w:t>
+      </w:r>
+      <w:r>
+        <w:rPr>
+          <w:rStyle w:val="VerbatimChar"/>
+        </w:rPr>
+        <w:t xml:space="preserve">ps -ef --forest</w:t>
+      </w:r>
+      <w:r>
+        <w:t xml:space="preserve"> </w:t>
+      </w:r>
+      <w:r>
+        <w:t xml:space="preserve">він стоїть у корені. Друге дерево з коренем у PID 2 (</w:t>
+      </w:r>
+      <w:r>
+        <w:rPr>
+          <w:rStyle w:val="VerbatimChar"/>
+        </w:rPr>
+        <w:t xml:space="preserve">kthreadd</w:t>
+      </w:r>
+      <w:r>
+        <w:t xml:space="preserve">) — потоки ядра, їхні імена</w:t>
+      </w:r>
+      <w:r>
+        <w:t xml:space="preserve"> </w:t>
+      </w:r>
+      <w:r>
+        <w:rPr>
+          <w:rStyle w:val="VerbatimChar"/>
+        </w:rPr>
+        <w:t xml:space="preserve">ps</w:t>
+      </w:r>
+      <w:r>
+        <w:t xml:space="preserve"> </w:t>
+      </w:r>
+      <w:r>
+        <w:t xml:space="preserve">показує у квадратних дужках. У рядку</w:t>
+      </w:r>
+      <w:r>
+        <w:t xml:space="preserve"> </w:t>
+      </w:r>
+      <w:r>
+        <w:rPr>
+          <w:rStyle w:val="VerbatimChar"/>
+        </w:rPr>
+        <w:t xml:space="preserve">Loaded</w:t>
+      </w:r>
+      <w:r>
+        <w:t xml:space="preserve"> </w:t>
+      </w:r>
+      <w:r>
+        <w:t xml:space="preserve">видно, що опис служби лежить у файлі</w:t>
+      </w:r>
+      <w:r>
+        <w:t xml:space="preserve"> </w:t>
+      </w:r>
+      <w:r>
+        <w:rPr>
+          <w:rStyle w:val="VerbatimChar"/>
+        </w:rPr>
+        <w:t xml:space="preserve">/usr/lib/systemd/system/cron.service</w:t>
+      </w:r>
+      <w:r>
+        <w:t xml:space="preserve"> </w:t>
+      </w:r>
+      <w:r>
+        <w:t xml:space="preserve">— служба systemd теж описана звичайним текстовим файлом.</w:t>
+      </w:r>
+    </w:p>
+    <w:bookmarkEnd w:id="20"/>
+    <w:bookmarkStart w:id="21" w:name="крок-6.-ядро-очима-файлової-системи"/>
+    <w:p>
+      <w:pPr>
+        <w:pStyle w:val="Heading3"/>
+      </w:pPr>
+      <w:r>
+        <w:t xml:space="preserve">Крок 6. Ядро очима файлової системи</w:t>
+      </w:r>
+    </w:p>
+    <w:p>
+      <w:pPr>
+        <w:spacing w:before="0" w:after="0" w:line="120" w:lineRule="exact"/>
+        <w:rPr>
+          <w:sz w:val="4"/>
+          <w:szCs w:val="4"/>
+        </w:rPr>
+      </w:pPr>
+    </w:p>
+    <w:tbl>
+      <w:tblPr>
+        <w:tblStyle w:val="SourceCodeTable"/>
+        <w:tblW w:type="dxa" w:w="9637"/>
+        <w:tblInd w:w="0" w:type="dxa"/>
+        <w:tblBorders>
+          <w:top w:color="BFBFBF" w:space="0" w:sz="4" w:val="single"/>
+          <w:left w:color="BFBFBF" w:space="0" w:sz="4" w:val="single"/>
+          <w:bottom w:color="BFBFBF" w:space="0" w:sz="4" w:val="single"/>
+          <w:right w:color="BFBFBF" w:space="0" w:sz="4" w:val="single"/>
+        </w:tblBorders>
+        <w:shd w:color="auto" w:fill="F4F4F4" w:val="clear"/>
+        <w:tblLayout w:type="fixed"/>
+        <w:tblCellMar>
+          <w:top w:type="dxa" w:w="113"/>
+          <w:left w:type="dxa" w:w="113"/>
+          <w:bottom w:type="dxa" w:w="113"/>
+          <w:right w:type="dxa" w:w="113"/>
+        </w:tblCellMar>
+        <w:tblLook w:val="0000" w:firstRow="0" w:lastRow="0" w:firstColumn="0" w:lastColumn="0" w:noHBand="1" w:noVBand="1"/>
+      </w:tblPr>
+      <w:tblGrid>
+        <w:gridCol w:w="9637"/>
+      </w:tblGrid>
+      <w:tr>
+        <w:tc>
+          <w:tcPr>
+            <w:tcW w:type="dxa" w:w="9637"/>
+            <w:shd w:color="auto" w:fill="F4F4F4" w:val="clear"/>
+          </w:tcPr>
+          <w:p>
+            <w:pPr>
+              <w:pStyle w:val="SourceCode"/>
+              <w:spacing w:before="0" w:after="0" w:line="200" w:lineRule="auto"/>
+            </w:pPr>
+            <w:r>
+              <w:t xml:space="preserve">student@lab-vm:~$ cut -d' ' -f1-3 /proc/version</w:t>
+            </w:r>
+          </w:p>
+          <w:p>
+            <w:pPr>
+              <w:pStyle w:val="SourceCode"/>
+              <w:spacing w:before="0" w:after="0" w:line="200" w:lineRule="auto"/>
+            </w:pPr>
+            <w:r>
+              <w:t xml:space="preserve">Linux version 6.8.0-45-generic</w:t>
+            </w:r>
+          </w:p>
+          <w:p>
+            <w:pPr>
+              <w:pStyle w:val="SourceCode"/>
+              <w:spacing w:before="0" w:after="0" w:line="200" w:lineRule="auto"/>
+            </w:pPr>
+          </w:p>
+          <w:p>
+            <w:pPr>
+              <w:pStyle w:val="SourceCode"/>
+              <w:spacing w:before="0" w:after="0" w:line="200" w:lineRule="auto"/>
+            </w:pPr>
+            <w:r>
+              <w:t xml:space="preserve">student@lab-vm:~$ grep -o 'gcc[^,]*' /proc/version</w:t>
+            </w:r>
+          </w:p>
+          <w:p>
+            <w:pPr>
+              <w:pStyle w:val="SourceCode"/>
+              <w:spacing w:before="0" w:after="0" w:line="200" w:lineRule="auto"/>
+            </w:pPr>
+            <w:r>
+              <w:t xml:space="preserve">gcc-13 (Ubuntu 13.2.0-23ubuntu4) 13.2.0</w:t>
+            </w:r>
+          </w:p>
+          <w:p>
+            <w:pPr>
+              <w:pStyle w:val="SourceCode"/>
+              <w:spacing w:before="0" w:after="0" w:line="200" w:lineRule="auto"/>
+            </w:pPr>
+          </w:p>
+          <w:p>
+            <w:pPr>
+              <w:pStyle w:val="SourceCode"/>
+              <w:spacing w:before="0" w:after="0" w:line="200" w:lineRule="auto"/>
+            </w:pPr>
+            <w:r>
+              <w:t xml:space="preserve">student@lab-vm:~$ grep -m1 'model name' /proc/cpuinfo</w:t>
+            </w:r>
+          </w:p>
+          <w:p>
+            <w:pPr>
+              <w:pStyle w:val="SourceCode"/>
+              <w:spacing w:before="0" w:after="0" w:line="200" w:lineRule="auto"/>
+            </w:pPr>
+            <w:r>
+              <w:t xml:space="preserve">model name  : Intel(R) Core(TM) i5-10400 CPU @ 2.90GHz</w:t>
+            </w:r>
+          </w:p>
+          <w:p>
+            <w:pPr>
+              <w:pStyle w:val="SourceCode"/>
+              <w:spacing w:before="0" w:after="0" w:line="200" w:lineRule="auto"/>
+            </w:pPr>
+          </w:p>
+          <w:p>
+            <w:pPr>
+              <w:pStyle w:val="SourceCode"/>
+              <w:spacing w:before="0" w:after="0" w:line="200" w:lineRule="auto"/>
+            </w:pPr>
+            <w:r>
+              <w:t xml:space="preserve">student@lab-vm:~$ ls -l /proc/self/exe</w:t>
+            </w:r>
+          </w:p>
+          <w:p>
+            <w:pPr>
+              <w:pStyle w:val="SourceCode"/>
+              <w:spacing w:before="0" w:after="0" w:line="200" w:lineRule="auto"/>
+            </w:pPr>
+            <w:r>
+              <w:t xml:space="preserve">lrwxrwxrwx 1 student student 0 Sep 17 10:56 /proc/self/exe -&gt; /usr/bin/ls</w:t>
+            </w:r>
+          </w:p>
+          <w:p>
+            <w:pPr>
+              <w:pStyle w:val="SourceCode"/>
+              <w:spacing w:before="0" w:after="0" w:line="200" w:lineRule="auto"/>
+            </w:pPr>
+          </w:p>
+          <w:p>
+            <w:pPr>
+              <w:pStyle w:val="SourceCode"/>
+              <w:spacing w:before="0" w:after="0" w:line="200" w:lineRule="auto"/>
+            </w:pPr>
+            <w:r>
+              <w:t xml:space="preserve">student@lab-vm:~$ cat /proc/loadavg</w:t>
+            </w:r>
+          </w:p>
+          <w:p>
+            <w:pPr>
+              <w:pStyle w:val="SourceCode"/>
+              <w:spacing w:before="0" w:after="0" w:line="200" w:lineRule="auto"/>
+            </w:pPr>
+            <w:r>
+              <w:t xml:space="preserve">0.32 0.41 0.38 2/412 3187</w:t>
+            </w:r>
+          </w:p>
+          <w:p>
+            <w:pPr>
+              <w:pStyle w:val="SourceCode"/>
+              <w:spacing w:before="0" w:after="0" w:line="200" w:lineRule="auto"/>
+            </w:pPr>
+          </w:p>
+          <w:p>
+            <w:pPr>
+              <w:pStyle w:val="SourceCode"/>
+              <w:spacing w:before="0" w:after="0" w:line="200" w:lineRule="auto"/>
+            </w:pPr>
+            <w:r>
+              <w:t xml:space="preserve">student@lab-vm:~$ ls -l /proc/loadavg</w:t>
+            </w:r>
+          </w:p>
+          <w:p>
+            <w:pPr>
+              <w:pStyle w:val="SourceCode"/>
+              <w:spacing w:before="0" w:after="0" w:line="200" w:lineRule="auto"/>
+            </w:pPr>
+            <w:r>
+              <w:t xml:space="preserve">-r--r--r-- 1 root root 0 Sep 17 10:57 /proc/loadavg</w:t>
+            </w:r>
+          </w:p>
+        </w:tc>
+      </w:tr>
+    </w:tbl>
+    <w:p>
+      <w:pPr>
+        <w:spacing w:before="0" w:after="0" w:line="120" w:lineRule="exact"/>
+        <w:rPr>
+          <w:sz w:val="4"/>
+          <w:szCs w:val="4"/>
+        </w:rPr>
+      </w:pPr>
+    </w:p>
+    <w:p>
+      <w:pPr>
+        <w:pStyle w:val="FirstParagraph"/>
+      </w:pPr>
+      <w:r>
         <w:t xml:space="preserve">Каталог</w:t>
       </w:r>
       <w:r>
@@ -2616,7 +3717,109 @@
         <w:t xml:space="preserve"> </w:t>
       </w:r>
       <w:r>
-        <w:t xml:space="preserve">не займає місця на диску: ядро формує його вміст у пам’яті на момент читання. Це наочна ілюстрація принципу «все є файлом».</w:t>
+        <w:t xml:space="preserve">не займає місця на диску: ядро формує його вміст у пам’яті на момент читання, тому</w:t>
+      </w:r>
+      <w:r>
+        <w:t xml:space="preserve"> </w:t>
+      </w:r>
+      <w:r>
+        <w:rPr>
+          <w:rStyle w:val="VerbatimChar"/>
+        </w:rPr>
+        <w:t xml:space="preserve">ls</w:t>
+      </w:r>
+      <w:r>
+        <w:t xml:space="preserve"> </w:t>
+      </w:r>
+      <w:r>
+        <w:t xml:space="preserve">показує розмір 0, хоча</w:t>
+      </w:r>
+      <w:r>
+        <w:t xml:space="preserve"> </w:t>
+      </w:r>
+      <w:r>
+        <w:rPr>
+          <w:rStyle w:val="VerbatimChar"/>
+        </w:rPr>
+        <w:t xml:space="preserve">cat</w:t>
+      </w:r>
+      <w:r>
+        <w:t xml:space="preserve"> </w:t>
+      </w:r>
+      <w:r>
+        <w:t xml:space="preserve">виводить дані.</w:t>
+      </w:r>
+      <w:r>
+        <w:t xml:space="preserve"> </w:t>
+      </w:r>
+      <w:r>
+        <w:rPr>
+          <w:rStyle w:val="VerbatimChar"/>
+        </w:rPr>
+        <w:t xml:space="preserve">/proc/self</w:t>
+      </w:r>
+      <w:r>
+        <w:t xml:space="preserve"> </w:t>
+      </w:r>
+      <w:r>
+        <w:t xml:space="preserve">— посилання на каталог того процесу, який його читає: для команди</w:t>
+      </w:r>
+      <w:r>
+        <w:t xml:space="preserve"> </w:t>
+      </w:r>
+      <w:r>
+        <w:rPr>
+          <w:rStyle w:val="VerbatimChar"/>
+        </w:rPr>
+        <w:t xml:space="preserve">ls</w:t>
+      </w:r>
+      <w:r>
+        <w:t xml:space="preserve"> </w:t>
+      </w:r>
+      <w:r>
+        <w:t xml:space="preserve">посилання</w:t>
+      </w:r>
+      <w:r>
+        <w:t xml:space="preserve"> </w:t>
+      </w:r>
+      <w:r>
+        <w:rPr>
+          <w:rStyle w:val="VerbatimChar"/>
+        </w:rPr>
+        <w:t xml:space="preserve">exe</w:t>
+      </w:r>
+      <w:r>
+        <w:t xml:space="preserve"> </w:t>
+      </w:r>
+      <w:r>
+        <w:t xml:space="preserve">вказує на саму програму</w:t>
+      </w:r>
+      <w:r>
+        <w:t xml:space="preserve"> </w:t>
+      </w:r>
+      <w:r>
+        <w:rPr>
+          <w:rStyle w:val="VerbatimChar"/>
+        </w:rPr>
+        <w:t xml:space="preserve">/usr/bin/ls</w:t>
+      </w:r>
+      <w:r>
+        <w:t xml:space="preserve">. У</w:t>
+      </w:r>
+      <w:r>
+        <w:t xml:space="preserve"> </w:t>
+      </w:r>
+      <w:r>
+        <w:rPr>
+          <w:rStyle w:val="VerbatimChar"/>
+        </w:rPr>
+        <w:t xml:space="preserve">/proc/loadavg</w:t>
+      </w:r>
+      <w:r>
+        <w:t xml:space="preserve"> </w:t>
+      </w:r>
+      <w:r>
+        <w:t xml:space="preserve">перші три числа — середнє навантаження за 1, 5 і 15 хвилин, далі — кількість виконуваних і всіх потоків, а останнє число — PID, виданий найпізніше. Це наочна ілюстрація принципу «все є файлом».</w:t>
       </w:r>
     </w:p>
     <w:bookmarkEnd w:id="21"/>
@@ -2837,7 +4040,130 @@
         <w:jc w:val="both"/>
       </w:pPr>
       <w:r>
-        <w:t xml:space="preserve">Отримати перелік процесів і визначити процес із PID 1. Вивести перелік служб у стані running і показати докладний стан служби свого варіанта.</w:t>
+        <w:t xml:space="preserve">Отримати перелік процесів і визначити процес із PID 1. Вивести перелік служб у стані running і показати докладний стан служби свого варіанта. Якщо службу не встановлено (</w:t>
+      </w:r>
+      <w:r>
+        <w:rPr>
+          <w:rStyle w:val="VerbatimChar"/>
+        </w:rPr>
+        <w:t xml:space="preserve">ssh</w:t>
+      </w:r>
+      <w:r>
+        <w:t xml:space="preserve"> </w:t>
+      </w:r>
+      <w:r>
+        <w:t xml:space="preserve">на настільній Ubuntu), встановіть пакет</w:t>
+      </w:r>
+      <w:r>
+        <w:t xml:space="preserve"> </w:t>
+      </w:r>
+      <w:r>
+        <w:rPr>
+          <w:rStyle w:val="VerbatimChar"/>
+        </w:rPr>
+        <w:t xml:space="preserve">openssh-server</w:t>
+      </w:r>
+      <w:r>
+        <w:t xml:space="preserve">; якщо служби у вашій системі немає зовсім, з’ясуйте, яка служба виконує ту саму роль (наприклад,</w:t>
+      </w:r>
+      <w:r>
+        <w:t xml:space="preserve"> </w:t>
+      </w:r>
+      <w:r>
+        <w:rPr>
+          <w:rStyle w:val="VerbatimChar"/>
+        </w:rPr>
+        <w:t xml:space="preserve">chrony</w:t>
+      </w:r>
+      <w:r>
+        <w:t xml:space="preserve"> </w:t>
+      </w:r>
+      <w:r>
+        <w:t xml:space="preserve">замість</w:t>
+      </w:r>
+      <w:r>
+        <w:t xml:space="preserve"> </w:t>
+      </w:r>
+      <w:r>
+        <w:rPr>
+          <w:rStyle w:val="VerbatimChar"/>
+        </w:rPr>
+        <w:t xml:space="preserve">systemd-timesyncd</w:t>
+      </w:r>
+      <w:r>
+        <w:t xml:space="preserve">,</w:t>
+      </w:r>
+      <w:r>
+        <w:t xml:space="preserve"> </w:t>
+      </w:r>
+      <w:r>
+        <w:rPr>
+          <w:rStyle w:val="VerbatimChar"/>
+        </w:rPr>
+        <w:t xml:space="preserve">crond</w:t>
+      </w:r>
+      <w:r>
+        <w:t xml:space="preserve"> </w:t>
+      </w:r>
+      <w:r>
+        <w:t xml:space="preserve">замість</w:t>
+      </w:r>
+      <w:r>
+        <w:t xml:space="preserve"> </w:t>
+      </w:r>
+      <w:r>
+        <w:rPr>
+          <w:rStyle w:val="VerbatimChar"/>
+        </w:rPr>
+        <w:t xml:space="preserve">cron</w:t>
+      </w:r>
+      <w:r>
+        <w:t xml:space="preserve"> </w:t>
+      </w:r>
+      <w:r>
+        <w:t xml:space="preserve">у Fedora), і дослідіть її. В Ubuntu 24.04</w:t>
+      </w:r>
+      <w:r>
+        <w:t xml:space="preserve"> </w:t>
+      </w:r>
+      <w:r>
+        <w:rPr>
+          <w:rStyle w:val="VerbatimChar"/>
+        </w:rPr>
+        <w:t xml:space="preserve">ssh</w:t>
+      </w:r>
+      <w:r>
+        <w:t xml:space="preserve"> </w:t>
+      </w:r>
+      <w:r>
+        <w:t xml:space="preserve">запускається через</w:t>
+      </w:r>
+      <w:r>
+        <w:t xml:space="preserve"> </w:t>
+      </w:r>
+      <w:r>
+        <w:rPr>
+          <w:rStyle w:val="VerbatimChar"/>
+        </w:rPr>
+        <w:t xml:space="preserve">ssh.socket</w:t>
+      </w:r>
+      <w:r>
+        <w:t xml:space="preserve"> </w:t>
+      </w:r>
+      <w:r>
+        <w:t xml:space="preserve">лише під час першого підключення — поясніть у звіті, що це означає для виводу</w:t>
+      </w:r>
+      <w:r>
+        <w:t xml:space="preserve"> </w:t>
+      </w:r>
+      <w:r>
+        <w:rPr>
+          <w:rStyle w:val="VerbatimChar"/>
+        </w:rPr>
+        <w:t xml:space="preserve">systemctl status ssh</w:t>
+      </w:r>
+      <w:r>
+        <w:t xml:space="preserve">.</w:t>
       </w:r>
     </w:p>
     <w:p>
